--- a/report_template/template_main/tBPTMPlus_CustomEdition_ZJEY_v1.0.2.docx
+++ b/report_template/template_main/tBPTMPlus_CustomEdition_ZJEY_v1.0.2.docx
@@ -423,20 +423,8 @@
                 <w:sz w:val="28"/>
                 <w:szCs w:val="28"/>
               </w:rPr>
-              <w:t>检测总</w:t>
-            </w:r>
-            <w:proofErr w:type="gramStart"/>
-            <w:r>
-              <w:rPr>
-                <w:rFonts w:ascii="思源黑体 CN Normal" w:eastAsia="思源黑体 CN Normal" w:hAnsi="思源黑体 CN Normal" w:hint="eastAsia"/>
-                <w:b/>
-                <w:color w:val="2F5496"/>
-                <w:sz w:val="28"/>
-                <w:szCs w:val="28"/>
-              </w:rPr>
-              <w:t>览</w:t>
-            </w:r>
-            <w:proofErr w:type="gramEnd"/>
+              <w:t>检测总览</w:t>
+            </w:r>
           </w:p>
         </w:tc>
         <w:tc>
@@ -1934,21 +1922,8 @@
                 <w:sz w:val="28"/>
                 <w:szCs w:val="28"/>
               </w:rPr>
-              <w:t>检测总</w:t>
-            </w:r>
-            <w:proofErr w:type="gramStart"/>
-            <w:r>
-              <w:rPr>
-                <w:rFonts w:ascii="思源黑体 CN Bold" w:eastAsia="思源黑体 CN Bold" w:hAnsi="思源黑体 CN Bold" w:hint="eastAsia"/>
-                <w:b/>
-                <w:bCs/>
-                <w:color w:val="2F5496"/>
-                <w:sz w:val="28"/>
-                <w:szCs w:val="28"/>
-              </w:rPr>
-              <w:t>览</w:t>
-            </w:r>
-            <w:proofErr w:type="gramEnd"/>
+              <w:t>检测总览</w:t>
+            </w:r>
           </w:p>
         </w:tc>
       </w:tr>
@@ -2145,25 +2120,7 @@
                 <w:sz w:val="16"/>
                 <w:szCs w:val="16"/>
               </w:rPr>
-              <w:t>子宫内膜</w:t>
-            </w:r>
-            <w:proofErr w:type="gramStart"/>
-            <w:r>
-              <w:rPr>
-                <w:rFonts w:ascii="思源黑体 CN Normal" w:eastAsia="思源黑体 CN Normal" w:hAnsi="思源黑体 CN Normal" w:hint="eastAsia"/>
-                <w:sz w:val="16"/>
-                <w:szCs w:val="16"/>
-              </w:rPr>
-              <w:t>癌分子</w:t>
-            </w:r>
-            <w:proofErr w:type="gramEnd"/>
-            <w:r>
-              <w:rPr>
-                <w:rFonts w:ascii="思源黑体 CN Normal" w:eastAsia="思源黑体 CN Normal" w:hAnsi="思源黑体 CN Normal" w:hint="eastAsia"/>
-                <w:sz w:val="16"/>
-                <w:szCs w:val="16"/>
-              </w:rPr>
-              <w:t>分型检测（含B</w:t>
+              <w:t>子宫内膜癌分子分型检测（含B</w:t>
             </w:r>
             <w:r>
               <w:rPr>
@@ -2282,7 +2239,6 @@
               <w:t>{{</w:t>
             </w:r>
             <w:proofErr w:type="spellStart"/>
-            <w:proofErr w:type="gramStart"/>
             <w:r>
               <w:rPr>
                 <w:rFonts w:ascii="思源黑体 CN Normal" w:eastAsia="思源黑体 CN Normal" w:hAnsi="思源黑体 CN Normal"/>
@@ -2290,17 +2246,7 @@
                 <w:sz w:val="17"/>
                 <w:szCs w:val="17"/>
               </w:rPr>
-              <w:t>sample.patient</w:t>
-            </w:r>
-            <w:proofErr w:type="gramEnd"/>
-            <w:r>
-              <w:rPr>
-                <w:rFonts w:ascii="思源黑体 CN Normal" w:eastAsia="思源黑体 CN Normal" w:hAnsi="思源黑体 CN Normal"/>
-                <w:color w:val="000000" w:themeColor="text1"/>
-                <w:sz w:val="17"/>
-                <w:szCs w:val="17"/>
-              </w:rPr>
-              <w:t>_name</w:t>
+              <w:t>sample.patient_name</w:t>
             </w:r>
             <w:proofErr w:type="spellEnd"/>
             <w:r>
@@ -2430,7 +2376,6 @@
               <w:t>{{</w:t>
             </w:r>
             <w:proofErr w:type="spellStart"/>
-            <w:proofErr w:type="gramStart"/>
             <w:r>
               <w:rPr>
                 <w:rFonts w:ascii="思源黑体 CN Normal" w:eastAsia="思源黑体 CN Normal" w:hAnsi="思源黑体 CN Normal"/>
@@ -2440,7 +2385,6 @@
               <w:t>sample.gender</w:t>
             </w:r>
             <w:proofErr w:type="spellEnd"/>
-            <w:proofErr w:type="gramEnd"/>
             <w:r>
               <w:rPr>
                 <w:rFonts w:ascii="思源黑体 CN Normal" w:eastAsia="思源黑体 CN Normal" w:hAnsi="思源黑体 CN Normal"/>
@@ -2705,23 +2649,13 @@
               <w:t>{{</w:t>
             </w:r>
             <w:proofErr w:type="spellStart"/>
-            <w:proofErr w:type="gramStart"/>
-            <w:r>
-              <w:rPr>
-                <w:rFonts w:ascii="思源黑体 CN Normal" w:eastAsia="思源黑体 CN Normal" w:hAnsi="思源黑体 CN Normal"/>
-                <w:sz w:val="17"/>
-                <w:szCs w:val="17"/>
-              </w:rPr>
-              <w:t>sample.medical</w:t>
-            </w:r>
-            <w:proofErr w:type="gramEnd"/>
-            <w:r>
-              <w:rPr>
-                <w:rFonts w:ascii="思源黑体 CN Normal" w:eastAsia="思源黑体 CN Normal" w:hAnsi="思源黑体 CN Normal"/>
-                <w:sz w:val="17"/>
-                <w:szCs w:val="17"/>
-              </w:rPr>
-              <w:t>_record_number</w:t>
+            <w:r>
+              <w:rPr>
+                <w:rFonts w:ascii="思源黑体 CN Normal" w:eastAsia="思源黑体 CN Normal" w:hAnsi="思源黑体 CN Normal"/>
+                <w:sz w:val="17"/>
+                <w:szCs w:val="17"/>
+              </w:rPr>
+              <w:t>sample.medical_record_number</w:t>
             </w:r>
             <w:proofErr w:type="spellEnd"/>
             <w:r>
@@ -2811,7 +2745,6 @@
               <w:t>{{</w:t>
             </w:r>
             <w:proofErr w:type="spellStart"/>
-            <w:proofErr w:type="gramStart"/>
             <w:r>
               <w:rPr>
                 <w:rFonts w:ascii="思源黑体 CN Normal" w:eastAsia="思源黑体 CN Normal" w:hAnsi="思源黑体 CN Normal"/>
@@ -2819,17 +2752,7 @@
                 <w:sz w:val="17"/>
                 <w:szCs w:val="17"/>
               </w:rPr>
-              <w:t>sample.clinical</w:t>
-            </w:r>
-            <w:proofErr w:type="gramEnd"/>
-            <w:r>
-              <w:rPr>
-                <w:rFonts w:ascii="思源黑体 CN Normal" w:eastAsia="思源黑体 CN Normal" w:hAnsi="思源黑体 CN Normal"/>
-                <w:color w:val="000000" w:themeColor="text1"/>
-                <w:sz w:val="17"/>
-                <w:szCs w:val="17"/>
-              </w:rPr>
-              <w:t>_diagnosis</w:t>
+              <w:t>sample.clinical_diagnosis</w:t>
             </w:r>
             <w:proofErr w:type="spellEnd"/>
             <w:r>
@@ -2942,7 +2865,6 @@
               <w:t>{{</w:t>
             </w:r>
             <w:proofErr w:type="spellStart"/>
-            <w:proofErr w:type="gramStart"/>
             <w:r>
               <w:rPr>
                 <w:rFonts w:ascii="思源黑体 CN Normal" w:eastAsia="思源黑体 CN Normal" w:hAnsi="思源黑体 CN Normal" w:cs="思源黑体 CN Light"/>
@@ -2951,18 +2873,7 @@
                 <w:sz w:val="17"/>
                 <w:szCs w:val="17"/>
               </w:rPr>
-              <w:t>sample.pathological</w:t>
-            </w:r>
-            <w:proofErr w:type="gramEnd"/>
-            <w:r>
-              <w:rPr>
-                <w:rFonts w:ascii="思源黑体 CN Normal" w:eastAsia="思源黑体 CN Normal" w:hAnsi="思源黑体 CN Normal" w:cs="思源黑体 CN Light"/>
-                <w:bCs/>
-                <w:color w:val="000000" w:themeColor="text1"/>
-                <w:sz w:val="17"/>
-                <w:szCs w:val="17"/>
-              </w:rPr>
-              <w:t>_id</w:t>
+              <w:t>sample.pathological_id</w:t>
             </w:r>
             <w:proofErr w:type="spellEnd"/>
             <w:r>
@@ -3076,7 +2987,6 @@
               <w:t>{{</w:t>
             </w:r>
             <w:proofErr w:type="spellStart"/>
-            <w:proofErr w:type="gramStart"/>
             <w:r>
               <w:rPr>
                 <w:rFonts w:ascii="思源黑体 CN Normal" w:eastAsia="思源黑体 CN Normal" w:hAnsi="思源黑体 CN Normal"/>
@@ -3084,17 +2994,7 @@
                 <w:sz w:val="17"/>
                 <w:szCs w:val="17"/>
               </w:rPr>
-              <w:t>sample.disease</w:t>
-            </w:r>
-            <w:proofErr w:type="gramEnd"/>
-            <w:r>
-              <w:rPr>
-                <w:rFonts w:ascii="思源黑体 CN Normal" w:eastAsia="思源黑体 CN Normal" w:hAnsi="思源黑体 CN Normal"/>
-                <w:color w:val="000000" w:themeColor="text1"/>
-                <w:sz w:val="17"/>
-                <w:szCs w:val="17"/>
-              </w:rPr>
-              <w:t>_area</w:t>
+              <w:t>sample.disease_area</w:t>
             </w:r>
             <w:proofErr w:type="spellEnd"/>
             <w:r>
@@ -3248,23 +3148,13 @@
               <w:t>{{</w:t>
             </w:r>
             <w:proofErr w:type="spellStart"/>
-            <w:proofErr w:type="gramStart"/>
-            <w:r>
-              <w:rPr>
-                <w:rFonts w:ascii="思源黑体 CN Normal" w:eastAsia="思源黑体 CN Normal" w:hAnsi="思源黑体 CN Normal"/>
-                <w:sz w:val="17"/>
-                <w:szCs w:val="17"/>
-              </w:rPr>
-              <w:t>sample.submission</w:t>
-            </w:r>
-            <w:proofErr w:type="gramEnd"/>
-            <w:r>
-              <w:rPr>
-                <w:rFonts w:ascii="思源黑体 CN Normal" w:eastAsia="思源黑体 CN Normal" w:hAnsi="思源黑体 CN Normal"/>
-                <w:sz w:val="17"/>
-                <w:szCs w:val="17"/>
-              </w:rPr>
-              <w:t>_department</w:t>
+            <w:r>
+              <w:rPr>
+                <w:rFonts w:ascii="思源黑体 CN Normal" w:eastAsia="思源黑体 CN Normal" w:hAnsi="思源黑体 CN Normal"/>
+                <w:sz w:val="17"/>
+                <w:szCs w:val="17"/>
+              </w:rPr>
+              <w:t>sample.submission_department</w:t>
             </w:r>
             <w:proofErr w:type="spellEnd"/>
             <w:r>
@@ -3328,31 +3218,7 @@
                 <w:sz w:val="17"/>
                 <w:szCs w:val="17"/>
               </w:rPr>
-              <w:t xml:space="preserve"> 检 </w:t>
-            </w:r>
-            <w:proofErr w:type="gramStart"/>
-            <w:r>
-              <w:rPr>
-                <w:rFonts w:ascii="思源黑体 CN Bold" w:eastAsia="思源黑体 CN Bold" w:hAnsi="思源黑体 CN Bold"/>
-                <w:b/>
-                <w:bCs/>
-                <w:color w:val="262626" w:themeColor="text1" w:themeTint="D9"/>
-                <w:sz w:val="17"/>
-                <w:szCs w:val="17"/>
-              </w:rPr>
-              <w:t>医</w:t>
-            </w:r>
-            <w:proofErr w:type="gramEnd"/>
-            <w:r>
-              <w:rPr>
-                <w:rFonts w:ascii="思源黑体 CN Bold" w:eastAsia="思源黑体 CN Bold" w:hAnsi="思源黑体 CN Bold"/>
-                <w:b/>
-                <w:bCs/>
-                <w:color w:val="262626" w:themeColor="text1" w:themeTint="D9"/>
-                <w:sz w:val="17"/>
-                <w:szCs w:val="17"/>
-              </w:rPr>
-              <w:t xml:space="preserve"> </w:t>
+              <w:t xml:space="preserve"> 检 医 </w:t>
             </w:r>
             <w:r>
               <w:rPr>
@@ -3400,7 +3266,6 @@
               <w:t>{{</w:t>
             </w:r>
             <w:proofErr w:type="spellStart"/>
-            <w:proofErr w:type="gramStart"/>
             <w:r>
               <w:rPr>
                 <w:rFonts w:ascii="思源黑体 CN Normal" w:eastAsia="思源黑体 CN Normal" w:hAnsi="思源黑体 CN Normal"/>
@@ -3408,17 +3273,7 @@
                 <w:sz w:val="17"/>
                 <w:szCs w:val="17"/>
               </w:rPr>
-              <w:t>sample.submission</w:t>
-            </w:r>
-            <w:proofErr w:type="gramEnd"/>
-            <w:r>
-              <w:rPr>
-                <w:rFonts w:ascii="思源黑体 CN Normal" w:eastAsia="思源黑体 CN Normal" w:hAnsi="思源黑体 CN Normal"/>
-                <w:color w:val="000000" w:themeColor="text1"/>
-                <w:sz w:val="17"/>
-                <w:szCs w:val="17"/>
-              </w:rPr>
-              <w:t>_doctor</w:t>
+              <w:t>sample.submission_doctor</w:t>
             </w:r>
             <w:proofErr w:type="spellEnd"/>
             <w:r>
@@ -3802,23 +3657,13 @@
               <w:t>{{</w:t>
             </w:r>
             <w:proofErr w:type="spellStart"/>
-            <w:proofErr w:type="gramStart"/>
-            <w:r>
-              <w:rPr>
-                <w:rFonts w:ascii="思源黑体 CN Normal" w:eastAsia="思源黑体 CN Normal" w:hAnsi="思源黑体 CN Normal"/>
-                <w:sz w:val="17"/>
-                <w:szCs w:val="17"/>
-              </w:rPr>
-              <w:t>sample.gather</w:t>
-            </w:r>
-            <w:proofErr w:type="gramEnd"/>
-            <w:r>
-              <w:rPr>
-                <w:rFonts w:ascii="思源黑体 CN Normal" w:eastAsia="思源黑体 CN Normal" w:hAnsi="思源黑体 CN Normal"/>
-                <w:sz w:val="17"/>
-                <w:szCs w:val="17"/>
-              </w:rPr>
-              <w:t>_data</w:t>
+            <w:r>
+              <w:rPr>
+                <w:rFonts w:ascii="思源黑体 CN Normal" w:eastAsia="思源黑体 CN Normal" w:hAnsi="思源黑体 CN Normal"/>
+                <w:sz w:val="17"/>
+                <w:szCs w:val="17"/>
+              </w:rPr>
+              <w:t>sample.gather_data</w:t>
             </w:r>
             <w:proofErr w:type="spellEnd"/>
             <w:r>
@@ -4016,23 +3861,13 @@
               <w:t>{{</w:t>
             </w:r>
             <w:proofErr w:type="spellStart"/>
-            <w:proofErr w:type="gramStart"/>
-            <w:r>
-              <w:rPr>
-                <w:rFonts w:ascii="思源黑体 CN Normal" w:eastAsia="思源黑体 CN Normal" w:hAnsi="思源黑体 CN Normal"/>
-                <w:sz w:val="17"/>
-                <w:szCs w:val="17"/>
-              </w:rPr>
-              <w:t>sample.receive</w:t>
-            </w:r>
-            <w:proofErr w:type="gramEnd"/>
-            <w:r>
-              <w:rPr>
-                <w:rFonts w:ascii="思源黑体 CN Normal" w:eastAsia="思源黑体 CN Normal" w:hAnsi="思源黑体 CN Normal"/>
-                <w:sz w:val="17"/>
-                <w:szCs w:val="17"/>
-              </w:rPr>
-              <w:t>_data</w:t>
+            <w:r>
+              <w:rPr>
+                <w:rFonts w:ascii="思源黑体 CN Normal" w:eastAsia="思源黑体 CN Normal" w:hAnsi="思源黑体 CN Normal"/>
+                <w:sz w:val="17"/>
+                <w:szCs w:val="17"/>
+              </w:rPr>
+              <w:t>sample.receive_data</w:t>
             </w:r>
             <w:proofErr w:type="spellEnd"/>
             <w:r>
@@ -4119,23 +3954,13 @@
               <w:t>{{</w:t>
             </w:r>
             <w:proofErr w:type="spellStart"/>
-            <w:proofErr w:type="gramStart"/>
-            <w:r>
-              <w:rPr>
-                <w:rFonts w:ascii="思源黑体 CN Normal" w:eastAsia="思源黑体 CN Normal" w:hAnsi="思源黑体 CN Normal"/>
-                <w:sz w:val="17"/>
-                <w:szCs w:val="17"/>
-              </w:rPr>
-              <w:t>sample.pathol</w:t>
-            </w:r>
-            <w:proofErr w:type="gramEnd"/>
-            <w:r>
-              <w:rPr>
-                <w:rFonts w:ascii="思源黑体 CN Normal" w:eastAsia="思源黑体 CN Normal" w:hAnsi="思源黑体 CN Normal"/>
-                <w:sz w:val="17"/>
-                <w:szCs w:val="17"/>
-              </w:rPr>
-              <w:t>_diagn</w:t>
+            <w:r>
+              <w:rPr>
+                <w:rFonts w:ascii="思源黑体 CN Normal" w:eastAsia="思源黑体 CN Normal" w:hAnsi="思源黑体 CN Normal"/>
+                <w:sz w:val="17"/>
+                <w:szCs w:val="17"/>
+              </w:rPr>
+              <w:t>sample.pathol_diagn</w:t>
             </w:r>
             <w:proofErr w:type="spellEnd"/>
             <w:r>
@@ -4471,43 +4296,7 @@
                 <w:sz w:val="16"/>
                 <w:szCs w:val="16"/>
               </w:rPr>
-              <w:t>检测范围：BRCA1/2基因以及与子宫内膜</w:t>
-            </w:r>
-            <w:proofErr w:type="gramStart"/>
-            <w:r>
-              <w:rPr>
-                <w:rFonts w:ascii="思源黑体 CN Normal" w:eastAsia="思源黑体 CN Normal" w:hAnsi="思源黑体 CN Normal" w:hint="eastAsia"/>
-                <w:sz w:val="16"/>
-                <w:szCs w:val="16"/>
-              </w:rPr>
-              <w:t>癌分子</w:t>
-            </w:r>
-            <w:proofErr w:type="gramEnd"/>
-            <w:r>
-              <w:rPr>
-                <w:rFonts w:ascii="思源黑体 CN Normal" w:eastAsia="思源黑体 CN Normal" w:hAnsi="思源黑体 CN Normal" w:hint="eastAsia"/>
-                <w:sz w:val="16"/>
-                <w:szCs w:val="16"/>
-              </w:rPr>
-              <w:t>分型、肿瘤诊断、治疗和/或预后密切相关的8个基因的目标区域及55个微卫星位点</w:t>
-            </w:r>
-            <w:proofErr w:type="gramStart"/>
-            <w:r>
-              <w:rPr>
-                <w:rFonts w:ascii="思源黑体 CN Normal" w:eastAsia="思源黑体 CN Normal" w:hAnsi="思源黑体 CN Normal" w:hint="eastAsia"/>
-                <w:sz w:val="16"/>
-                <w:szCs w:val="16"/>
-              </w:rPr>
-              <w:t>位点</w:t>
-            </w:r>
-            <w:proofErr w:type="gramEnd"/>
-            <w:r>
-              <w:rPr>
-                <w:rFonts w:ascii="思源黑体 CN Normal" w:eastAsia="思源黑体 CN Normal" w:hAnsi="思源黑体 CN Normal" w:hint="eastAsia"/>
-                <w:sz w:val="16"/>
-                <w:szCs w:val="16"/>
-              </w:rPr>
-              <w:t>。</w:t>
+              <w:t>检测范围：BRCA1/2基因以及与子宫内膜癌分子分型、肿瘤诊断、治疗和/或预后密切相关的8个基因的目标区域及55个微卫星位点位点。</w:t>
             </w:r>
           </w:p>
           <w:p>
@@ -4596,25 +4385,7 @@
                 <w:sz w:val="16"/>
                 <w:szCs w:val="16"/>
               </w:rPr>
-              <w:t>本产品可为子宫内膜</w:t>
-            </w:r>
-            <w:proofErr w:type="gramStart"/>
-            <w:r>
-              <w:rPr>
-                <w:rFonts w:ascii="思源黑体 CN Normal" w:eastAsia="思源黑体 CN Normal" w:hAnsi="思源黑体 CN Normal" w:hint="eastAsia"/>
-                <w:sz w:val="16"/>
-                <w:szCs w:val="16"/>
-              </w:rPr>
-              <w:t>癌分子</w:t>
-            </w:r>
-            <w:proofErr w:type="gramEnd"/>
-            <w:r>
-              <w:rPr>
-                <w:rFonts w:ascii="思源黑体 CN Normal" w:eastAsia="思源黑体 CN Normal" w:hAnsi="思源黑体 CN Normal" w:hint="eastAsia"/>
-                <w:sz w:val="16"/>
-                <w:szCs w:val="16"/>
-              </w:rPr>
-              <w:t>分型及肿瘤患者药物选择提供指导建议。</w:t>
+              <w:t>本产品可为子宫内膜癌分子分型及肿瘤患者药物选择提供指导建议。</w:t>
             </w:r>
           </w:p>
         </w:tc>
@@ -4880,31 +4651,7 @@
                 <w:sz w:val="17"/>
                 <w:szCs w:val="17"/>
               </w:rPr>
-              <w:t>子宫内膜</w:t>
-            </w:r>
-            <w:proofErr w:type="gramStart"/>
-            <w:r>
-              <w:rPr>
-                <w:rFonts w:ascii="思源黑体 CN Bold" w:eastAsia="思源黑体 CN Bold" w:hAnsi="思源黑体 CN Bold" w:hint="eastAsia"/>
-                <w:b/>
-                <w:bCs/>
-                <w:color w:val="2F5496"/>
-                <w:sz w:val="17"/>
-                <w:szCs w:val="17"/>
-              </w:rPr>
-              <w:t>癌分子</w:t>
-            </w:r>
-            <w:proofErr w:type="gramEnd"/>
-            <w:r>
-              <w:rPr>
-                <w:rFonts w:ascii="思源黑体 CN Bold" w:eastAsia="思源黑体 CN Bold" w:hAnsi="思源黑体 CN Bold" w:hint="eastAsia"/>
-                <w:b/>
-                <w:bCs/>
-                <w:color w:val="2F5496"/>
-                <w:sz w:val="17"/>
-                <w:szCs w:val="17"/>
-              </w:rPr>
-              <w:t>分型</w:t>
+              <w:t>子宫内膜癌分子分型</w:t>
             </w:r>
           </w:p>
         </w:tc>
@@ -4968,25 +4715,7 @@
                 <w:sz w:val="17"/>
                 <w:szCs w:val="17"/>
               </w:rPr>
-              <w:t xml:space="preserve"> type </w:t>
-            </w:r>
-            <w:proofErr w:type="gramStart"/>
-            <w:r>
-              <w:rPr>
-                <w:rFonts w:ascii="思源黑体 CN Normal" w:eastAsia="思源黑体 CN Normal" w:hAnsi="思源黑体 CN Normal"/>
-                <w:sz w:val="17"/>
-                <w:szCs w:val="17"/>
-              </w:rPr>
-              <w:t>EC”%</w:t>
-            </w:r>
-            <w:proofErr w:type="gramEnd"/>
-            <w:r>
-              <w:rPr>
-                <w:rFonts w:ascii="思源黑体 CN Normal" w:eastAsia="思源黑体 CN Normal" w:hAnsi="思源黑体 CN Normal"/>
-                <w:sz w:val="17"/>
-                <w:szCs w:val="17"/>
-              </w:rPr>
-              <w:t>}</w:t>
+              <w:t xml:space="preserve"> type EC”%}</w:t>
             </w:r>
           </w:p>
           <w:p>
@@ -5058,25 +4787,7 @@
                 <w:sz w:val="17"/>
                 <w:szCs w:val="17"/>
               </w:rPr>
-              <w:t xml:space="preserve"> == “MSI-H type </w:t>
-            </w:r>
-            <w:proofErr w:type="gramStart"/>
-            <w:r>
-              <w:rPr>
-                <w:rFonts w:ascii="思源黑体 CN Normal" w:eastAsia="思源黑体 CN Normal" w:hAnsi="思源黑体 CN Normal"/>
-                <w:sz w:val="17"/>
-                <w:szCs w:val="17"/>
-              </w:rPr>
-              <w:t>EC”%</w:t>
-            </w:r>
-            <w:proofErr w:type="gramEnd"/>
-            <w:r>
-              <w:rPr>
-                <w:rFonts w:ascii="思源黑体 CN Normal" w:eastAsia="思源黑体 CN Normal" w:hAnsi="思源黑体 CN Normal"/>
-                <w:sz w:val="17"/>
-                <w:szCs w:val="17"/>
-              </w:rPr>
-              <w:t>}</w:t>
+              <w:t xml:space="preserve"> == “MSI-H type EC”%}</w:t>
             </w:r>
           </w:p>
           <w:p>
@@ -5174,25 +4885,7 @@
                 <w:sz w:val="17"/>
                 <w:szCs w:val="17"/>
               </w:rPr>
-              <w:t xml:space="preserve"> == “CNH type </w:t>
-            </w:r>
-            <w:proofErr w:type="gramStart"/>
-            <w:r>
-              <w:rPr>
-                <w:rFonts w:ascii="思源黑体 CN Normal" w:eastAsia="思源黑体 CN Normal" w:hAnsi="思源黑体 CN Normal"/>
-                <w:sz w:val="17"/>
-                <w:szCs w:val="17"/>
-              </w:rPr>
-              <w:t>EC”%</w:t>
-            </w:r>
-            <w:proofErr w:type="gramEnd"/>
-            <w:r>
-              <w:rPr>
-                <w:rFonts w:ascii="思源黑体 CN Normal" w:eastAsia="思源黑体 CN Normal" w:hAnsi="思源黑体 CN Normal"/>
-                <w:sz w:val="17"/>
-                <w:szCs w:val="17"/>
-              </w:rPr>
-              <w:t>}</w:t>
+              <w:t xml:space="preserve"> == “CNH type EC”%}</w:t>
             </w:r>
           </w:p>
           <w:p>
@@ -5282,25 +4975,7 @@
                 <w:sz w:val="17"/>
                 <w:szCs w:val="17"/>
               </w:rPr>
-              <w:t xml:space="preserve"> == “CNL type </w:t>
-            </w:r>
-            <w:proofErr w:type="gramStart"/>
-            <w:r>
-              <w:rPr>
-                <w:rFonts w:ascii="思源黑体 CN Normal" w:eastAsia="思源黑体 CN Normal" w:hAnsi="思源黑体 CN Normal"/>
-                <w:sz w:val="17"/>
-                <w:szCs w:val="17"/>
-              </w:rPr>
-              <w:t>EC”%</w:t>
-            </w:r>
-            <w:proofErr w:type="gramEnd"/>
-            <w:r>
-              <w:rPr>
-                <w:rFonts w:ascii="思源黑体 CN Normal" w:eastAsia="思源黑体 CN Normal" w:hAnsi="思源黑体 CN Normal"/>
-                <w:sz w:val="17"/>
-                <w:szCs w:val="17"/>
-              </w:rPr>
-              <w:t>}</w:t>
+              <w:t xml:space="preserve"> == “CNL type EC”%}</w:t>
             </w:r>
           </w:p>
           <w:p>
@@ -5715,25 +5390,7 @@
                 <w:sz w:val="17"/>
                 <w:szCs w:val="17"/>
               </w:rPr>
-              <w:t>)|count}}</w:t>
-            </w:r>
-            <w:proofErr w:type="gramStart"/>
-            <w:r>
-              <w:rPr>
-                <w:rFonts w:ascii="思源黑体 CN Normal" w:eastAsia="思源黑体 CN Normal" w:hAnsi="思源黑体 CN Normal" w:hint="eastAsia"/>
-                <w:sz w:val="17"/>
-                <w:szCs w:val="17"/>
-              </w:rPr>
-              <w:t>个</w:t>
-            </w:r>
-            <w:proofErr w:type="gramEnd"/>
-            <w:r>
-              <w:rPr>
-                <w:rFonts w:ascii="思源黑体 CN Normal" w:eastAsia="思源黑体 CN Normal" w:hAnsi="思源黑体 CN Normal" w:hint="eastAsia"/>
-                <w:sz w:val="17"/>
-                <w:szCs w:val="17"/>
-              </w:rPr>
-              <w:t>变异，其中具有临床意义的变异有{{(</w:t>
+              <w:t>)|count}}个变异，其中具有临床意义的变异有{{(</w:t>
             </w:r>
             <w:proofErr w:type="spellStart"/>
             <w:r>
@@ -5769,25 +5426,7 @@
                 <w:sz w:val="17"/>
                 <w:szCs w:val="17"/>
               </w:rPr>
-              <w:t>)|count}}</w:t>
-            </w:r>
-            <w:proofErr w:type="gramStart"/>
-            <w:r>
-              <w:rPr>
-                <w:rFonts w:ascii="思源黑体 CN Normal" w:eastAsia="思源黑体 CN Normal" w:hAnsi="思源黑体 CN Normal" w:hint="eastAsia"/>
-                <w:sz w:val="17"/>
-                <w:szCs w:val="17"/>
-              </w:rPr>
-              <w:t>个</w:t>
-            </w:r>
-            <w:proofErr w:type="gramEnd"/>
-            <w:r>
-              <w:rPr>
-                <w:rFonts w:ascii="思源黑体 CN Normal" w:eastAsia="思源黑体 CN Normal" w:hAnsi="思源黑体 CN Normal" w:hint="eastAsia"/>
-                <w:sz w:val="17"/>
-                <w:szCs w:val="17"/>
-              </w:rPr>
-              <w:t>，</w:t>
+              <w:t>)|count}}个，</w:t>
             </w:r>
             <w:r>
               <w:rPr>
@@ -5821,25 +5460,7 @@
                 <w:sz w:val="17"/>
                 <w:szCs w:val="17"/>
               </w:rPr>
-              <w:t>)|count}}</w:t>
-            </w:r>
-            <w:proofErr w:type="gramStart"/>
-            <w:r>
-              <w:rPr>
-                <w:rFonts w:ascii="思源黑体 CN Normal" w:eastAsia="思源黑体 CN Normal" w:hAnsi="思源黑体 CN Normal" w:hint="eastAsia"/>
-                <w:sz w:val="17"/>
-                <w:szCs w:val="17"/>
-              </w:rPr>
-              <w:t>个</w:t>
-            </w:r>
-            <w:proofErr w:type="gramEnd"/>
-            <w:r>
-              <w:rPr>
-                <w:rFonts w:ascii="思源黑体 CN Normal" w:eastAsia="思源黑体 CN Normal" w:hAnsi="思源黑体 CN Normal" w:hint="eastAsia"/>
-                <w:sz w:val="17"/>
-                <w:szCs w:val="17"/>
-              </w:rPr>
-              <w:t xml:space="preserve">。{%if </w:t>
+              <w:t xml:space="preserve">)|count}}个。{%if </w:t>
             </w:r>
             <w:proofErr w:type="spellStart"/>
             <w:r>
@@ -6174,25 +5795,7 @@
           <w:sz w:val="21"/>
           <w:szCs w:val="21"/>
         </w:rPr>
-        <w:t>子宫内膜</w:t>
-      </w:r>
-      <w:proofErr w:type="gramStart"/>
-      <w:r>
-        <w:rPr>
-          <w:rFonts w:ascii="思源黑体 CN Bold" w:hAnsi="思源黑体 CN Bold" w:cstheme="minorBidi" w:hint="eastAsia"/>
-          <w:sz w:val="21"/>
-          <w:szCs w:val="21"/>
-        </w:rPr>
-        <w:t>癌分子</w:t>
-      </w:r>
-      <w:proofErr w:type="gramEnd"/>
-      <w:r>
-        <w:rPr>
-          <w:rFonts w:ascii="思源黑体 CN Bold" w:hAnsi="思源黑体 CN Bold" w:cstheme="minorBidi" w:hint="eastAsia"/>
-          <w:sz w:val="21"/>
-          <w:szCs w:val="21"/>
-        </w:rPr>
-        <w:t>分型结果</w:t>
+        <w:t>子宫内膜癌分子分型结果</w:t>
       </w:r>
     </w:p>
     <w:p/>
@@ -6361,25 +5964,7 @@
                 <w:sz w:val="17"/>
                 <w:szCs w:val="17"/>
               </w:rPr>
-              <w:t>{%tr for a in var.ec_</w:t>
-            </w:r>
-            <w:proofErr w:type="gramStart"/>
-            <w:r>
-              <w:rPr>
-                <w:rFonts w:ascii="思源黑体 CN Normal" w:eastAsia="思源黑体 CN Normal" w:hAnsi="思源黑体 CN Normal"/>
-                <w:sz w:val="17"/>
-                <w:szCs w:val="17"/>
-              </w:rPr>
-              <w:t>type.POLE</w:t>
-            </w:r>
-            <w:proofErr w:type="gramEnd"/>
-            <w:r>
-              <w:rPr>
-                <w:rFonts w:ascii="思源黑体 CN Normal" w:eastAsia="思源黑体 CN Normal" w:hAnsi="思源黑体 CN Normal"/>
-                <w:sz w:val="17"/>
-                <w:szCs w:val="17"/>
-              </w:rPr>
-              <w:t>_level12_withECtype + [</w:t>
+              <w:t>{%tr for a in var.ec_type.POLE_level12_withECtype + [</w:t>
             </w:r>
             <w:proofErr w:type="spellStart"/>
             <w:r>
@@ -6443,25 +6028,7 @@
                 <w:sz w:val="17"/>
                 <w:szCs w:val="17"/>
               </w:rPr>
-              <w:t xml:space="preserve"> in [”MSI-H”</w:t>
-            </w:r>
-            <w:proofErr w:type="gramStart"/>
-            <w:r>
-              <w:rPr>
-                <w:rFonts w:ascii="思源黑体 CN Normal" w:eastAsia="思源黑体 CN Normal" w:hAnsi="思源黑体 CN Normal"/>
-                <w:sz w:val="17"/>
-                <w:szCs w:val="17"/>
-              </w:rPr>
-              <w:t>, ”MSS</w:t>
-            </w:r>
-            <w:proofErr w:type="gramEnd"/>
-            <w:r>
-              <w:rPr>
-                <w:rFonts w:ascii="思源黑体 CN Normal" w:eastAsia="思源黑体 CN Normal" w:hAnsi="思源黑体 CN Normal"/>
-                <w:sz w:val="17"/>
-                <w:szCs w:val="17"/>
-              </w:rPr>
-              <w:t>”]%}</w:t>
+              <w:t xml:space="preserve"> in [”MSI-H”, ”MSS”]%}</w:t>
             </w:r>
           </w:p>
           <w:p>
@@ -6522,7 +6089,6 @@
               <w:t>{{</w:t>
             </w:r>
             <w:proofErr w:type="spellStart"/>
-            <w:proofErr w:type="gramStart"/>
             <w:r>
               <w:rPr>
                 <w:rFonts w:ascii="思源黑体 CN Normal" w:eastAsia="思源黑体 CN Normal" w:hAnsi="思源黑体 CN Normal"/>
@@ -6531,9 +6097,9 @@
                 <w:sz w:val="17"/>
                 <w:szCs w:val="17"/>
               </w:rPr>
-              <w:t>a.gene</w:t>
-            </w:r>
-            <w:proofErr w:type="gramEnd"/>
+              <w:t>a.gene_symbol</w:t>
+            </w:r>
+            <w:proofErr w:type="spellEnd"/>
             <w:r>
               <w:rPr>
                 <w:rFonts w:ascii="思源黑体 CN Normal" w:eastAsia="思源黑体 CN Normal" w:hAnsi="思源黑体 CN Normal"/>
@@ -6542,14 +6108,386 @@
                 <w:sz w:val="17"/>
                 <w:szCs w:val="17"/>
               </w:rPr>
-              <w:t>_symbol</w:t>
+              <w:t>}}</w:t>
+            </w:r>
+          </w:p>
+          <w:p>
+            <w:pPr>
+              <w:jc w:val="center"/>
+              <w:rPr>
+                <w:rFonts w:ascii="思源黑体 CN Normal" w:eastAsia="思源黑体 CN Normal" w:hAnsi="思源黑体 CN Normal"/>
+                <w:sz w:val="17"/>
+                <w:szCs w:val="17"/>
+              </w:rPr>
+            </w:pPr>
+            <w:r>
+              <w:rPr>
+                <w:rFonts w:ascii="思源黑体 CN Normal" w:eastAsia="思源黑体 CN Normal" w:hAnsi="思源黑体 CN Normal"/>
+                <w:sz w:val="17"/>
+                <w:szCs w:val="17"/>
+              </w:rPr>
+              <w:t>{%p endif%}</w:t>
+            </w:r>
+          </w:p>
+        </w:tc>
+        <w:tc>
+          <w:tcPr>
+            <w:tcW w:w="1647" w:type="pct"/>
+          </w:tcPr>
+          <w:p>
+            <w:pPr>
+              <w:jc w:val="center"/>
+              <w:rPr>
+                <w:rFonts w:ascii="思源黑体 CN Normal" w:eastAsia="思源黑体 CN Normal" w:hAnsi="思源黑体 CN Normal"/>
+                <w:sz w:val="17"/>
+                <w:szCs w:val="17"/>
+              </w:rPr>
+            </w:pPr>
+            <w:r>
+              <w:rPr>
+                <w:rFonts w:ascii="思源黑体 CN Normal" w:eastAsia="思源黑体 CN Normal" w:hAnsi="思源黑体 CN Normal"/>
+                <w:sz w:val="17"/>
+                <w:szCs w:val="17"/>
+              </w:rPr>
+              <w:t xml:space="preserve">{%p if </w:t>
+            </w:r>
+            <w:proofErr w:type="spellStart"/>
+            <w:r>
+              <w:rPr>
+                <w:rFonts w:ascii="思源黑体 CN Normal" w:eastAsia="思源黑体 CN Normal" w:hAnsi="思源黑体 CN Normal"/>
+                <w:sz w:val="17"/>
+                <w:szCs w:val="17"/>
+              </w:rPr>
+              <w:t>a.var_id</w:t>
             </w:r>
             <w:proofErr w:type="spellEnd"/>
             <w:r>
               <w:rPr>
                 <w:rFonts w:ascii="思源黑体 CN Normal" w:eastAsia="思源黑体 CN Normal" w:hAnsi="思源黑体 CN Normal"/>
-                <w:i/>
-                <w:iCs/>
+                <w:sz w:val="17"/>
+                <w:szCs w:val="17"/>
+              </w:rPr>
+              <w:t>==”MSI-H”%}</w:t>
+            </w:r>
+          </w:p>
+          <w:p>
+            <w:pPr>
+              <w:jc w:val="center"/>
+              <w:rPr>
+                <w:rFonts w:ascii="思源黑体 CN Normal" w:eastAsia="思源黑体 CN Normal" w:hAnsi="思源黑体 CN Normal"/>
+                <w:sz w:val="17"/>
+                <w:szCs w:val="17"/>
+              </w:rPr>
+            </w:pPr>
+            <w:r>
+              <w:rPr>
+                <w:rFonts w:ascii="思源黑体 CN Normal" w:eastAsia="思源黑体 CN Normal" w:hAnsi="思源黑体 CN Normal" w:hint="eastAsia"/>
+                <w:sz w:val="17"/>
+                <w:szCs w:val="17"/>
+              </w:rPr>
+              <w:t>微卫星不稳定（MSI-H）</w:t>
+            </w:r>
+          </w:p>
+          <w:p>
+            <w:pPr>
+              <w:jc w:val="center"/>
+              <w:rPr>
+                <w:rFonts w:ascii="思源黑体 CN Normal" w:eastAsia="思源黑体 CN Normal" w:hAnsi="思源黑体 CN Normal"/>
+                <w:sz w:val="17"/>
+                <w:szCs w:val="17"/>
+              </w:rPr>
+            </w:pPr>
+            <w:r>
+              <w:rPr>
+                <w:rFonts w:ascii="思源黑体 CN Normal" w:eastAsia="思源黑体 CN Normal" w:hAnsi="思源黑体 CN Normal"/>
+                <w:sz w:val="17"/>
+                <w:szCs w:val="17"/>
+              </w:rPr>
+              <w:t xml:space="preserve">{%p </w:t>
+            </w:r>
+            <w:proofErr w:type="spellStart"/>
+            <w:r>
+              <w:rPr>
+                <w:rFonts w:ascii="思源黑体 CN Normal" w:eastAsia="思源黑体 CN Normal" w:hAnsi="思源黑体 CN Normal"/>
+                <w:sz w:val="17"/>
+                <w:szCs w:val="17"/>
+              </w:rPr>
+              <w:t>elif</w:t>
+            </w:r>
+            <w:proofErr w:type="spellEnd"/>
+            <w:r>
+              <w:rPr>
+                <w:rFonts w:ascii="思源黑体 CN Normal" w:eastAsia="思源黑体 CN Normal" w:hAnsi="思源黑体 CN Normal"/>
+                <w:sz w:val="17"/>
+                <w:szCs w:val="17"/>
+              </w:rPr>
+              <w:t xml:space="preserve"> </w:t>
+            </w:r>
+            <w:proofErr w:type="spellStart"/>
+            <w:r>
+              <w:rPr>
+                <w:rFonts w:ascii="思源黑体 CN Normal" w:eastAsia="思源黑体 CN Normal" w:hAnsi="思源黑体 CN Normal"/>
+                <w:sz w:val="17"/>
+                <w:szCs w:val="17"/>
+              </w:rPr>
+              <w:t>a.var_id</w:t>
+            </w:r>
+            <w:proofErr w:type="spellEnd"/>
+            <w:r>
+              <w:rPr>
+                <w:rFonts w:ascii="思源黑体 CN Normal" w:eastAsia="思源黑体 CN Normal" w:hAnsi="思源黑体 CN Normal"/>
+                <w:sz w:val="17"/>
+                <w:szCs w:val="17"/>
+              </w:rPr>
+              <w:t>==”MSS”%}</w:t>
+            </w:r>
+          </w:p>
+          <w:p>
+            <w:pPr>
+              <w:jc w:val="center"/>
+              <w:rPr>
+                <w:rFonts w:ascii="思源黑体 CN Normal" w:eastAsia="思源黑体 CN Normal" w:hAnsi="思源黑体 CN Normal"/>
+                <w:sz w:val="17"/>
+                <w:szCs w:val="17"/>
+              </w:rPr>
+            </w:pPr>
+            <w:r>
+              <w:rPr>
+                <w:rFonts w:ascii="思源黑体 CN Normal" w:eastAsia="思源黑体 CN Normal" w:hAnsi="思源黑体 CN Normal" w:hint="eastAsia"/>
+                <w:sz w:val="17"/>
+                <w:szCs w:val="17"/>
+              </w:rPr>
+              <w:t>微卫星稳定（MSS）</w:t>
+            </w:r>
+          </w:p>
+          <w:p>
+            <w:pPr>
+              <w:jc w:val="center"/>
+              <w:rPr>
+                <w:rFonts w:ascii="思源黑体 CN Normal" w:eastAsia="思源黑体 CN Normal" w:hAnsi="思源黑体 CN Normal"/>
+                <w:sz w:val="17"/>
+                <w:szCs w:val="17"/>
+              </w:rPr>
+            </w:pPr>
+            <w:r>
+              <w:rPr>
+                <w:rFonts w:ascii="思源黑体 CN Normal" w:eastAsia="思源黑体 CN Normal" w:hAnsi="思源黑体 CN Normal"/>
+                <w:sz w:val="17"/>
+                <w:szCs w:val="17"/>
+              </w:rPr>
+              <w:t>{%p else%}</w:t>
+            </w:r>
+          </w:p>
+          <w:p>
+            <w:pPr>
+              <w:jc w:val="center"/>
+              <w:rPr>
+                <w:rFonts w:ascii="思源黑体 CN Normal" w:eastAsia="思源黑体 CN Normal" w:hAnsi="思源黑体 CN Normal"/>
+                <w:sz w:val="17"/>
+                <w:szCs w:val="17"/>
+              </w:rPr>
+            </w:pPr>
+            <w:r>
+              <w:rPr>
+                <w:rFonts w:ascii="思源黑体 CN Normal" w:eastAsia="思源黑体 CN Normal" w:hAnsi="思源黑体 CN Normal"/>
+                <w:sz w:val="17"/>
+                <w:szCs w:val="17"/>
+              </w:rPr>
+              <w:t xml:space="preserve">{%p if </w:t>
+            </w:r>
+            <w:proofErr w:type="spellStart"/>
+            <w:r>
+              <w:rPr>
+                <w:rFonts w:ascii="思源黑体 CN Normal" w:eastAsia="思源黑体 CN Normal" w:hAnsi="思源黑体 CN Normal"/>
+                <w:sz w:val="17"/>
+                <w:szCs w:val="17"/>
+              </w:rPr>
+              <w:t>a.result</w:t>
+            </w:r>
+            <w:proofErr w:type="spellEnd"/>
+            <w:r>
+              <w:rPr>
+                <w:rFonts w:ascii="思源黑体 CN Normal" w:eastAsia="思源黑体 CN Normal" w:hAnsi="思源黑体 CN Normal"/>
+                <w:sz w:val="17"/>
+                <w:szCs w:val="17"/>
+              </w:rPr>
+              <w:t>==”</w:t>
+            </w:r>
+            <w:proofErr w:type="spellStart"/>
+            <w:r>
+              <w:rPr>
+                <w:rFonts w:ascii="思源黑体 CN Normal" w:eastAsia="思源黑体 CN Normal" w:hAnsi="思源黑体 CN Normal"/>
+                <w:sz w:val="17"/>
+                <w:szCs w:val="17"/>
+              </w:rPr>
+              <w:t>nofound</w:t>
+            </w:r>
+            <w:proofErr w:type="spellEnd"/>
+            <w:r>
+              <w:rPr>
+                <w:rFonts w:ascii="思源黑体 CN Normal" w:eastAsia="思源黑体 CN Normal" w:hAnsi="思源黑体 CN Normal"/>
+                <w:sz w:val="17"/>
+                <w:szCs w:val="17"/>
+              </w:rPr>
+              <w:t>”%}</w:t>
+            </w:r>
+          </w:p>
+          <w:p>
+            <w:pPr>
+              <w:jc w:val="center"/>
+              <w:rPr>
+                <w:rFonts w:ascii="思源黑体 CN Normal" w:eastAsia="思源黑体 CN Normal" w:hAnsi="思源黑体 CN Normal"/>
+                <w:sz w:val="17"/>
+                <w:szCs w:val="17"/>
+              </w:rPr>
+            </w:pPr>
+            <w:r>
+              <w:rPr>
+                <w:rFonts w:ascii="思源黑体 CN Normal" w:eastAsia="思源黑体 CN Normal" w:hAnsi="思源黑体 CN Normal" w:hint="eastAsia"/>
+                <w:sz w:val="17"/>
+                <w:szCs w:val="17"/>
+              </w:rPr>
+              <w:t>未检测到具有临床意义的变异</w:t>
+            </w:r>
+          </w:p>
+          <w:p>
+            <w:pPr>
+              <w:jc w:val="center"/>
+              <w:rPr>
+                <w:rFonts w:ascii="思源黑体 CN Normal" w:eastAsia="思源黑体 CN Normal" w:hAnsi="思源黑体 CN Normal"/>
+                <w:sz w:val="17"/>
+                <w:szCs w:val="17"/>
+              </w:rPr>
+            </w:pPr>
+            <w:r>
+              <w:rPr>
+                <w:rFonts w:ascii="思源黑体 CN Normal" w:eastAsia="思源黑体 CN Normal" w:hAnsi="思源黑体 CN Normal"/>
+                <w:sz w:val="17"/>
+                <w:szCs w:val="17"/>
+              </w:rPr>
+              <w:t>{%p else%}</w:t>
+            </w:r>
+          </w:p>
+          <w:p>
+            <w:pPr>
+              <w:jc w:val="center"/>
+              <w:rPr>
+                <w:rFonts w:ascii="思源黑体 CN Normal" w:eastAsia="思源黑体 CN Normal" w:hAnsi="思源黑体 CN Normal"/>
+                <w:sz w:val="17"/>
+                <w:szCs w:val="17"/>
+              </w:rPr>
+            </w:pPr>
+            <w:r>
+              <w:rPr>
+                <w:rFonts w:ascii="思源黑体 CN Normal" w:eastAsia="思源黑体 CN Normal" w:hAnsi="思源黑体 CN Normal"/>
+                <w:sz w:val="17"/>
+                <w:szCs w:val="17"/>
+              </w:rPr>
+              <w:t>{{</w:t>
+            </w:r>
+            <w:proofErr w:type="spellStart"/>
+            <w:r>
+              <w:rPr>
+                <w:rFonts w:ascii="思源黑体 CN Normal" w:eastAsia="思源黑体 CN Normal" w:hAnsi="思源黑体 CN Normal"/>
+                <w:sz w:val="17"/>
+                <w:szCs w:val="17"/>
+              </w:rPr>
+              <w:t>a.gene_region</w:t>
+            </w:r>
+            <w:proofErr w:type="spellEnd"/>
+            <w:r>
+              <w:rPr>
+                <w:rFonts w:ascii="思源黑体 CN Normal" w:eastAsia="思源黑体 CN Normal" w:hAnsi="思源黑体 CN Normal"/>
+                <w:sz w:val="17"/>
+                <w:szCs w:val="17"/>
+              </w:rPr>
+              <w:t>}} {{</w:t>
+            </w:r>
+            <w:proofErr w:type="spellStart"/>
+            <w:r>
+              <w:rPr>
+                <w:rFonts w:ascii="思源黑体 CN Normal" w:eastAsia="思源黑体 CN Normal" w:hAnsi="思源黑体 CN Normal"/>
+                <w:sz w:val="17"/>
+                <w:szCs w:val="17"/>
+              </w:rPr>
+              <w:t>a.hgvs_c</w:t>
+            </w:r>
+            <w:proofErr w:type="spellEnd"/>
+            <w:r>
+              <w:rPr>
+                <w:rFonts w:ascii="思源黑体 CN Normal" w:eastAsia="思源黑体 CN Normal" w:hAnsi="思源黑体 CN Normal"/>
+                <w:sz w:val="17"/>
+                <w:szCs w:val="17"/>
+              </w:rPr>
+              <w:t xml:space="preserve">}}{%if </w:t>
+            </w:r>
+            <w:proofErr w:type="spellStart"/>
+            <w:r>
+              <w:rPr>
+                <w:rFonts w:ascii="思源黑体 CN Normal" w:eastAsia="思源黑体 CN Normal" w:hAnsi="思源黑体 CN Normal"/>
+                <w:sz w:val="17"/>
+                <w:szCs w:val="17"/>
+              </w:rPr>
+              <w:t>a.hgvs_p</w:t>
+            </w:r>
+            <w:proofErr w:type="spellEnd"/>
+            <w:r>
+              <w:rPr>
+                <w:rFonts w:ascii="思源黑体 CN Normal" w:eastAsia="思源黑体 CN Normal" w:hAnsi="思源黑体 CN Normal"/>
+                <w:sz w:val="17"/>
+                <w:szCs w:val="17"/>
+              </w:rPr>
+              <w:t xml:space="preserve"> != “p.?”%} {{</w:t>
+            </w:r>
+            <w:proofErr w:type="spellStart"/>
+            <w:r>
+              <w:rPr>
+                <w:rFonts w:ascii="思源黑体 CN Normal" w:eastAsia="思源黑体 CN Normal" w:hAnsi="思源黑体 CN Normal"/>
+                <w:sz w:val="17"/>
+                <w:szCs w:val="17"/>
+              </w:rPr>
+              <w:t>a.hgvs_p</w:t>
+            </w:r>
+            <w:proofErr w:type="spellEnd"/>
+            <w:r>
+              <w:rPr>
+                <w:rFonts w:ascii="思源黑体 CN Normal" w:eastAsia="思源黑体 CN Normal" w:hAnsi="思源黑体 CN Normal"/>
+                <w:sz w:val="17"/>
+                <w:szCs w:val="17"/>
+              </w:rPr>
+              <w:t>}}{%endif%}</w:t>
+            </w:r>
+          </w:p>
+          <w:p>
+            <w:pPr>
+              <w:jc w:val="center"/>
+              <w:rPr>
+                <w:rFonts w:ascii="思源黑体 CN Normal" w:eastAsia="思源黑体 CN Normal" w:hAnsi="思源黑体 CN Normal"/>
+                <w:sz w:val="17"/>
+                <w:szCs w:val="17"/>
+              </w:rPr>
+            </w:pPr>
+            <w:r>
+              <w:rPr>
+                <w:rFonts w:ascii="思源黑体 CN Normal" w:eastAsia="思源黑体 CN Normal" w:hAnsi="思源黑体 CN Normal"/>
+                <w:sz w:val="17"/>
+                <w:szCs w:val="17"/>
+              </w:rPr>
+              <w:t>{{</w:t>
+            </w:r>
+            <w:proofErr w:type="spellStart"/>
+            <w:r>
+              <w:rPr>
+                <w:rFonts w:ascii="思源黑体 CN Normal" w:eastAsia="思源黑体 CN Normal" w:hAnsi="思源黑体 CN Normal"/>
+                <w:sz w:val="17"/>
+                <w:szCs w:val="17"/>
+              </w:rPr>
+              <w:t>a.transcript_primary</w:t>
+            </w:r>
+            <w:proofErr w:type="spellEnd"/>
+            <w:r>
+              <w:rPr>
+                <w:rFonts w:ascii="思源黑体 CN Normal" w:eastAsia="思源黑体 CN Normal" w:hAnsi="思源黑体 CN Normal"/>
                 <w:sz w:val="17"/>
                 <w:szCs w:val="17"/>
               </w:rPr>
@@ -6574,11 +6512,6 @@
               <w:t>{%p endif%}</w:t>
             </w:r>
           </w:p>
-        </w:tc>
-        <w:tc>
-          <w:tcPr>
-            <w:tcW w:w="1647" w:type="pct"/>
-          </w:tcPr>
           <w:p>
             <w:pPr>
               <w:jc w:val="center"/>
@@ -6594,6 +6527,29 @@
                 <w:sz w:val="17"/>
                 <w:szCs w:val="17"/>
               </w:rPr>
+              <w:t>{%p endif%}</w:t>
+            </w:r>
+          </w:p>
+        </w:tc>
+        <w:tc>
+          <w:tcPr>
+            <w:tcW w:w="836" w:type="pct"/>
+          </w:tcPr>
+          <w:p>
+            <w:pPr>
+              <w:jc w:val="center"/>
+              <w:rPr>
+                <w:rFonts w:ascii="思源黑体 CN Normal" w:eastAsia="思源黑体 CN Normal" w:hAnsi="思源黑体 CN Normal"/>
+                <w:sz w:val="17"/>
+                <w:szCs w:val="17"/>
+              </w:rPr>
+            </w:pPr>
+            <w:r>
+              <w:rPr>
+                <w:rFonts w:ascii="思源黑体 CN Normal" w:eastAsia="思源黑体 CN Normal" w:hAnsi="思源黑体 CN Normal"/>
+                <w:sz w:val="17"/>
+                <w:szCs w:val="17"/>
+              </w:rPr>
               <w:t xml:space="preserve">{%p if </w:t>
             </w:r>
             <w:proofErr w:type="spellStart"/>
@@ -6612,25 +6568,7 @@
                 <w:sz w:val="17"/>
                 <w:szCs w:val="17"/>
               </w:rPr>
-              <w:t>==”MSI-</w:t>
-            </w:r>
-            <w:proofErr w:type="gramStart"/>
-            <w:r>
-              <w:rPr>
-                <w:rFonts w:ascii="思源黑体 CN Normal" w:eastAsia="思源黑体 CN Normal" w:hAnsi="思源黑体 CN Normal"/>
-                <w:sz w:val="17"/>
-                <w:szCs w:val="17"/>
-              </w:rPr>
-              <w:t>H”%</w:t>
-            </w:r>
-            <w:proofErr w:type="gramEnd"/>
-            <w:r>
-              <w:rPr>
-                <w:rFonts w:ascii="思源黑体 CN Normal" w:eastAsia="思源黑体 CN Normal" w:hAnsi="思源黑体 CN Normal"/>
-                <w:sz w:val="17"/>
-                <w:szCs w:val="17"/>
-              </w:rPr>
-              <w:t>}</w:t>
+              <w:t>==”MSI-H”%}</w:t>
             </w:r>
           </w:p>
           <w:p>
@@ -6644,11 +6582,11 @@
             </w:pPr>
             <w:r>
               <w:rPr>
-                <w:rFonts w:ascii="思源黑体 CN Normal" w:eastAsia="思源黑体 CN Normal" w:hAnsi="思源黑体 CN Normal" w:hint="eastAsia"/>
-                <w:sz w:val="17"/>
-                <w:szCs w:val="17"/>
-              </w:rPr>
-              <w:t>微卫星不稳定（MSI-H）</w:t>
+                <w:rFonts w:ascii="思源黑体 CN Normal" w:eastAsia="思源黑体 CN Normal" w:hAnsi="思源黑体 CN Normal"/>
+                <w:sz w:val="17"/>
+                <w:szCs w:val="17"/>
+              </w:rPr>
+              <w:t>/</w:t>
             </w:r>
           </w:p>
           <w:p>
@@ -6702,18 +6640,90 @@
                 <w:sz w:val="17"/>
                 <w:szCs w:val="17"/>
               </w:rPr>
-              <w:t>=</w:t>
-            </w:r>
-            <w:proofErr w:type="gramStart"/>
-            <w:r>
-              <w:rPr>
-                <w:rFonts w:ascii="思源黑体 CN Normal" w:eastAsia="思源黑体 CN Normal" w:hAnsi="思源黑体 CN Normal"/>
-                <w:sz w:val="17"/>
-                <w:szCs w:val="17"/>
-              </w:rPr>
-              <w:t>=”MSS</w:t>
-            </w:r>
-            <w:proofErr w:type="gramEnd"/>
+              <w:t>==”MSS”%}</w:t>
+            </w:r>
+          </w:p>
+          <w:p>
+            <w:pPr>
+              <w:jc w:val="center"/>
+              <w:rPr>
+                <w:rFonts w:ascii="思源黑体 CN Normal" w:eastAsia="思源黑体 CN Normal" w:hAnsi="思源黑体 CN Normal"/>
+                <w:sz w:val="17"/>
+                <w:szCs w:val="17"/>
+              </w:rPr>
+            </w:pPr>
+            <w:r>
+              <w:rPr>
+                <w:rFonts w:ascii="思源黑体 CN Normal" w:eastAsia="思源黑体 CN Normal" w:hAnsi="思源黑体 CN Normal"/>
+                <w:sz w:val="17"/>
+                <w:szCs w:val="17"/>
+              </w:rPr>
+              <w:t>/</w:t>
+            </w:r>
+          </w:p>
+          <w:p>
+            <w:pPr>
+              <w:jc w:val="center"/>
+              <w:rPr>
+                <w:rFonts w:ascii="思源黑体 CN Normal" w:eastAsia="思源黑体 CN Normal" w:hAnsi="思源黑体 CN Normal"/>
+                <w:sz w:val="17"/>
+                <w:szCs w:val="17"/>
+              </w:rPr>
+            </w:pPr>
+            <w:r>
+              <w:rPr>
+                <w:rFonts w:ascii="思源黑体 CN Normal" w:eastAsia="思源黑体 CN Normal" w:hAnsi="思源黑体 CN Normal"/>
+                <w:sz w:val="17"/>
+                <w:szCs w:val="17"/>
+              </w:rPr>
+              <w:t>{%p else%}</w:t>
+            </w:r>
+          </w:p>
+          <w:p>
+            <w:pPr>
+              <w:jc w:val="center"/>
+              <w:rPr>
+                <w:rFonts w:ascii="思源黑体 CN Normal" w:eastAsia="思源黑体 CN Normal" w:hAnsi="思源黑体 CN Normal"/>
+                <w:sz w:val="17"/>
+                <w:szCs w:val="17"/>
+              </w:rPr>
+            </w:pPr>
+            <w:r>
+              <w:rPr>
+                <w:rFonts w:ascii="思源黑体 CN Normal" w:eastAsia="思源黑体 CN Normal" w:hAnsi="思源黑体 CN Normal"/>
+                <w:sz w:val="17"/>
+                <w:szCs w:val="17"/>
+              </w:rPr>
+              <w:t xml:space="preserve">{%p if </w:t>
+            </w:r>
+            <w:proofErr w:type="spellStart"/>
+            <w:r>
+              <w:rPr>
+                <w:rFonts w:ascii="思源黑体 CN Normal" w:eastAsia="思源黑体 CN Normal" w:hAnsi="思源黑体 CN Normal"/>
+                <w:sz w:val="17"/>
+                <w:szCs w:val="17"/>
+              </w:rPr>
+              <w:t>a.result</w:t>
+            </w:r>
+            <w:proofErr w:type="spellEnd"/>
+            <w:r>
+              <w:rPr>
+                <w:rFonts w:ascii="思源黑体 CN Normal" w:eastAsia="思源黑体 CN Normal" w:hAnsi="思源黑体 CN Normal"/>
+                <w:sz w:val="17"/>
+                <w:szCs w:val="17"/>
+              </w:rPr>
+              <w:t>==”</w:t>
+            </w:r>
+            <w:proofErr w:type="spellStart"/>
+            <w:r>
+              <w:rPr>
+                <w:rFonts w:ascii="思源黑体 CN Normal" w:eastAsia="思源黑体 CN Normal" w:hAnsi="思源黑体 CN Normal"/>
+                <w:sz w:val="17"/>
+                <w:szCs w:val="17"/>
+              </w:rPr>
+              <w:t>nofound</w:t>
+            </w:r>
+            <w:proofErr w:type="spellEnd"/>
             <w:r>
               <w:rPr>
                 <w:rFonts w:ascii="思源黑体 CN Normal" w:eastAsia="思源黑体 CN Normal" w:hAnsi="思源黑体 CN Normal"/>
@@ -6734,11 +6744,11 @@
             </w:pPr>
             <w:r>
               <w:rPr>
-                <w:rFonts w:ascii="思源黑体 CN Normal" w:eastAsia="思源黑体 CN Normal" w:hAnsi="思源黑体 CN Normal" w:hint="eastAsia"/>
-                <w:sz w:val="17"/>
-                <w:szCs w:val="17"/>
-              </w:rPr>
-              <w:t>微卫星稳定（MSS）</w:t>
+                <w:rFonts w:ascii="思源黑体 CN Normal" w:eastAsia="思源黑体 CN Normal" w:hAnsi="思源黑体 CN Normal"/>
+                <w:sz w:val="17"/>
+                <w:szCs w:val="17"/>
+              </w:rPr>
+              <w:t>-</w:t>
             </w:r>
           </w:p>
           <w:p>
@@ -6774,577 +6784,16 @@
                 <w:sz w:val="17"/>
                 <w:szCs w:val="17"/>
               </w:rPr>
-              <w:t xml:space="preserve">{%p if </w:t>
+              <w:t>{{</w:t>
             </w:r>
             <w:proofErr w:type="spellStart"/>
-            <w:proofErr w:type="gramStart"/>
-            <w:r>
-              <w:rPr>
-                <w:rFonts w:ascii="思源黑体 CN Normal" w:eastAsia="思源黑体 CN Normal" w:hAnsi="思源黑体 CN Normal"/>
-                <w:sz w:val="17"/>
-                <w:szCs w:val="17"/>
-              </w:rPr>
-              <w:t>a.result</w:t>
-            </w:r>
-            <w:proofErr w:type="spellEnd"/>
-            <w:proofErr w:type="gramEnd"/>
-            <w:r>
-              <w:rPr>
-                <w:rFonts w:ascii="思源黑体 CN Normal" w:eastAsia="思源黑体 CN Normal" w:hAnsi="思源黑体 CN Normal"/>
-                <w:sz w:val="17"/>
-                <w:szCs w:val="17"/>
-              </w:rPr>
-              <w:t>==”</w:t>
-            </w:r>
-            <w:proofErr w:type="spellStart"/>
-            <w:r>
-              <w:rPr>
-                <w:rFonts w:ascii="思源黑体 CN Normal" w:eastAsia="思源黑体 CN Normal" w:hAnsi="思源黑体 CN Normal"/>
-                <w:sz w:val="17"/>
-                <w:szCs w:val="17"/>
-              </w:rPr>
-              <w:t>nofound</w:t>
-            </w:r>
-            <w:proofErr w:type="spellEnd"/>
-            <w:r>
-              <w:rPr>
-                <w:rFonts w:ascii="思源黑体 CN Normal" w:eastAsia="思源黑体 CN Normal" w:hAnsi="思源黑体 CN Normal"/>
-                <w:sz w:val="17"/>
-                <w:szCs w:val="17"/>
-              </w:rPr>
-              <w:t>”%}</w:t>
-            </w:r>
-          </w:p>
-          <w:p>
-            <w:pPr>
-              <w:jc w:val="center"/>
-              <w:rPr>
-                <w:rFonts w:ascii="思源黑体 CN Normal" w:eastAsia="思源黑体 CN Normal" w:hAnsi="思源黑体 CN Normal"/>
-                <w:sz w:val="17"/>
-                <w:szCs w:val="17"/>
-              </w:rPr>
-            </w:pPr>
-            <w:r>
-              <w:rPr>
-                <w:rFonts w:ascii="思源黑体 CN Normal" w:eastAsia="思源黑体 CN Normal" w:hAnsi="思源黑体 CN Normal" w:hint="eastAsia"/>
-                <w:sz w:val="17"/>
-                <w:szCs w:val="17"/>
-              </w:rPr>
-              <w:t>未检测到具有临床意义的变异</w:t>
-            </w:r>
-          </w:p>
-          <w:p>
-            <w:pPr>
-              <w:jc w:val="center"/>
-              <w:rPr>
-                <w:rFonts w:ascii="思源黑体 CN Normal" w:eastAsia="思源黑体 CN Normal" w:hAnsi="思源黑体 CN Normal"/>
-                <w:sz w:val="17"/>
-                <w:szCs w:val="17"/>
-              </w:rPr>
-            </w:pPr>
-            <w:r>
-              <w:rPr>
-                <w:rFonts w:ascii="思源黑体 CN Normal" w:eastAsia="思源黑体 CN Normal" w:hAnsi="思源黑体 CN Normal"/>
-                <w:sz w:val="17"/>
-                <w:szCs w:val="17"/>
-              </w:rPr>
-              <w:t>{%p else%}</w:t>
-            </w:r>
-          </w:p>
-          <w:p>
-            <w:pPr>
-              <w:jc w:val="center"/>
-              <w:rPr>
-                <w:rFonts w:ascii="思源黑体 CN Normal" w:eastAsia="思源黑体 CN Normal" w:hAnsi="思源黑体 CN Normal"/>
-                <w:sz w:val="17"/>
-                <w:szCs w:val="17"/>
-              </w:rPr>
-            </w:pPr>
-            <w:r>
-              <w:rPr>
-                <w:rFonts w:ascii="思源黑体 CN Normal" w:eastAsia="思源黑体 CN Normal" w:hAnsi="思源黑体 CN Normal"/>
-                <w:sz w:val="17"/>
-                <w:szCs w:val="17"/>
-              </w:rPr>
-              <w:t>{{</w:t>
-            </w:r>
-            <w:proofErr w:type="spellStart"/>
-            <w:proofErr w:type="gramStart"/>
-            <w:r>
-              <w:rPr>
-                <w:rFonts w:ascii="思源黑体 CN Normal" w:eastAsia="思源黑体 CN Normal" w:hAnsi="思源黑体 CN Normal"/>
-                <w:sz w:val="17"/>
-                <w:szCs w:val="17"/>
-              </w:rPr>
-              <w:t>a.gene</w:t>
-            </w:r>
-            <w:proofErr w:type="gramEnd"/>
-            <w:r>
-              <w:rPr>
-                <w:rFonts w:ascii="思源黑体 CN Normal" w:eastAsia="思源黑体 CN Normal" w:hAnsi="思源黑体 CN Normal"/>
-                <w:sz w:val="17"/>
-                <w:szCs w:val="17"/>
-              </w:rPr>
-              <w:t>_region</w:t>
-            </w:r>
-            <w:proofErr w:type="spellEnd"/>
-            <w:r>
-              <w:rPr>
-                <w:rFonts w:ascii="思源黑体 CN Normal" w:eastAsia="思源黑体 CN Normal" w:hAnsi="思源黑体 CN Normal"/>
-                <w:sz w:val="17"/>
-                <w:szCs w:val="17"/>
-              </w:rPr>
-              <w:t>}} {{</w:t>
-            </w:r>
-            <w:proofErr w:type="spellStart"/>
-            <w:r>
-              <w:rPr>
-                <w:rFonts w:ascii="思源黑体 CN Normal" w:eastAsia="思源黑体 CN Normal" w:hAnsi="思源黑体 CN Normal"/>
-                <w:sz w:val="17"/>
-                <w:szCs w:val="17"/>
-              </w:rPr>
-              <w:t>a.hgvs_c</w:t>
-            </w:r>
-            <w:proofErr w:type="spellEnd"/>
-            <w:r>
-              <w:rPr>
-                <w:rFonts w:ascii="思源黑体 CN Normal" w:eastAsia="思源黑体 CN Normal" w:hAnsi="思源黑体 CN Normal"/>
-                <w:sz w:val="17"/>
-                <w:szCs w:val="17"/>
-              </w:rPr>
-              <w:t xml:space="preserve">}}{%if </w:t>
-            </w:r>
-            <w:proofErr w:type="spellStart"/>
-            <w:r>
-              <w:rPr>
-                <w:rFonts w:ascii="思源黑体 CN Normal" w:eastAsia="思源黑体 CN Normal" w:hAnsi="思源黑体 CN Normal"/>
-                <w:sz w:val="17"/>
-                <w:szCs w:val="17"/>
-              </w:rPr>
-              <w:t>a.hgvs_p</w:t>
-            </w:r>
-            <w:proofErr w:type="spellEnd"/>
-            <w:r>
-              <w:rPr>
-                <w:rFonts w:ascii="思源黑体 CN Normal" w:eastAsia="思源黑体 CN Normal" w:hAnsi="思源黑体 CN Normal"/>
-                <w:sz w:val="17"/>
-                <w:szCs w:val="17"/>
-              </w:rPr>
-              <w:t xml:space="preserve"> != “p.?”%} {{</w:t>
-            </w:r>
-            <w:proofErr w:type="spellStart"/>
-            <w:r>
-              <w:rPr>
-                <w:rFonts w:ascii="思源黑体 CN Normal" w:eastAsia="思源黑体 CN Normal" w:hAnsi="思源黑体 CN Normal"/>
-                <w:sz w:val="17"/>
-                <w:szCs w:val="17"/>
-              </w:rPr>
-              <w:t>a.hgvs_p</w:t>
-            </w:r>
-            <w:proofErr w:type="spellEnd"/>
-            <w:r>
-              <w:rPr>
-                <w:rFonts w:ascii="思源黑体 CN Normal" w:eastAsia="思源黑体 CN Normal" w:hAnsi="思源黑体 CN Normal"/>
-                <w:sz w:val="17"/>
-                <w:szCs w:val="17"/>
-              </w:rPr>
-              <w:t>}}{%endif%}</w:t>
-            </w:r>
-          </w:p>
-          <w:p>
-            <w:pPr>
-              <w:jc w:val="center"/>
-              <w:rPr>
-                <w:rFonts w:ascii="思源黑体 CN Normal" w:eastAsia="思源黑体 CN Normal" w:hAnsi="思源黑体 CN Normal"/>
-                <w:sz w:val="17"/>
-                <w:szCs w:val="17"/>
-              </w:rPr>
-            </w:pPr>
-            <w:r>
-              <w:rPr>
-                <w:rFonts w:ascii="思源黑体 CN Normal" w:eastAsia="思源黑体 CN Normal" w:hAnsi="思源黑体 CN Normal"/>
-                <w:sz w:val="17"/>
-                <w:szCs w:val="17"/>
-              </w:rPr>
-              <w:t>{{</w:t>
-            </w:r>
-            <w:proofErr w:type="spellStart"/>
-            <w:proofErr w:type="gramStart"/>
-            <w:r>
-              <w:rPr>
-                <w:rFonts w:ascii="思源黑体 CN Normal" w:eastAsia="思源黑体 CN Normal" w:hAnsi="思源黑体 CN Normal"/>
-                <w:sz w:val="17"/>
-                <w:szCs w:val="17"/>
-              </w:rPr>
-              <w:t>a.transcript</w:t>
-            </w:r>
-            <w:proofErr w:type="gramEnd"/>
-            <w:r>
-              <w:rPr>
-                <w:rFonts w:ascii="思源黑体 CN Normal" w:eastAsia="思源黑体 CN Normal" w:hAnsi="思源黑体 CN Normal"/>
-                <w:sz w:val="17"/>
-                <w:szCs w:val="17"/>
-              </w:rPr>
-              <w:t>_primary</w:t>
-            </w:r>
-            <w:proofErr w:type="spellEnd"/>
-            <w:r>
-              <w:rPr>
-                <w:rFonts w:ascii="思源黑体 CN Normal" w:eastAsia="思源黑体 CN Normal" w:hAnsi="思源黑体 CN Normal"/>
-                <w:sz w:val="17"/>
-                <w:szCs w:val="17"/>
-              </w:rPr>
-              <w:t>}}</w:t>
-            </w:r>
-          </w:p>
-          <w:p>
-            <w:pPr>
-              <w:jc w:val="center"/>
-              <w:rPr>
-                <w:rFonts w:ascii="思源黑体 CN Normal" w:eastAsia="思源黑体 CN Normal" w:hAnsi="思源黑体 CN Normal"/>
-                <w:sz w:val="17"/>
-                <w:szCs w:val="17"/>
-              </w:rPr>
-            </w:pPr>
-            <w:r>
-              <w:rPr>
-                <w:rFonts w:ascii="思源黑体 CN Normal" w:eastAsia="思源黑体 CN Normal" w:hAnsi="思源黑体 CN Normal"/>
-                <w:sz w:val="17"/>
-                <w:szCs w:val="17"/>
-              </w:rPr>
-              <w:t>{%p endif%}</w:t>
-            </w:r>
-          </w:p>
-          <w:p>
-            <w:pPr>
-              <w:jc w:val="center"/>
-              <w:rPr>
-                <w:rFonts w:ascii="思源黑体 CN Normal" w:eastAsia="思源黑体 CN Normal" w:hAnsi="思源黑体 CN Normal"/>
-                <w:sz w:val="17"/>
-                <w:szCs w:val="17"/>
-              </w:rPr>
-            </w:pPr>
-            <w:r>
-              <w:rPr>
-                <w:rFonts w:ascii="思源黑体 CN Normal" w:eastAsia="思源黑体 CN Normal" w:hAnsi="思源黑体 CN Normal"/>
-                <w:sz w:val="17"/>
-                <w:szCs w:val="17"/>
-              </w:rPr>
-              <w:t>{%p endif%}</w:t>
-            </w:r>
-          </w:p>
-        </w:tc>
-        <w:tc>
-          <w:tcPr>
-            <w:tcW w:w="836" w:type="pct"/>
-          </w:tcPr>
-          <w:p>
-            <w:pPr>
-              <w:jc w:val="center"/>
-              <w:rPr>
-                <w:rFonts w:ascii="思源黑体 CN Normal" w:eastAsia="思源黑体 CN Normal" w:hAnsi="思源黑体 CN Normal"/>
-                <w:sz w:val="17"/>
-                <w:szCs w:val="17"/>
-              </w:rPr>
-            </w:pPr>
-            <w:r>
-              <w:rPr>
-                <w:rFonts w:ascii="思源黑体 CN Normal" w:eastAsia="思源黑体 CN Normal" w:hAnsi="思源黑体 CN Normal"/>
-                <w:sz w:val="17"/>
-                <w:szCs w:val="17"/>
-              </w:rPr>
-              <w:t xml:space="preserve">{%p if </w:t>
-            </w:r>
-            <w:proofErr w:type="spellStart"/>
-            <w:r>
-              <w:rPr>
-                <w:rFonts w:ascii="思源黑体 CN Normal" w:eastAsia="思源黑体 CN Normal" w:hAnsi="思源黑体 CN Normal"/>
-                <w:sz w:val="17"/>
-                <w:szCs w:val="17"/>
-              </w:rPr>
-              <w:t>a.var_id</w:t>
-            </w:r>
-            <w:proofErr w:type="spellEnd"/>
-            <w:r>
-              <w:rPr>
-                <w:rFonts w:ascii="思源黑体 CN Normal" w:eastAsia="思源黑体 CN Normal" w:hAnsi="思源黑体 CN Normal"/>
-                <w:sz w:val="17"/>
-                <w:szCs w:val="17"/>
-              </w:rPr>
-              <w:t>==”MSI-</w:t>
-            </w:r>
-            <w:proofErr w:type="gramStart"/>
-            <w:r>
-              <w:rPr>
-                <w:rFonts w:ascii="思源黑体 CN Normal" w:eastAsia="思源黑体 CN Normal" w:hAnsi="思源黑体 CN Normal"/>
-                <w:sz w:val="17"/>
-                <w:szCs w:val="17"/>
-              </w:rPr>
-              <w:t>H”%</w:t>
-            </w:r>
-            <w:proofErr w:type="gramEnd"/>
-            <w:r>
-              <w:rPr>
-                <w:rFonts w:ascii="思源黑体 CN Normal" w:eastAsia="思源黑体 CN Normal" w:hAnsi="思源黑体 CN Normal"/>
-                <w:sz w:val="17"/>
-                <w:szCs w:val="17"/>
-              </w:rPr>
-              <w:t>}</w:t>
-            </w:r>
-          </w:p>
-          <w:p>
-            <w:pPr>
-              <w:jc w:val="center"/>
-              <w:rPr>
-                <w:rFonts w:ascii="思源黑体 CN Normal" w:eastAsia="思源黑体 CN Normal" w:hAnsi="思源黑体 CN Normal"/>
-                <w:sz w:val="17"/>
-                <w:szCs w:val="17"/>
-              </w:rPr>
-            </w:pPr>
-            <w:r>
-              <w:rPr>
-                <w:rFonts w:ascii="思源黑体 CN Normal" w:eastAsia="思源黑体 CN Normal" w:hAnsi="思源黑体 CN Normal"/>
-                <w:sz w:val="17"/>
-                <w:szCs w:val="17"/>
-              </w:rPr>
-              <w:t>/</w:t>
-            </w:r>
-          </w:p>
-          <w:p>
-            <w:pPr>
-              <w:jc w:val="center"/>
-              <w:rPr>
-                <w:rFonts w:ascii="思源黑体 CN Normal" w:eastAsia="思源黑体 CN Normal" w:hAnsi="思源黑体 CN Normal"/>
-                <w:sz w:val="17"/>
-                <w:szCs w:val="17"/>
-              </w:rPr>
-            </w:pPr>
-            <w:r>
-              <w:rPr>
-                <w:rFonts w:ascii="思源黑体 CN Normal" w:eastAsia="思源黑体 CN Normal" w:hAnsi="思源黑体 CN Normal"/>
-                <w:sz w:val="17"/>
-                <w:szCs w:val="17"/>
-              </w:rPr>
-              <w:t xml:space="preserve">{%p </w:t>
-            </w:r>
-            <w:proofErr w:type="spellStart"/>
-            <w:r>
-              <w:rPr>
-                <w:rFonts w:ascii="思源黑体 CN Normal" w:eastAsia="思源黑体 CN Normal" w:hAnsi="思源黑体 CN Normal"/>
-                <w:sz w:val="17"/>
-                <w:szCs w:val="17"/>
-              </w:rPr>
-              <w:t>elif</w:t>
-            </w:r>
-            <w:proofErr w:type="spellEnd"/>
-            <w:r>
-              <w:rPr>
-                <w:rFonts w:ascii="思源黑体 CN Normal" w:eastAsia="思源黑体 CN Normal" w:hAnsi="思源黑体 CN Normal"/>
-                <w:sz w:val="17"/>
-                <w:szCs w:val="17"/>
-              </w:rPr>
-              <w:t xml:space="preserve"> </w:t>
-            </w:r>
-            <w:proofErr w:type="spellStart"/>
-            <w:r>
-              <w:rPr>
-                <w:rFonts w:ascii="思源黑体 CN Normal" w:eastAsia="思源黑体 CN Normal" w:hAnsi="思源黑体 CN Normal"/>
-                <w:sz w:val="17"/>
-                <w:szCs w:val="17"/>
-              </w:rPr>
-              <w:t>a.var_id</w:t>
-            </w:r>
-            <w:proofErr w:type="spellEnd"/>
-            <w:r>
-              <w:rPr>
-                <w:rFonts w:ascii="思源黑体 CN Normal" w:eastAsia="思源黑体 CN Normal" w:hAnsi="思源黑体 CN Normal"/>
-                <w:sz w:val="17"/>
-                <w:szCs w:val="17"/>
-              </w:rPr>
-              <w:t>=</w:t>
-            </w:r>
-            <w:proofErr w:type="gramStart"/>
-            <w:r>
-              <w:rPr>
-                <w:rFonts w:ascii="思源黑体 CN Normal" w:eastAsia="思源黑体 CN Normal" w:hAnsi="思源黑体 CN Normal"/>
-                <w:sz w:val="17"/>
-                <w:szCs w:val="17"/>
-              </w:rPr>
-              <w:t>=”MSS</w:t>
-            </w:r>
-            <w:proofErr w:type="gramEnd"/>
-            <w:r>
-              <w:rPr>
-                <w:rFonts w:ascii="思源黑体 CN Normal" w:eastAsia="思源黑体 CN Normal" w:hAnsi="思源黑体 CN Normal"/>
-                <w:sz w:val="17"/>
-                <w:szCs w:val="17"/>
-              </w:rPr>
-              <w:t>”%}</w:t>
-            </w:r>
-          </w:p>
-          <w:p>
-            <w:pPr>
-              <w:jc w:val="center"/>
-              <w:rPr>
-                <w:rFonts w:ascii="思源黑体 CN Normal" w:eastAsia="思源黑体 CN Normal" w:hAnsi="思源黑体 CN Normal"/>
-                <w:sz w:val="17"/>
-                <w:szCs w:val="17"/>
-              </w:rPr>
-            </w:pPr>
-            <w:r>
-              <w:rPr>
-                <w:rFonts w:ascii="思源黑体 CN Normal" w:eastAsia="思源黑体 CN Normal" w:hAnsi="思源黑体 CN Normal"/>
-                <w:sz w:val="17"/>
-                <w:szCs w:val="17"/>
-              </w:rPr>
-              <w:t>/</w:t>
-            </w:r>
-          </w:p>
-          <w:p>
-            <w:pPr>
-              <w:jc w:val="center"/>
-              <w:rPr>
-                <w:rFonts w:ascii="思源黑体 CN Normal" w:eastAsia="思源黑体 CN Normal" w:hAnsi="思源黑体 CN Normal"/>
-                <w:sz w:val="17"/>
-                <w:szCs w:val="17"/>
-              </w:rPr>
-            </w:pPr>
-            <w:r>
-              <w:rPr>
-                <w:rFonts w:ascii="思源黑体 CN Normal" w:eastAsia="思源黑体 CN Normal" w:hAnsi="思源黑体 CN Normal"/>
-                <w:sz w:val="17"/>
-                <w:szCs w:val="17"/>
-              </w:rPr>
-              <w:t>{%p else%}</w:t>
-            </w:r>
-          </w:p>
-          <w:p>
-            <w:pPr>
-              <w:jc w:val="center"/>
-              <w:rPr>
-                <w:rFonts w:ascii="思源黑体 CN Normal" w:eastAsia="思源黑体 CN Normal" w:hAnsi="思源黑体 CN Normal"/>
-                <w:sz w:val="17"/>
-                <w:szCs w:val="17"/>
-              </w:rPr>
-            </w:pPr>
-            <w:r>
-              <w:rPr>
-                <w:rFonts w:ascii="思源黑体 CN Normal" w:eastAsia="思源黑体 CN Normal" w:hAnsi="思源黑体 CN Normal"/>
-                <w:sz w:val="17"/>
-                <w:szCs w:val="17"/>
-              </w:rPr>
-              <w:t xml:space="preserve">{%p if </w:t>
-            </w:r>
-            <w:proofErr w:type="spellStart"/>
-            <w:proofErr w:type="gramStart"/>
-            <w:r>
-              <w:rPr>
-                <w:rFonts w:ascii="思源黑体 CN Normal" w:eastAsia="思源黑体 CN Normal" w:hAnsi="思源黑体 CN Normal"/>
-                <w:sz w:val="17"/>
-                <w:szCs w:val="17"/>
-              </w:rPr>
-              <w:t>a.result</w:t>
-            </w:r>
-            <w:proofErr w:type="spellEnd"/>
-            <w:proofErr w:type="gramEnd"/>
-            <w:r>
-              <w:rPr>
-                <w:rFonts w:ascii="思源黑体 CN Normal" w:eastAsia="思源黑体 CN Normal" w:hAnsi="思源黑体 CN Normal"/>
-                <w:sz w:val="17"/>
-                <w:szCs w:val="17"/>
-              </w:rPr>
-              <w:t>==”</w:t>
-            </w:r>
-            <w:proofErr w:type="spellStart"/>
-            <w:r>
-              <w:rPr>
-                <w:rFonts w:ascii="思源黑体 CN Normal" w:eastAsia="思源黑体 CN Normal" w:hAnsi="思源黑体 CN Normal"/>
-                <w:sz w:val="17"/>
-                <w:szCs w:val="17"/>
-              </w:rPr>
-              <w:t>nofound</w:t>
-            </w:r>
-            <w:proofErr w:type="spellEnd"/>
-            <w:r>
-              <w:rPr>
-                <w:rFonts w:ascii="思源黑体 CN Normal" w:eastAsia="思源黑体 CN Normal" w:hAnsi="思源黑体 CN Normal"/>
-                <w:sz w:val="17"/>
-                <w:szCs w:val="17"/>
-              </w:rPr>
-              <w:t>”%}</w:t>
-            </w:r>
-          </w:p>
-          <w:p>
-            <w:pPr>
-              <w:jc w:val="center"/>
-              <w:rPr>
-                <w:rFonts w:ascii="思源黑体 CN Normal" w:eastAsia="思源黑体 CN Normal" w:hAnsi="思源黑体 CN Normal"/>
-                <w:sz w:val="17"/>
-                <w:szCs w:val="17"/>
-              </w:rPr>
-            </w:pPr>
-            <w:r>
-              <w:rPr>
-                <w:rFonts w:ascii="思源黑体 CN Normal" w:eastAsia="思源黑体 CN Normal" w:hAnsi="思源黑体 CN Normal"/>
-                <w:sz w:val="17"/>
-                <w:szCs w:val="17"/>
-              </w:rPr>
-              <w:t>-</w:t>
-            </w:r>
-          </w:p>
-          <w:p>
-            <w:pPr>
-              <w:jc w:val="center"/>
-              <w:rPr>
-                <w:rFonts w:ascii="思源黑体 CN Normal" w:eastAsia="思源黑体 CN Normal" w:hAnsi="思源黑体 CN Normal"/>
-                <w:sz w:val="17"/>
-                <w:szCs w:val="17"/>
-              </w:rPr>
-            </w:pPr>
-            <w:r>
-              <w:rPr>
-                <w:rFonts w:ascii="思源黑体 CN Normal" w:eastAsia="思源黑体 CN Normal" w:hAnsi="思源黑体 CN Normal"/>
-                <w:sz w:val="17"/>
-                <w:szCs w:val="17"/>
-              </w:rPr>
-              <w:t>{%p else%}</w:t>
-            </w:r>
-          </w:p>
-          <w:p>
-            <w:pPr>
-              <w:jc w:val="center"/>
-              <w:rPr>
-                <w:rFonts w:ascii="思源黑体 CN Normal" w:eastAsia="思源黑体 CN Normal" w:hAnsi="思源黑体 CN Normal"/>
-                <w:sz w:val="17"/>
-                <w:szCs w:val="17"/>
-              </w:rPr>
-            </w:pPr>
-            <w:r>
-              <w:rPr>
-                <w:rFonts w:ascii="思源黑体 CN Normal" w:eastAsia="思源黑体 CN Normal" w:hAnsi="思源黑体 CN Normal"/>
-                <w:sz w:val="17"/>
-                <w:szCs w:val="17"/>
-              </w:rPr>
-              <w:t>{{</w:t>
-            </w:r>
-            <w:proofErr w:type="spellStart"/>
-            <w:proofErr w:type="gramStart"/>
-            <w:r>
-              <w:rPr>
-                <w:rFonts w:ascii="思源黑体 CN Normal" w:eastAsia="思源黑体 CN Normal" w:hAnsi="思源黑体 CN Normal"/>
-                <w:sz w:val="17"/>
-                <w:szCs w:val="17"/>
-              </w:rPr>
-              <w:t>a.freq</w:t>
-            </w:r>
-            <w:proofErr w:type="gramEnd"/>
-            <w:r>
-              <w:rPr>
-                <w:rFonts w:ascii="思源黑体 CN Normal" w:eastAsia="思源黑体 CN Normal" w:hAnsi="思源黑体 CN Normal"/>
-                <w:sz w:val="17"/>
-                <w:szCs w:val="17"/>
-              </w:rPr>
-              <w:t>_str</w:t>
+            <w:r>
+              <w:rPr>
+                <w:rFonts w:ascii="思源黑体 CN Normal" w:eastAsia="思源黑体 CN Normal" w:hAnsi="思源黑体 CN Normal"/>
+                <w:sz w:val="17"/>
+                <w:szCs w:val="17"/>
+              </w:rPr>
+              <w:t>a.freq_str</w:t>
             </w:r>
             <w:proofErr w:type="spellEnd"/>
             <w:r>
@@ -8115,16 +7564,7 @@
                 <w:sz w:val="17"/>
                 <w:szCs w:val="17"/>
               </w:rPr>
-              <w:t>MSI-</w:t>
-            </w:r>
-            <w:proofErr w:type="gramStart"/>
-            <w:r>
-              <w:rPr>
-                <w:rFonts w:ascii="思源黑体 CN Normal" w:eastAsia="思源黑体 CN Normal" w:hAnsi="思源黑体 CN Normal" w:hint="eastAsia"/>
-                <w:sz w:val="17"/>
-                <w:szCs w:val="17"/>
-              </w:rPr>
-              <w:t>H</w:t>
+              <w:t>MSI-H</w:t>
             </w:r>
             <w:r>
               <w:rPr>
@@ -8140,16 +7580,7 @@
                 <w:sz w:val="17"/>
                 <w:szCs w:val="17"/>
               </w:rPr>
-              <w:t>%</w:t>
-            </w:r>
-            <w:proofErr w:type="gramEnd"/>
-            <w:r>
-              <w:rPr>
-                <w:rFonts w:ascii="思源黑体 CN Normal" w:eastAsia="思源黑体 CN Normal" w:hAnsi="思源黑体 CN Normal" w:hint="eastAsia"/>
-                <w:sz w:val="17"/>
-                <w:szCs w:val="17"/>
-              </w:rPr>
-              <w:t>}</w:t>
+              <w:t>%}</w:t>
             </w:r>
           </w:p>
           <w:p>
@@ -8395,29 +7826,7 @@
                 <w:sz w:val="17"/>
                 <w:szCs w:val="17"/>
               </w:rPr>
-              <w:t>var.var_</w:t>
-            </w:r>
-            <w:proofErr w:type="gramStart"/>
-            <w:r>
-              <w:rPr>
-                <w:rFonts w:ascii="思源黑体 CN Normal" w:eastAsia="思源黑体 CN Normal" w:hAnsi="思源黑体 CN Normal" w:cs="思源黑体 CN Light"/>
-                <w:bCs/>
-                <w:iCs/>
-                <w:sz w:val="17"/>
-                <w:szCs w:val="17"/>
-              </w:rPr>
-              <w:t>somatic.level</w:t>
-            </w:r>
-            <w:proofErr w:type="gramEnd"/>
-            <w:r>
-              <w:rPr>
-                <w:rFonts w:ascii="思源黑体 CN Normal" w:eastAsia="思源黑体 CN Normal" w:hAnsi="思源黑体 CN Normal" w:cs="思源黑体 CN Light"/>
-                <w:bCs/>
-                <w:iCs/>
-                <w:sz w:val="17"/>
-                <w:szCs w:val="17"/>
-              </w:rPr>
-              <w:t>_I</w:t>
+              <w:t>var.var_somatic.level_I</w:t>
             </w:r>
             <w:proofErr w:type="spellEnd"/>
             <w:r>
@@ -8484,7 +7893,6 @@
               <w:t>{{</w:t>
             </w:r>
             <w:proofErr w:type="spellStart"/>
-            <w:proofErr w:type="gramStart"/>
             <w:r>
               <w:rPr>
                 <w:rFonts w:ascii="思源黑体 CN Normal" w:eastAsia="思源黑体 CN Normal" w:hAnsi="思源黑体 CN Normal" w:hint="eastAsia"/>
@@ -8503,9 +7911,9 @@
                 <w:sz w:val="17"/>
                 <w:szCs w:val="17"/>
               </w:rPr>
-              <w:t>gene</w:t>
-            </w:r>
-            <w:proofErr w:type="gramEnd"/>
+              <w:t>gene_symbol</w:t>
+            </w:r>
+            <w:proofErr w:type="spellEnd"/>
             <w:r>
               <w:rPr>
                 <w:rFonts w:ascii="思源黑体 CN Normal" w:eastAsia="思源黑体 CN Normal" w:hAnsi="思源黑体 CN Normal"/>
@@ -8514,17 +7922,6 @@
                 <w:sz w:val="17"/>
                 <w:szCs w:val="17"/>
               </w:rPr>
-              <w:t>_symbol</w:t>
-            </w:r>
-            <w:proofErr w:type="spellEnd"/>
-            <w:r>
-              <w:rPr>
-                <w:rFonts w:ascii="思源黑体 CN Normal" w:eastAsia="思源黑体 CN Normal" w:hAnsi="思源黑体 CN Normal"/>
-                <w:i/>
-                <w:iCs/>
-                <w:sz w:val="17"/>
-                <w:szCs w:val="17"/>
-              </w:rPr>
               <w:t>}}</w:t>
             </w:r>
           </w:p>
@@ -8552,23 +7949,13 @@
               <w:t>{{</w:t>
             </w:r>
             <w:proofErr w:type="spellStart"/>
-            <w:proofErr w:type="gramStart"/>
-            <w:r>
-              <w:rPr>
-                <w:rFonts w:ascii="思源黑体 CN Normal" w:eastAsia="思源黑体 CN Normal" w:hAnsi="思源黑体 CN Normal"/>
-                <w:sz w:val="17"/>
-                <w:szCs w:val="17"/>
-              </w:rPr>
-              <w:t>a.gene</w:t>
-            </w:r>
-            <w:proofErr w:type="gramEnd"/>
-            <w:r>
-              <w:rPr>
-                <w:rFonts w:ascii="思源黑体 CN Normal" w:eastAsia="思源黑体 CN Normal" w:hAnsi="思源黑体 CN Normal"/>
-                <w:sz w:val="17"/>
-                <w:szCs w:val="17"/>
-              </w:rPr>
-              <w:t>_region</w:t>
+            <w:r>
+              <w:rPr>
+                <w:rFonts w:ascii="思源黑体 CN Normal" w:eastAsia="思源黑体 CN Normal" w:hAnsi="思源黑体 CN Normal"/>
+                <w:sz w:val="17"/>
+                <w:szCs w:val="17"/>
+              </w:rPr>
+              <w:t>a.gene_region</w:t>
             </w:r>
             <w:proofErr w:type="spellEnd"/>
             <w:r>
@@ -8652,23 +8039,13 @@
               <w:t>{{</w:t>
             </w:r>
             <w:proofErr w:type="spellStart"/>
-            <w:proofErr w:type="gramStart"/>
-            <w:r>
-              <w:rPr>
-                <w:rFonts w:ascii="思源黑体 CN Normal" w:eastAsia="思源黑体 CN Normal" w:hAnsi="思源黑体 CN Normal"/>
-                <w:sz w:val="17"/>
-                <w:szCs w:val="17"/>
-              </w:rPr>
-              <w:t>a.transcript</w:t>
-            </w:r>
-            <w:proofErr w:type="gramEnd"/>
-            <w:r>
-              <w:rPr>
-                <w:rFonts w:ascii="思源黑体 CN Normal" w:eastAsia="思源黑体 CN Normal" w:hAnsi="思源黑体 CN Normal"/>
-                <w:sz w:val="17"/>
-                <w:szCs w:val="17"/>
-              </w:rPr>
-              <w:t>_primary</w:t>
+            <w:r>
+              <w:rPr>
+                <w:rFonts w:ascii="思源黑体 CN Normal" w:eastAsia="思源黑体 CN Normal" w:hAnsi="思源黑体 CN Normal"/>
+                <w:sz w:val="17"/>
+                <w:szCs w:val="17"/>
+              </w:rPr>
+              <w:t>a.transcript_primary</w:t>
             </w:r>
             <w:proofErr w:type="spellEnd"/>
             <w:r>
@@ -8703,23 +8080,13 @@
               <w:t>{{</w:t>
             </w:r>
             <w:proofErr w:type="spellStart"/>
-            <w:proofErr w:type="gramStart"/>
-            <w:r>
-              <w:rPr>
-                <w:rFonts w:ascii="思源黑体 CN Normal" w:eastAsia="思源黑体 CN Normal" w:hAnsi="思源黑体 CN Normal"/>
-                <w:sz w:val="17"/>
-                <w:szCs w:val="17"/>
-              </w:rPr>
-              <w:t>a.freq</w:t>
-            </w:r>
-            <w:proofErr w:type="gramEnd"/>
-            <w:r>
-              <w:rPr>
-                <w:rFonts w:ascii="思源黑体 CN Normal" w:eastAsia="思源黑体 CN Normal" w:hAnsi="思源黑体 CN Normal"/>
-                <w:sz w:val="17"/>
-                <w:szCs w:val="17"/>
-              </w:rPr>
-              <w:t>_str</w:t>
+            <w:r>
+              <w:rPr>
+                <w:rFonts w:ascii="思源黑体 CN Normal" w:eastAsia="思源黑体 CN Normal" w:hAnsi="思源黑体 CN Normal"/>
+                <w:sz w:val="17"/>
+                <w:szCs w:val="17"/>
+              </w:rPr>
+              <w:t>a.freq_str</w:t>
             </w:r>
             <w:proofErr w:type="spellEnd"/>
             <w:r>
@@ -8757,7 +8124,6 @@
               <w:t xml:space="preserve">{%p if </w:t>
             </w:r>
             <w:proofErr w:type="spellStart"/>
-            <w:proofErr w:type="gramStart"/>
             <w:r>
               <w:rPr>
                 <w:rFonts w:ascii="思源黑体 CN Normal" w:eastAsia="思源黑体 CN Normal" w:hAnsi="思源黑体 CN Normal" w:cs="思源黑体 CN Light"/>
@@ -8765,17 +8131,7 @@
                 <w:sz w:val="17"/>
                 <w:szCs w:val="17"/>
               </w:rPr>
-              <w:t>a.clinic</w:t>
-            </w:r>
-            <w:proofErr w:type="gramEnd"/>
-            <w:r>
-              <w:rPr>
-                <w:rFonts w:ascii="思源黑体 CN Normal" w:eastAsia="思源黑体 CN Normal" w:hAnsi="思源黑体 CN Normal" w:cs="思源黑体 CN Light"/>
-                <w:iCs/>
-                <w:sz w:val="17"/>
-                <w:szCs w:val="17"/>
-              </w:rPr>
-              <w:t>_num_s</w:t>
+              <w:t>a.clinic_num_s</w:t>
             </w:r>
             <w:proofErr w:type="spellEnd"/>
             <w:r>
@@ -9058,29 +8414,7 @@
                 <w:sz w:val="17"/>
                 <w:szCs w:val="17"/>
               </w:rPr>
-              <w:t>var.var_</w:t>
-            </w:r>
-            <w:proofErr w:type="gramStart"/>
-            <w:r>
-              <w:rPr>
-                <w:rFonts w:ascii="思源黑体 CN Normal" w:eastAsia="思源黑体 CN Normal" w:hAnsi="思源黑体 CN Normal" w:cs="思源黑体 CN Light"/>
-                <w:bCs/>
-                <w:iCs/>
-                <w:sz w:val="17"/>
-                <w:szCs w:val="17"/>
-              </w:rPr>
-              <w:t>somatic.level</w:t>
-            </w:r>
-            <w:proofErr w:type="gramEnd"/>
-            <w:r>
-              <w:rPr>
-                <w:rFonts w:ascii="思源黑体 CN Normal" w:eastAsia="思源黑体 CN Normal" w:hAnsi="思源黑体 CN Normal" w:cs="思源黑体 CN Light"/>
-                <w:bCs/>
-                <w:iCs/>
-                <w:sz w:val="17"/>
-                <w:szCs w:val="17"/>
-              </w:rPr>
-              <w:t>_I</w:t>
+              <w:t>var.var_somatic.level_I</w:t>
             </w:r>
             <w:proofErr w:type="spellEnd"/>
             <w:r>
@@ -9657,29 +8991,7 @@
                 <w:sz w:val="17"/>
                 <w:szCs w:val="17"/>
               </w:rPr>
-              <w:t>var.var_</w:t>
-            </w:r>
-            <w:proofErr w:type="gramStart"/>
-            <w:r>
-              <w:rPr>
-                <w:rFonts w:ascii="思源黑体 CN Normal" w:eastAsia="思源黑体 CN Normal" w:hAnsi="思源黑体 CN Normal"/>
-                <w:color w:val="000000" w:themeColor="text1"/>
-                <w:kern w:val="0"/>
-                <w:sz w:val="17"/>
-                <w:szCs w:val="17"/>
-              </w:rPr>
-              <w:t>somatic.level</w:t>
-            </w:r>
-            <w:proofErr w:type="gramEnd"/>
-            <w:r>
-              <w:rPr>
-                <w:rFonts w:ascii="思源黑体 CN Normal" w:eastAsia="思源黑体 CN Normal" w:hAnsi="思源黑体 CN Normal"/>
-                <w:color w:val="000000" w:themeColor="text1"/>
-                <w:kern w:val="0"/>
-                <w:sz w:val="17"/>
-                <w:szCs w:val="17"/>
-              </w:rPr>
-              <w:t>_onco_nodrug</w:t>
+              <w:t>var.var_somatic.level_onco_nodrug</w:t>
             </w:r>
             <w:proofErr w:type="spellEnd"/>
             <w:r>
@@ -9734,29 +9046,7 @@
                 <w:sz w:val="17"/>
                 <w:szCs w:val="17"/>
               </w:rPr>
-              <w:t>var.var_</w:t>
-            </w:r>
-            <w:proofErr w:type="gramStart"/>
-            <w:r>
-              <w:rPr>
-                <w:rFonts w:ascii="思源黑体 CN Normal" w:eastAsia="思源黑体 CN Normal" w:hAnsi="思源黑体 CN Normal"/>
-                <w:color w:val="000000" w:themeColor="text1"/>
-                <w:kern w:val="0"/>
-                <w:sz w:val="17"/>
-                <w:szCs w:val="17"/>
-              </w:rPr>
-              <w:t>somatic.level</w:t>
-            </w:r>
-            <w:proofErr w:type="gramEnd"/>
-            <w:r>
-              <w:rPr>
-                <w:rFonts w:ascii="思源黑体 CN Normal" w:eastAsia="思源黑体 CN Normal" w:hAnsi="思源黑体 CN Normal"/>
-                <w:color w:val="000000" w:themeColor="text1"/>
-                <w:kern w:val="0"/>
-                <w:sz w:val="17"/>
-                <w:szCs w:val="17"/>
-              </w:rPr>
-              <w:t>_onco_nodrug</w:t>
+              <w:t>var.var_somatic.level_onco_nodrug</w:t>
             </w:r>
             <w:proofErr w:type="spellEnd"/>
             <w:r>
@@ -9802,7 +9092,6 @@
               <w:t>{{</w:t>
             </w:r>
             <w:proofErr w:type="spellStart"/>
-            <w:proofErr w:type="gramStart"/>
             <w:r>
               <w:rPr>
                 <w:rFonts w:ascii="思源黑体 CN Normal" w:eastAsia="思源黑体 CN Normal" w:hAnsi="思源黑体 CN Normal" w:hint="eastAsia"/>
@@ -9821,9 +9110,9 @@
                 <w:sz w:val="17"/>
                 <w:szCs w:val="17"/>
               </w:rPr>
-              <w:t>gene</w:t>
-            </w:r>
-            <w:proofErr w:type="gramEnd"/>
+              <w:t>gene_symbol</w:t>
+            </w:r>
+            <w:proofErr w:type="spellEnd"/>
             <w:r>
               <w:rPr>
                 <w:rFonts w:ascii="思源黑体 CN Normal" w:eastAsia="思源黑体 CN Normal" w:hAnsi="思源黑体 CN Normal"/>
@@ -9832,17 +9121,6 @@
                 <w:sz w:val="17"/>
                 <w:szCs w:val="17"/>
               </w:rPr>
-              <w:t>_symbol</w:t>
-            </w:r>
-            <w:proofErr w:type="spellEnd"/>
-            <w:r>
-              <w:rPr>
-                <w:rFonts w:ascii="思源黑体 CN Normal" w:eastAsia="思源黑体 CN Normal" w:hAnsi="思源黑体 CN Normal"/>
-                <w:i/>
-                <w:iCs/>
-                <w:sz w:val="17"/>
-                <w:szCs w:val="17"/>
-              </w:rPr>
               <w:t>}}</w:t>
             </w:r>
           </w:p>
@@ -9869,23 +9147,13 @@
               <w:t>{{</w:t>
             </w:r>
             <w:proofErr w:type="spellStart"/>
-            <w:proofErr w:type="gramStart"/>
-            <w:r>
-              <w:rPr>
-                <w:rFonts w:ascii="思源黑体 CN Normal" w:eastAsia="思源黑体 CN Normal" w:hAnsi="思源黑体 CN Normal"/>
-                <w:sz w:val="17"/>
-                <w:szCs w:val="17"/>
-              </w:rPr>
-              <w:t>a.gene</w:t>
-            </w:r>
-            <w:proofErr w:type="gramEnd"/>
-            <w:r>
-              <w:rPr>
-                <w:rFonts w:ascii="思源黑体 CN Normal" w:eastAsia="思源黑体 CN Normal" w:hAnsi="思源黑体 CN Normal"/>
-                <w:sz w:val="17"/>
-                <w:szCs w:val="17"/>
-              </w:rPr>
-              <w:t>_region</w:t>
+            <w:r>
+              <w:rPr>
+                <w:rFonts w:ascii="思源黑体 CN Normal" w:eastAsia="思源黑体 CN Normal" w:hAnsi="思源黑体 CN Normal"/>
+                <w:sz w:val="17"/>
+                <w:szCs w:val="17"/>
+              </w:rPr>
+              <w:t>a.gene_region</w:t>
             </w:r>
             <w:proofErr w:type="spellEnd"/>
             <w:r>
@@ -9971,23 +9239,13 @@
               <w:t>{{</w:t>
             </w:r>
             <w:proofErr w:type="spellStart"/>
-            <w:proofErr w:type="gramStart"/>
-            <w:r>
-              <w:rPr>
-                <w:rFonts w:ascii="思源黑体 CN Normal" w:eastAsia="思源黑体 CN Normal" w:hAnsi="思源黑体 CN Normal"/>
-                <w:sz w:val="17"/>
-                <w:szCs w:val="17"/>
-              </w:rPr>
-              <w:t>a.transcript</w:t>
-            </w:r>
-            <w:proofErr w:type="gramEnd"/>
-            <w:r>
-              <w:rPr>
-                <w:rFonts w:ascii="思源黑体 CN Normal" w:eastAsia="思源黑体 CN Normal" w:hAnsi="思源黑体 CN Normal"/>
-                <w:sz w:val="17"/>
-                <w:szCs w:val="17"/>
-              </w:rPr>
-              <w:t>_primary</w:t>
+            <w:r>
+              <w:rPr>
+                <w:rFonts w:ascii="思源黑体 CN Normal" w:eastAsia="思源黑体 CN Normal" w:hAnsi="思源黑体 CN Normal"/>
+                <w:sz w:val="17"/>
+                <w:szCs w:val="17"/>
+              </w:rPr>
+              <w:t>a.transcript_primary</w:t>
             </w:r>
             <w:proofErr w:type="spellEnd"/>
             <w:r>
@@ -10024,23 +9282,13 @@
               <w:t>{{</w:t>
             </w:r>
             <w:proofErr w:type="spellStart"/>
-            <w:proofErr w:type="gramStart"/>
-            <w:r>
-              <w:rPr>
-                <w:rFonts w:ascii="思源黑体 CN Normal" w:eastAsia="思源黑体 CN Normal" w:hAnsi="思源黑体 CN Normal"/>
-                <w:sz w:val="17"/>
-                <w:szCs w:val="17"/>
-              </w:rPr>
-              <w:t>a.freq</w:t>
-            </w:r>
-            <w:proofErr w:type="gramEnd"/>
-            <w:r>
-              <w:rPr>
-                <w:rFonts w:ascii="思源黑体 CN Normal" w:eastAsia="思源黑体 CN Normal" w:hAnsi="思源黑体 CN Normal"/>
-                <w:sz w:val="17"/>
-                <w:szCs w:val="17"/>
-              </w:rPr>
-              <w:t>_str</w:t>
+            <w:r>
+              <w:rPr>
+                <w:rFonts w:ascii="思源黑体 CN Normal" w:eastAsia="思源黑体 CN Normal" w:hAnsi="思源黑体 CN Normal"/>
+                <w:sz w:val="17"/>
+                <w:szCs w:val="17"/>
+              </w:rPr>
+              <w:t>a.freq_str</w:t>
             </w:r>
             <w:proofErr w:type="spellEnd"/>
             <w:r>
@@ -10540,27 +9788,7 @@
                 <w:sz w:val="17"/>
                 <w:szCs w:val="17"/>
               </w:rPr>
-              <w:t>var.var_</w:t>
-            </w:r>
-            <w:proofErr w:type="gramStart"/>
-            <w:r>
-              <w:rPr>
-                <w:rFonts w:ascii="思源黑体 CN Normal" w:eastAsia="思源黑体 CN Normal" w:hAnsi="思源黑体 CN Normal"/>
-                <w:kern w:val="0"/>
-                <w:sz w:val="17"/>
-                <w:szCs w:val="17"/>
-              </w:rPr>
-              <w:t>somatic.level</w:t>
-            </w:r>
-            <w:proofErr w:type="gramEnd"/>
-            <w:r>
-              <w:rPr>
-                <w:rFonts w:ascii="思源黑体 CN Normal" w:eastAsia="思源黑体 CN Normal" w:hAnsi="思源黑体 CN Normal"/>
-                <w:kern w:val="0"/>
-                <w:sz w:val="17"/>
-                <w:szCs w:val="17"/>
-              </w:rPr>
-              <w:t>_III</w:t>
+              <w:t>var.var_somatic.level_III</w:t>
             </w:r>
             <w:proofErr w:type="spellEnd"/>
             <w:r>
@@ -10612,27 +9840,7 @@
                 <w:sz w:val="17"/>
                 <w:szCs w:val="17"/>
               </w:rPr>
-              <w:t>var.var_</w:t>
-            </w:r>
-            <w:proofErr w:type="gramStart"/>
-            <w:r>
-              <w:rPr>
-                <w:rFonts w:ascii="思源黑体 CN Normal" w:eastAsia="思源黑体 CN Normal" w:hAnsi="思源黑体 CN Normal"/>
-                <w:kern w:val="0"/>
-                <w:sz w:val="17"/>
-                <w:szCs w:val="17"/>
-              </w:rPr>
-              <w:t>somatic.level</w:t>
-            </w:r>
-            <w:proofErr w:type="gramEnd"/>
-            <w:r>
-              <w:rPr>
-                <w:rFonts w:ascii="思源黑体 CN Normal" w:eastAsia="思源黑体 CN Normal" w:hAnsi="思源黑体 CN Normal"/>
-                <w:kern w:val="0"/>
-                <w:sz w:val="17"/>
-                <w:szCs w:val="17"/>
-              </w:rPr>
-              <w:t>_III</w:t>
+              <w:t>var.var_somatic.level_III</w:t>
             </w:r>
             <w:proofErr w:type="spellEnd"/>
             <w:r>
@@ -10677,7 +9885,6 @@
               <w:t>{{</w:t>
             </w:r>
             <w:proofErr w:type="spellStart"/>
-            <w:proofErr w:type="gramStart"/>
             <w:r>
               <w:rPr>
                 <w:rFonts w:ascii="思源黑体 CN Normal" w:eastAsia="思源黑体 CN Normal" w:hAnsi="思源黑体 CN Normal" w:hint="eastAsia"/>
@@ -10696,9 +9903,9 @@
                 <w:sz w:val="17"/>
                 <w:szCs w:val="17"/>
               </w:rPr>
-              <w:t>gene</w:t>
-            </w:r>
-            <w:proofErr w:type="gramEnd"/>
+              <w:t>gene_symbol</w:t>
+            </w:r>
+            <w:proofErr w:type="spellEnd"/>
             <w:r>
               <w:rPr>
                 <w:rFonts w:ascii="思源黑体 CN Normal" w:eastAsia="思源黑体 CN Normal" w:hAnsi="思源黑体 CN Normal"/>
@@ -10707,17 +9914,6 @@
                 <w:sz w:val="17"/>
                 <w:szCs w:val="17"/>
               </w:rPr>
-              <w:t>_symbol</w:t>
-            </w:r>
-            <w:proofErr w:type="spellEnd"/>
-            <w:r>
-              <w:rPr>
-                <w:rFonts w:ascii="思源黑体 CN Normal" w:eastAsia="思源黑体 CN Normal" w:hAnsi="思源黑体 CN Normal"/>
-                <w:i/>
-                <w:iCs/>
-                <w:sz w:val="17"/>
-                <w:szCs w:val="17"/>
-              </w:rPr>
               <w:t>}}</w:t>
             </w:r>
           </w:p>
@@ -10744,23 +9940,13 @@
               <w:t>{{</w:t>
             </w:r>
             <w:proofErr w:type="spellStart"/>
-            <w:proofErr w:type="gramStart"/>
-            <w:r>
-              <w:rPr>
-                <w:rFonts w:ascii="思源黑体 CN Normal" w:eastAsia="思源黑体 CN Normal" w:hAnsi="思源黑体 CN Normal"/>
-                <w:sz w:val="17"/>
-                <w:szCs w:val="17"/>
-              </w:rPr>
-              <w:t>a.gene</w:t>
-            </w:r>
-            <w:proofErr w:type="gramEnd"/>
-            <w:r>
-              <w:rPr>
-                <w:rFonts w:ascii="思源黑体 CN Normal" w:eastAsia="思源黑体 CN Normal" w:hAnsi="思源黑体 CN Normal"/>
-                <w:sz w:val="17"/>
-                <w:szCs w:val="17"/>
-              </w:rPr>
-              <w:t>_region</w:t>
+            <w:r>
+              <w:rPr>
+                <w:rFonts w:ascii="思源黑体 CN Normal" w:eastAsia="思源黑体 CN Normal" w:hAnsi="思源黑体 CN Normal"/>
+                <w:sz w:val="17"/>
+                <w:szCs w:val="17"/>
+              </w:rPr>
+              <w:t>a.gene_region</w:t>
             </w:r>
             <w:proofErr w:type="spellEnd"/>
             <w:r>
@@ -10846,23 +10032,13 @@
               <w:t>{{</w:t>
             </w:r>
             <w:proofErr w:type="spellStart"/>
-            <w:proofErr w:type="gramStart"/>
-            <w:r>
-              <w:rPr>
-                <w:rFonts w:ascii="思源黑体 CN Normal" w:eastAsia="思源黑体 CN Normal" w:hAnsi="思源黑体 CN Normal"/>
-                <w:sz w:val="17"/>
-                <w:szCs w:val="17"/>
-              </w:rPr>
-              <w:t>a.transcript</w:t>
-            </w:r>
-            <w:proofErr w:type="gramEnd"/>
-            <w:r>
-              <w:rPr>
-                <w:rFonts w:ascii="思源黑体 CN Normal" w:eastAsia="思源黑体 CN Normal" w:hAnsi="思源黑体 CN Normal"/>
-                <w:sz w:val="17"/>
-                <w:szCs w:val="17"/>
-              </w:rPr>
-              <w:t>_primary</w:t>
+            <w:r>
+              <w:rPr>
+                <w:rFonts w:ascii="思源黑体 CN Normal" w:eastAsia="思源黑体 CN Normal" w:hAnsi="思源黑体 CN Normal"/>
+                <w:sz w:val="17"/>
+                <w:szCs w:val="17"/>
+              </w:rPr>
+              <w:t>a.transcript_primary</w:t>
             </w:r>
             <w:proofErr w:type="spellEnd"/>
             <w:r>
@@ -10899,23 +10075,13 @@
               <w:t>{{</w:t>
             </w:r>
             <w:proofErr w:type="spellStart"/>
-            <w:proofErr w:type="gramStart"/>
-            <w:r>
-              <w:rPr>
-                <w:rFonts w:ascii="思源黑体 CN Normal" w:eastAsia="思源黑体 CN Normal" w:hAnsi="思源黑体 CN Normal"/>
-                <w:sz w:val="17"/>
-                <w:szCs w:val="17"/>
-              </w:rPr>
-              <w:t>a.freq</w:t>
-            </w:r>
-            <w:proofErr w:type="gramEnd"/>
-            <w:r>
-              <w:rPr>
-                <w:rFonts w:ascii="思源黑体 CN Normal" w:eastAsia="思源黑体 CN Normal" w:hAnsi="思源黑体 CN Normal"/>
-                <w:sz w:val="17"/>
-                <w:szCs w:val="17"/>
-              </w:rPr>
-              <w:t>_str</w:t>
+            <w:r>
+              <w:rPr>
+                <w:rFonts w:ascii="思源黑体 CN Normal" w:eastAsia="思源黑体 CN Normal" w:hAnsi="思源黑体 CN Normal"/>
+                <w:sz w:val="17"/>
+                <w:szCs w:val="17"/>
+              </w:rPr>
+              <w:t>a.freq_str</w:t>
             </w:r>
             <w:proofErr w:type="spellEnd"/>
             <w:r>
@@ -11435,23 +10601,7 @@
           <w:rFonts w:ascii="思源黑体 CN Bold" w:hAnsi="思源黑体 CN Bold" w:hint="eastAsia"/>
           <w:szCs w:val="24"/>
         </w:rPr>
-        <w:t>2.1子宫内膜</w:t>
-      </w:r>
-      <w:proofErr w:type="gramStart"/>
-      <w:r>
-        <w:rPr>
-          <w:rFonts w:ascii="思源黑体 CN Bold" w:hAnsi="思源黑体 CN Bold" w:hint="eastAsia"/>
-          <w:szCs w:val="24"/>
-        </w:rPr>
-        <w:t>癌分子</w:t>
-      </w:r>
-      <w:proofErr w:type="gramEnd"/>
-      <w:r>
-        <w:rPr>
-          <w:rFonts w:ascii="思源黑体 CN Bold" w:hAnsi="思源黑体 CN Bold" w:hint="eastAsia"/>
-          <w:szCs w:val="24"/>
-        </w:rPr>
-        <w:t>分型结果解读</w:t>
+        <w:t>2.1子宫内膜癌分子分型结果解读</w:t>
       </w:r>
     </w:p>
     <w:tbl>
@@ -11555,31 +10705,7 @@
                 <w:sz w:val="18"/>
                 <w:szCs w:val="18"/>
               </w:rPr>
-              <w:t xml:space="preserve"> type </w:t>
-            </w:r>
-            <w:proofErr w:type="gramStart"/>
-            <w:r>
-              <w:rPr>
-                <w:rFonts w:ascii="思源黑体 CN Bold" w:eastAsia="思源黑体 CN Bold" w:hAnsi="思源黑体 CN Bold"/>
-                <w:b/>
-                <w:bCs/>
-                <w:color w:val="FFFFFF" w:themeColor="background1"/>
-                <w:sz w:val="18"/>
-                <w:szCs w:val="18"/>
-              </w:rPr>
-              <w:t>EC”%</w:t>
-            </w:r>
-            <w:proofErr w:type="gramEnd"/>
-            <w:r>
-              <w:rPr>
-                <w:rFonts w:ascii="思源黑体 CN Bold" w:eastAsia="思源黑体 CN Bold" w:hAnsi="思源黑体 CN Bold"/>
-                <w:b/>
-                <w:bCs/>
-                <w:color w:val="FFFFFF" w:themeColor="background1"/>
-                <w:sz w:val="18"/>
-                <w:szCs w:val="18"/>
-              </w:rPr>
-              <w:t>}</w:t>
+              <w:t xml:space="preserve"> type EC”%}</w:t>
             </w:r>
           </w:p>
           <w:p>
@@ -11718,31 +10844,7 @@
                 <w:sz w:val="18"/>
                 <w:szCs w:val="18"/>
               </w:rPr>
-              <w:t xml:space="preserve"> == “MSI-H type </w:t>
-            </w:r>
-            <w:proofErr w:type="gramStart"/>
-            <w:r>
-              <w:rPr>
-                <w:rFonts w:ascii="思源黑体 CN Bold" w:eastAsia="思源黑体 CN Bold" w:hAnsi="思源黑体 CN Bold"/>
-                <w:b/>
-                <w:bCs/>
-                <w:color w:val="FFFFFF" w:themeColor="background1"/>
-                <w:sz w:val="18"/>
-                <w:szCs w:val="18"/>
-              </w:rPr>
-              <w:t>EC”%</w:t>
-            </w:r>
-            <w:proofErr w:type="gramEnd"/>
-            <w:r>
-              <w:rPr>
-                <w:rFonts w:ascii="思源黑体 CN Bold" w:eastAsia="思源黑体 CN Bold" w:hAnsi="思源黑体 CN Bold"/>
-                <w:b/>
-                <w:bCs/>
-                <w:color w:val="FFFFFF" w:themeColor="background1"/>
-                <w:sz w:val="18"/>
-                <w:szCs w:val="18"/>
-              </w:rPr>
-              <w:t>}</w:t>
+              <w:t xml:space="preserve"> == “MSI-H type EC”%}</w:t>
             </w:r>
           </w:p>
           <w:p>
@@ -11868,31 +10970,7 @@
                 <w:sz w:val="18"/>
                 <w:szCs w:val="18"/>
               </w:rPr>
-              <w:t xml:space="preserve"> == “CNH type </w:t>
-            </w:r>
-            <w:proofErr w:type="gramStart"/>
-            <w:r>
-              <w:rPr>
-                <w:rFonts w:ascii="思源黑体 CN Bold" w:eastAsia="思源黑体 CN Bold" w:hAnsi="思源黑体 CN Bold"/>
-                <w:b/>
-                <w:bCs/>
-                <w:color w:val="FFFFFF" w:themeColor="background1"/>
-                <w:sz w:val="18"/>
-                <w:szCs w:val="18"/>
-              </w:rPr>
-              <w:t>EC”%</w:t>
-            </w:r>
-            <w:proofErr w:type="gramEnd"/>
-            <w:r>
-              <w:rPr>
-                <w:rFonts w:ascii="思源黑体 CN Bold" w:eastAsia="思源黑体 CN Bold" w:hAnsi="思源黑体 CN Bold"/>
-                <w:b/>
-                <w:bCs/>
-                <w:color w:val="FFFFFF" w:themeColor="background1"/>
-                <w:sz w:val="18"/>
-                <w:szCs w:val="18"/>
-              </w:rPr>
-              <w:t>}</w:t>
+              <w:t xml:space="preserve"> == “CNH type EC”%}</w:t>
             </w:r>
           </w:p>
           <w:p>
@@ -12031,31 +11109,7 @@
                 <w:sz w:val="18"/>
                 <w:szCs w:val="18"/>
               </w:rPr>
-              <w:t xml:space="preserve"> == “CNL type </w:t>
-            </w:r>
-            <w:proofErr w:type="gramStart"/>
-            <w:r>
-              <w:rPr>
-                <w:rFonts w:ascii="思源黑体 CN Bold" w:eastAsia="思源黑体 CN Bold" w:hAnsi="思源黑体 CN Bold"/>
-                <w:b/>
-                <w:bCs/>
-                <w:color w:val="FFFFFF" w:themeColor="background1"/>
-                <w:sz w:val="18"/>
-                <w:szCs w:val="18"/>
-              </w:rPr>
-              <w:t>EC”%</w:t>
-            </w:r>
-            <w:proofErr w:type="gramEnd"/>
-            <w:r>
-              <w:rPr>
-                <w:rFonts w:ascii="思源黑体 CN Bold" w:eastAsia="思源黑体 CN Bold" w:hAnsi="思源黑体 CN Bold"/>
-                <w:b/>
-                <w:bCs/>
-                <w:color w:val="FFFFFF" w:themeColor="background1"/>
-                <w:sz w:val="18"/>
-                <w:szCs w:val="18"/>
-              </w:rPr>
-              <w:t>}</w:t>
+              <w:t xml:space="preserve"> == “CNL type EC”%}</w:t>
             </w:r>
           </w:p>
           <w:p>
@@ -12260,25 +11314,7 @@
                 <w:sz w:val="17"/>
                 <w:szCs w:val="17"/>
               </w:rPr>
-              <w:t>）全面揭示了子宫内膜</w:t>
-            </w:r>
-            <w:proofErr w:type="gramStart"/>
-            <w:r>
-              <w:rPr>
-                <w:rFonts w:ascii="思源黑体 CN Normal" w:eastAsia="思源黑体 CN Normal" w:hAnsi="思源黑体 CN Normal" w:hint="eastAsia"/>
-                <w:sz w:val="17"/>
-                <w:szCs w:val="17"/>
-              </w:rPr>
-              <w:t>癌分子</w:t>
-            </w:r>
-            <w:proofErr w:type="gramEnd"/>
-            <w:r>
-              <w:rPr>
-                <w:rFonts w:ascii="思源黑体 CN Normal" w:eastAsia="思源黑体 CN Normal" w:hAnsi="思源黑体 CN Normal" w:hint="eastAsia"/>
-                <w:sz w:val="17"/>
-                <w:szCs w:val="17"/>
-              </w:rPr>
-              <w:t>遗传图谱，提出新的分子分型策略，依据多组学特征和预后的关联性分为</w:t>
+              <w:t>）全面揭示了子宫内膜癌分子遗传图谱，提出新的分子分型策略，依据多组学特征和预后的关联性分为</w:t>
             </w:r>
             <w:r>
               <w:rPr>
@@ -12828,25 +11864,7 @@
                 <w:sz w:val="17"/>
                 <w:szCs w:val="17"/>
               </w:rPr>
-              <w:t>子宫内膜</w:t>
-            </w:r>
-            <w:proofErr w:type="gramStart"/>
-            <w:r>
-              <w:rPr>
-                <w:rFonts w:ascii="思源黑体 CN Normal" w:eastAsia="思源黑体 CN Normal" w:hAnsi="思源黑体 CN Normal" w:hint="eastAsia"/>
-                <w:sz w:val="17"/>
-                <w:szCs w:val="17"/>
-              </w:rPr>
-              <w:t>癌分子</w:t>
-            </w:r>
-            <w:proofErr w:type="gramEnd"/>
-            <w:r>
-              <w:rPr>
-                <w:rFonts w:ascii="思源黑体 CN Normal" w:eastAsia="思源黑体 CN Normal" w:hAnsi="思源黑体 CN Normal" w:hint="eastAsia"/>
-                <w:sz w:val="17"/>
-                <w:szCs w:val="17"/>
-              </w:rPr>
-              <w:t>分型。根据</w:t>
+              <w:t>子宫内膜癌分子分型。根据</w:t>
             </w:r>
             <w:r>
               <w:rPr>
@@ -13277,25 +12295,7 @@
                 <w:sz w:val="17"/>
                 <w:szCs w:val="17"/>
               </w:rPr>
-              <w:t>本次检测结果显示患者的子宫内膜</w:t>
-            </w:r>
-            <w:proofErr w:type="gramStart"/>
-            <w:r>
-              <w:rPr>
-                <w:rFonts w:ascii="思源黑体 CN Normal" w:eastAsia="思源黑体 CN Normal" w:hAnsi="思源黑体 CN Normal" w:hint="eastAsia"/>
-                <w:sz w:val="17"/>
-                <w:szCs w:val="17"/>
-              </w:rPr>
-              <w:t>癌分子</w:t>
-            </w:r>
-            <w:proofErr w:type="gramEnd"/>
-            <w:r>
-              <w:rPr>
-                <w:rFonts w:ascii="思源黑体 CN Normal" w:eastAsia="思源黑体 CN Normal" w:hAnsi="思源黑体 CN Normal" w:hint="eastAsia"/>
-                <w:sz w:val="17"/>
-                <w:szCs w:val="17"/>
-              </w:rPr>
-              <w:t xml:space="preserve">分型为{%if </w:t>
+              <w:t xml:space="preserve">本次检测结果显示患者的子宫内膜癌分子分型为{%if </w:t>
             </w:r>
             <w:proofErr w:type="spellStart"/>
             <w:r>
@@ -13638,25 +12638,7 @@
                 <w:sz w:val="17"/>
                 <w:szCs w:val="17"/>
               </w:rPr>
-              <w:t>var.ec_</w:t>
-            </w:r>
-            <w:proofErr w:type="gramStart"/>
-            <w:r>
-              <w:rPr>
-                <w:rFonts w:ascii="思源黑体 CN Normal" w:eastAsia="思源黑体 CN Normal" w:hAnsi="思源黑体 CN Normal"/>
-                <w:sz w:val="17"/>
-                <w:szCs w:val="17"/>
-              </w:rPr>
-              <w:t>type.variant</w:t>
-            </w:r>
-            <w:proofErr w:type="gramEnd"/>
-            <w:r>
-              <w:rPr>
-                <w:rFonts w:ascii="思源黑体 CN Normal" w:eastAsia="思源黑体 CN Normal" w:hAnsi="思源黑体 CN Normal"/>
-                <w:sz w:val="17"/>
-                <w:szCs w:val="17"/>
-              </w:rPr>
-              <w:t>_desc_cn|e</w:t>
+              <w:t>var.ec_type.variant_desc_cn|e</w:t>
             </w:r>
             <w:proofErr w:type="spellEnd"/>
             <w:r>
@@ -13711,7 +12693,6 @@
                 <w:szCs w:val="17"/>
               </w:rPr>
             </w:pPr>
-            <w:proofErr w:type="gramStart"/>
             <w:r>
               <w:rPr>
                 <w:rFonts w:ascii="思源黑体 CN Normal" w:eastAsia="思源黑体 CN Normal" w:hAnsi="思源黑体 CN Normal"/>
@@ -13727,16 +12708,7 @@
                 <w:sz w:val="17"/>
                 <w:szCs w:val="17"/>
               </w:rPr>
-              <w:t>var.ec_type.evi</w:t>
-            </w:r>
-            <w:proofErr w:type="gramEnd"/>
-            <w:r>
-              <w:rPr>
-                <w:rFonts w:ascii="思源黑体 CN Normal" w:eastAsia="思源黑体 CN Normal" w:hAnsi="思源黑体 CN Normal"/>
-                <w:sz w:val="17"/>
-                <w:szCs w:val="17"/>
-              </w:rPr>
-              <w:t>_interpretation_dia|e</w:t>
+              <w:t>var.ec_type.evi_interpretation_dia|e</w:t>
             </w:r>
             <w:proofErr w:type="spellEnd"/>
             <w:r>
@@ -13999,55 +12971,7 @@
                 <w:sz w:val="18"/>
                 <w:szCs w:val="18"/>
               </w:rPr>
-              <w:t>==</w:t>
-            </w:r>
-            <w:proofErr w:type="gramStart"/>
-            <w:r>
-              <w:rPr>
-                <w:rFonts w:ascii="思源黑体 CN Bold" w:eastAsia="思源黑体 CN Bold" w:hAnsi="思源黑体 CN Bold"/>
-                <w:b/>
-                <w:bCs/>
-                <w:color w:val="FFFFFF" w:themeColor="background1"/>
-                <w:sz w:val="18"/>
-                <w:szCs w:val="18"/>
-              </w:rPr>
-              <w:t>”</w:t>
-            </w:r>
-            <w:proofErr w:type="gramEnd"/>
-            <w:r>
-              <w:rPr>
-                <w:rFonts w:ascii="思源黑体 CN Bold" w:eastAsia="思源黑体 CN Bold" w:hAnsi="思源黑体 CN Bold"/>
-                <w:b/>
-                <w:bCs/>
-                <w:color w:val="FFFFFF" w:themeColor="background1"/>
-                <w:sz w:val="18"/>
-                <w:szCs w:val="18"/>
-              </w:rPr>
-              <w:t>MSI-H</w:t>
-            </w:r>
-            <w:proofErr w:type="gramStart"/>
-            <w:r>
-              <w:rPr>
-                <w:rFonts w:ascii="思源黑体 CN Bold" w:eastAsia="思源黑体 CN Bold" w:hAnsi="思源黑体 CN Bold"/>
-                <w:b/>
-                <w:bCs/>
-                <w:color w:val="FFFFFF" w:themeColor="background1"/>
-                <w:sz w:val="18"/>
-                <w:szCs w:val="18"/>
-              </w:rPr>
-              <w:t>”</w:t>
-            </w:r>
-            <w:proofErr w:type="gramEnd"/>
-            <w:r>
-              <w:rPr>
-                <w:rFonts w:ascii="思源黑体 CN Bold" w:eastAsia="思源黑体 CN Bold" w:hAnsi="思源黑体 CN Bold"/>
-                <w:b/>
-                <w:bCs/>
-                <w:color w:val="FFFFFF" w:themeColor="background1"/>
-                <w:sz w:val="18"/>
-                <w:szCs w:val="18"/>
-              </w:rPr>
-              <w:t>%}</w:t>
+              <w:t>==”MSI-H”%}</w:t>
             </w:r>
             <w:r>
               <w:rPr>
@@ -14351,25 +13275,7 @@
                 <w:sz w:val="17"/>
                 <w:szCs w:val="17"/>
               </w:rPr>
-              <w:t>基因启动子区高甲基</w:t>
-            </w:r>
-            <w:proofErr w:type="gramStart"/>
-            <w:r>
-              <w:rPr>
-                <w:rFonts w:ascii="思源黑体 CN Normal" w:eastAsia="思源黑体 CN Normal" w:hAnsi="思源黑体 CN Normal" w:hint="eastAsia"/>
-                <w:sz w:val="17"/>
-                <w:szCs w:val="17"/>
-              </w:rPr>
-              <w:t>化引起</w:t>
-            </w:r>
-            <w:proofErr w:type="gramEnd"/>
-            <w:r>
-              <w:rPr>
-                <w:rFonts w:ascii="思源黑体 CN Normal" w:eastAsia="思源黑体 CN Normal" w:hAnsi="思源黑体 CN Normal" w:hint="eastAsia"/>
-                <w:sz w:val="17"/>
-                <w:szCs w:val="17"/>
-              </w:rPr>
-              <w:t>的MLH</w:t>
+              <w:t>基因启动子区高甲基化引起的MLH</w:t>
             </w:r>
             <w:r>
               <w:rPr>
@@ -14516,25 +13422,7 @@
                 <w:sz w:val="17"/>
                 <w:szCs w:val="17"/>
               </w:rPr>
-              <w:t>结合POLE基因核酸外切酶结构域突变状态、MMR/MSI状态和p53状态进行子宫内膜</w:t>
-            </w:r>
-            <w:proofErr w:type="gramStart"/>
-            <w:r>
-              <w:rPr>
-                <w:rFonts w:ascii="思源黑体 CN Normal" w:eastAsia="思源黑体 CN Normal" w:hAnsi="思源黑体 CN Normal"/>
-                <w:sz w:val="17"/>
-                <w:szCs w:val="17"/>
-              </w:rPr>
-              <w:t>癌分子</w:t>
-            </w:r>
-            <w:proofErr w:type="gramEnd"/>
-            <w:r>
-              <w:rPr>
-                <w:rFonts w:ascii="思源黑体 CN Normal" w:eastAsia="思源黑体 CN Normal" w:hAnsi="思源黑体 CN Normal"/>
-                <w:sz w:val="17"/>
-                <w:szCs w:val="17"/>
-              </w:rPr>
-              <w:t>分型。根据WHO女性生殖器官肿瘤分类（第5版）分为4种类型：POLE mut（POLE突变型，POLE mutation）、</w:t>
+              <w:t>结合POLE基因核酸外切酶结构域突变状态、MMR/MSI状态和p53状态进行子宫内膜癌分子分型。根据WHO女性生殖器官肿瘤分类（第5版）分为4种类型：POLE mut（POLE突变型，POLE mutation）、</w:t>
             </w:r>
             <w:proofErr w:type="spellStart"/>
             <w:r>
@@ -14858,36 +13746,15 @@
                 <w:sz w:val="17"/>
                 <w:szCs w:val="17"/>
               </w:rPr>
-              <w:t>%endif</w:t>
-            </w:r>
-            <w:proofErr w:type="gramStart"/>
-            <w:r>
-              <w:rPr>
-                <w:rFonts w:ascii="思源黑体 CN Normal" w:eastAsia="思源黑体 CN Normal" w:hAnsi="思源黑体 CN Normal"/>
-                <w:b/>
-                <w:bCs/>
-                <w:color w:val="0070C0"/>
-                <w:sz w:val="17"/>
-                <w:szCs w:val="17"/>
-              </w:rPr>
-              <w:t>%}</w:t>
-            </w:r>
-            <w:r>
-              <w:rPr>
-                <w:rFonts w:ascii="思源黑体 CN Normal" w:eastAsia="思源黑体 CN Normal" w:hAnsi="思源黑体 CN Normal" w:hint="eastAsia"/>
-                <w:sz w:val="17"/>
-                <w:szCs w:val="17"/>
-              </w:rPr>
-              <w:t>{</w:t>
-            </w:r>
-            <w:proofErr w:type="gramEnd"/>
-            <w:r>
-              <w:rPr>
-                <w:rFonts w:ascii="思源黑体 CN Normal" w:eastAsia="思源黑体 CN Normal" w:hAnsi="思源黑体 CN Normal" w:hint="eastAsia"/>
-                <w:sz w:val="17"/>
-                <w:szCs w:val="17"/>
-              </w:rPr>
-              <w:t>{</w:t>
+              <w:t>%endif%}</w:t>
+            </w:r>
+            <w:r>
+              <w:rPr>
+                <w:rFonts w:ascii="思源黑体 CN Normal" w:eastAsia="思源黑体 CN Normal" w:hAnsi="思源黑体 CN Normal" w:hint="eastAsia"/>
+                <w:sz w:val="17"/>
+                <w:szCs w:val="17"/>
+              </w:rPr>
+              <w:t>{{</w:t>
             </w:r>
             <w:proofErr w:type="spellStart"/>
             <w:r>
@@ -15093,25 +13960,7 @@
           <w:sz w:val="16"/>
           <w:szCs w:val="16"/>
         </w:rPr>
-        <w:t>var.var_</w:t>
-      </w:r>
-      <w:proofErr w:type="gramStart"/>
-      <w:r>
-        <w:rPr>
-          <w:rFonts w:ascii="思源黑体 CN Normal" w:eastAsia="思源黑体 CN Normal" w:hAnsi="思源黑体 CN Normal"/>
-          <w:sz w:val="16"/>
-          <w:szCs w:val="16"/>
-        </w:rPr>
-        <w:t>somatic.level</w:t>
-      </w:r>
-      <w:proofErr w:type="gramEnd"/>
-      <w:r>
-        <w:rPr>
-          <w:rFonts w:ascii="思源黑体 CN Normal" w:eastAsia="思源黑体 CN Normal" w:hAnsi="思源黑体 CN Normal"/>
-          <w:sz w:val="16"/>
-          <w:szCs w:val="16"/>
-        </w:rPr>
-        <w:t>_I</w:t>
+        <w:t>var.var_somatic.level_I</w:t>
       </w:r>
       <w:proofErr w:type="spellEnd"/>
       <w:r>
@@ -15173,25 +14022,7 @@
           <w:sz w:val="16"/>
           <w:szCs w:val="16"/>
         </w:rPr>
-        <w:t>var.var_</w:t>
-      </w:r>
-      <w:proofErr w:type="gramStart"/>
-      <w:r>
-        <w:rPr>
-          <w:rFonts w:ascii="思源黑体 CN Normal" w:eastAsia="思源黑体 CN Normal" w:hAnsi="思源黑体 CN Normal"/>
-          <w:sz w:val="16"/>
-          <w:szCs w:val="16"/>
-        </w:rPr>
-        <w:t>somatic.level</w:t>
-      </w:r>
-      <w:proofErr w:type="gramEnd"/>
-      <w:r>
-        <w:rPr>
-          <w:rFonts w:ascii="思源黑体 CN Normal" w:eastAsia="思源黑体 CN Normal" w:hAnsi="思源黑体 CN Normal"/>
-          <w:sz w:val="16"/>
-          <w:szCs w:val="16"/>
-        </w:rPr>
-        <w:t>_I</w:t>
+        <w:t>var.var_somatic.level_I</w:t>
       </w:r>
       <w:proofErr w:type="spellEnd"/>
       <w:r>
@@ -15280,7 +14111,6 @@
               <w:t>{{</w:t>
             </w:r>
             <w:proofErr w:type="spellStart"/>
-            <w:proofErr w:type="gramStart"/>
             <w:r>
               <w:rPr>
                 <w:rFonts w:ascii="思源黑体 CN Bold" w:eastAsia="思源黑体 CN Bold" w:hAnsi="思源黑体 CN Bold"/>
@@ -15290,9 +14120,9 @@
                 <w:sz w:val="18"/>
                 <w:szCs w:val="18"/>
               </w:rPr>
-              <w:t>a.gene</w:t>
-            </w:r>
-            <w:proofErr w:type="gramEnd"/>
+              <w:t>a.gene_symbol</w:t>
+            </w:r>
+            <w:proofErr w:type="spellEnd"/>
             <w:r>
               <w:rPr>
                 <w:rFonts w:ascii="思源黑体 CN Bold" w:eastAsia="思源黑体 CN Bold" w:hAnsi="思源黑体 CN Bold"/>
@@ -15302,18 +14132,6 @@
                 <w:sz w:val="18"/>
                 <w:szCs w:val="18"/>
               </w:rPr>
-              <w:t>_symbol</w:t>
-            </w:r>
-            <w:proofErr w:type="spellEnd"/>
-            <w:r>
-              <w:rPr>
-                <w:rFonts w:ascii="思源黑体 CN Bold" w:eastAsia="思源黑体 CN Bold" w:hAnsi="思源黑体 CN Bold"/>
-                <w:i/>
-                <w:iCs/>
-                <w:color w:val="FFFFFF" w:themeColor="background1"/>
-                <w:sz w:val="18"/>
-                <w:szCs w:val="18"/>
-              </w:rPr>
               <w:t>}}</w:t>
             </w:r>
             <w:r>
@@ -15475,23 +14293,13 @@
               <w:t>{{</w:t>
             </w:r>
             <w:proofErr w:type="spellStart"/>
-            <w:proofErr w:type="gramStart"/>
-            <w:r>
-              <w:rPr>
-                <w:rFonts w:ascii="思源黑体 CN Normal" w:eastAsia="思源黑体 CN Normal" w:hAnsi="思源黑体 CN Normal"/>
-                <w:sz w:val="17"/>
-                <w:szCs w:val="17"/>
-              </w:rPr>
-              <w:t>a.gene</w:t>
-            </w:r>
-            <w:proofErr w:type="gramEnd"/>
-            <w:r>
-              <w:rPr>
-                <w:rFonts w:ascii="思源黑体 CN Normal" w:eastAsia="思源黑体 CN Normal" w:hAnsi="思源黑体 CN Normal"/>
-                <w:sz w:val="17"/>
-                <w:szCs w:val="17"/>
-              </w:rPr>
-              <w:t>_function|e</w:t>
+            <w:r>
+              <w:rPr>
+                <w:rFonts w:ascii="思源黑体 CN Normal" w:eastAsia="思源黑体 CN Normal" w:hAnsi="思源黑体 CN Normal"/>
+                <w:sz w:val="17"/>
+                <w:szCs w:val="17"/>
+              </w:rPr>
+              <w:t>a.gene_function|e</w:t>
             </w:r>
             <w:proofErr w:type="spellEnd"/>
             <w:r>
@@ -15563,23 +14371,13 @@
               <w:t>{{</w:t>
             </w:r>
             <w:proofErr w:type="spellStart"/>
-            <w:proofErr w:type="gramStart"/>
-            <w:r>
-              <w:rPr>
-                <w:rFonts w:ascii="思源黑体 CN Normal" w:eastAsia="思源黑体 CN Normal" w:hAnsi="思源黑体 CN Normal" w:hint="eastAsia"/>
-                <w:sz w:val="17"/>
-                <w:szCs w:val="17"/>
-              </w:rPr>
-              <w:t>a.variant</w:t>
-            </w:r>
-            <w:proofErr w:type="gramEnd"/>
-            <w:r>
-              <w:rPr>
-                <w:rFonts w:ascii="思源黑体 CN Normal" w:eastAsia="思源黑体 CN Normal" w:hAnsi="思源黑体 CN Normal" w:hint="eastAsia"/>
-                <w:sz w:val="17"/>
-                <w:szCs w:val="17"/>
-              </w:rPr>
-              <w:t>_desc_cn|e</w:t>
+            <w:r>
+              <w:rPr>
+                <w:rFonts w:ascii="思源黑体 CN Normal" w:eastAsia="思源黑体 CN Normal" w:hAnsi="思源黑体 CN Normal" w:hint="eastAsia"/>
+                <w:sz w:val="17"/>
+                <w:szCs w:val="17"/>
+              </w:rPr>
+              <w:t>a.variant_desc_cn|e</w:t>
             </w:r>
             <w:proofErr w:type="spellEnd"/>
             <w:r>
@@ -15885,36 +14683,15 @@
                 <w:sz w:val="17"/>
                 <w:szCs w:val="17"/>
               </w:rPr>
-              <w:t>%endif</w:t>
-            </w:r>
-            <w:proofErr w:type="gramStart"/>
-            <w:r>
-              <w:rPr>
-                <w:rFonts w:ascii="思源黑体 CN Normal" w:eastAsia="思源黑体 CN Normal" w:hAnsi="思源黑体 CN Normal"/>
-                <w:b/>
-                <w:bCs/>
-                <w:color w:val="0070C0"/>
-                <w:sz w:val="17"/>
-                <w:szCs w:val="17"/>
-              </w:rPr>
-              <w:t>%}</w:t>
-            </w:r>
-            <w:r>
-              <w:rPr>
-                <w:rFonts w:ascii="思源黑体 CN Normal" w:eastAsia="思源黑体 CN Normal" w:hAnsi="思源黑体 CN Normal" w:hint="eastAsia"/>
-                <w:sz w:val="17"/>
-                <w:szCs w:val="17"/>
-              </w:rPr>
-              <w:t>{</w:t>
-            </w:r>
-            <w:proofErr w:type="gramEnd"/>
-            <w:r>
-              <w:rPr>
-                <w:rFonts w:ascii="思源黑体 CN Normal" w:eastAsia="思源黑体 CN Normal" w:hAnsi="思源黑体 CN Normal" w:hint="eastAsia"/>
-                <w:sz w:val="17"/>
-                <w:szCs w:val="17"/>
-              </w:rPr>
-              <w:t>{</w:t>
+              <w:t>%endif%}</w:t>
+            </w:r>
+            <w:r>
+              <w:rPr>
+                <w:rFonts w:ascii="思源黑体 CN Normal" w:eastAsia="思源黑体 CN Normal" w:hAnsi="思源黑体 CN Normal" w:hint="eastAsia"/>
+                <w:sz w:val="17"/>
+                <w:szCs w:val="17"/>
+              </w:rPr>
+              <w:t>{{</w:t>
             </w:r>
             <w:proofErr w:type="spellStart"/>
             <w:r>
@@ -16528,25 +15305,7 @@
           <w:sz w:val="16"/>
           <w:szCs w:val="16"/>
         </w:rPr>
-        <w:t>var.var_</w:t>
-      </w:r>
-      <w:proofErr w:type="gramStart"/>
-      <w:r>
-        <w:rPr>
-          <w:rFonts w:ascii="思源黑体 CN Normal" w:eastAsia="思源黑体 CN Normal" w:hAnsi="思源黑体 CN Normal"/>
-          <w:sz w:val="16"/>
-          <w:szCs w:val="16"/>
-        </w:rPr>
-        <w:t>somatic.level</w:t>
-      </w:r>
-      <w:proofErr w:type="gramEnd"/>
-      <w:r>
-        <w:rPr>
-          <w:rFonts w:ascii="思源黑体 CN Normal" w:eastAsia="思源黑体 CN Normal" w:hAnsi="思源黑体 CN Normal"/>
-          <w:sz w:val="16"/>
-          <w:szCs w:val="16"/>
-        </w:rPr>
-        <w:t>_onco_nodrug</w:t>
+        <w:t>var.var_somatic.level_onco_nodrug</w:t>
       </w:r>
       <w:proofErr w:type="spellEnd"/>
       <w:r>
@@ -16597,25 +15356,7 @@
           <w:sz w:val="16"/>
           <w:szCs w:val="16"/>
         </w:rPr>
-        <w:t>var.var_</w:t>
-      </w:r>
-      <w:proofErr w:type="gramStart"/>
-      <w:r>
-        <w:rPr>
-          <w:rFonts w:ascii="思源黑体 CN Normal" w:eastAsia="思源黑体 CN Normal" w:hAnsi="思源黑体 CN Normal"/>
-          <w:sz w:val="16"/>
-          <w:szCs w:val="16"/>
-        </w:rPr>
-        <w:t>somatic.level</w:t>
-      </w:r>
-      <w:proofErr w:type="gramEnd"/>
-      <w:r>
-        <w:rPr>
-          <w:rFonts w:ascii="思源黑体 CN Normal" w:eastAsia="思源黑体 CN Normal" w:hAnsi="思源黑体 CN Normal"/>
-          <w:sz w:val="16"/>
-          <w:szCs w:val="16"/>
-        </w:rPr>
-        <w:t>_onco_nodrug</w:t>
+        <w:t>var.var_somatic.level_onco_nodrug</w:t>
       </w:r>
       <w:proofErr w:type="spellEnd"/>
       <w:r>
@@ -16680,7 +15421,6 @@
               <w:t>{{</w:t>
             </w:r>
             <w:proofErr w:type="spellStart"/>
-            <w:proofErr w:type="gramStart"/>
             <w:r>
               <w:rPr>
                 <w:rFonts w:ascii="思源黑体 CN Bold" w:eastAsia="思源黑体 CN Bold" w:hAnsi="思源黑体 CN Bold"/>
@@ -16690,19 +15430,7 @@
                 <w:sz w:val="18"/>
                 <w:szCs w:val="18"/>
               </w:rPr>
-              <w:t>a.gene</w:t>
-            </w:r>
-            <w:proofErr w:type="gramEnd"/>
-            <w:r>
-              <w:rPr>
-                <w:rFonts w:ascii="思源黑体 CN Bold" w:eastAsia="思源黑体 CN Bold" w:hAnsi="思源黑体 CN Bold"/>
-                <w:i/>
-                <w:iCs/>
-                <w:color w:val="FFFFFF" w:themeColor="background1"/>
-                <w:sz w:val="18"/>
-                <w:szCs w:val="18"/>
-              </w:rPr>
-              <w:t>_symbol</w:t>
+              <w:t>a.gene_symbol</w:t>
             </w:r>
             <w:proofErr w:type="spellEnd"/>
             <w:r>
@@ -16886,23 +15614,13 @@
               <w:t>{{</w:t>
             </w:r>
             <w:proofErr w:type="spellStart"/>
-            <w:proofErr w:type="gramStart"/>
-            <w:r>
-              <w:rPr>
-                <w:rFonts w:ascii="思源黑体 CN Normal" w:eastAsia="思源黑体 CN Normal" w:hAnsi="思源黑体 CN Normal"/>
-                <w:sz w:val="17"/>
-                <w:szCs w:val="17"/>
-              </w:rPr>
-              <w:t>a.gene</w:t>
-            </w:r>
-            <w:proofErr w:type="gramEnd"/>
-            <w:r>
-              <w:rPr>
-                <w:rFonts w:ascii="思源黑体 CN Normal" w:eastAsia="思源黑体 CN Normal" w:hAnsi="思源黑体 CN Normal"/>
-                <w:sz w:val="17"/>
-                <w:szCs w:val="17"/>
-              </w:rPr>
-              <w:t>_function|e</w:t>
+            <w:r>
+              <w:rPr>
+                <w:rFonts w:ascii="思源黑体 CN Normal" w:eastAsia="思源黑体 CN Normal" w:hAnsi="思源黑体 CN Normal"/>
+                <w:sz w:val="17"/>
+                <w:szCs w:val="17"/>
+              </w:rPr>
+              <w:t>a.gene_function|e</w:t>
             </w:r>
             <w:proofErr w:type="spellEnd"/>
             <w:r>
@@ -16985,23 +15703,13 @@
               <w:t>{{</w:t>
             </w:r>
             <w:proofErr w:type="spellStart"/>
-            <w:proofErr w:type="gramStart"/>
-            <w:r>
-              <w:rPr>
-                <w:rFonts w:ascii="思源黑体 CN Normal" w:eastAsia="思源黑体 CN Normal" w:hAnsi="思源黑体 CN Normal" w:hint="eastAsia"/>
-                <w:sz w:val="17"/>
-                <w:szCs w:val="17"/>
-              </w:rPr>
-              <w:t>a.variant</w:t>
-            </w:r>
-            <w:proofErr w:type="gramEnd"/>
-            <w:r>
-              <w:rPr>
-                <w:rFonts w:ascii="思源黑体 CN Normal" w:eastAsia="思源黑体 CN Normal" w:hAnsi="思源黑体 CN Normal" w:hint="eastAsia"/>
-                <w:sz w:val="17"/>
-                <w:szCs w:val="17"/>
-              </w:rPr>
-              <w:t>_desc_cn|e</w:t>
+            <w:r>
+              <w:rPr>
+                <w:rFonts w:ascii="思源黑体 CN Normal" w:eastAsia="思源黑体 CN Normal" w:hAnsi="思源黑体 CN Normal" w:hint="eastAsia"/>
+                <w:sz w:val="17"/>
+                <w:szCs w:val="17"/>
+              </w:rPr>
+              <w:t>a.variant_desc_cn|e</w:t>
             </w:r>
             <w:proofErr w:type="spellEnd"/>
             <w:r>
@@ -17955,7 +16663,6 @@
               <w:t xml:space="preserve">{%if </w:t>
             </w:r>
             <w:proofErr w:type="spellStart"/>
-            <w:proofErr w:type="gramStart"/>
             <w:r>
               <w:rPr>
                 <w:rFonts w:ascii="思源黑体 CN Normal" w:eastAsia="思源黑体 CN Normal" w:hAnsi="思源黑体 CN Normal" w:cs="思源黑体 CN Light"/>
@@ -17963,17 +16670,7 @@
                 <w:sz w:val="17"/>
                 <w:szCs w:val="17"/>
               </w:rPr>
-              <w:t>sample.tumor</w:t>
-            </w:r>
-            <w:proofErr w:type="gramEnd"/>
-            <w:r>
-              <w:rPr>
-                <w:rFonts w:ascii="思源黑体 CN Normal" w:eastAsia="思源黑体 CN Normal" w:hAnsi="思源黑体 CN Normal" w:cs="思源黑体 CN Light"/>
-                <w:kern w:val="0"/>
-                <w:sz w:val="17"/>
-                <w:szCs w:val="17"/>
-              </w:rPr>
-              <w:t>_content</w:t>
+              <w:t>sample.tumor_content</w:t>
             </w:r>
             <w:proofErr w:type="spellEnd"/>
             <w:r>
@@ -18274,29 +16971,7 @@
                 <w:szCs w:val="17"/>
                 <w:lang w:bidi="ar"/>
               </w:rPr>
-              <w:t xml:space="preserve"> and lib_quality_control.lib_dna_qc.dna_qty</w:t>
-            </w:r>
-            <w:proofErr w:type="gramStart"/>
-            <w:r>
-              <w:rPr>
-                <w:rFonts w:ascii="思源黑体 CN Normal" w:eastAsia="思源黑体 CN Normal" w:hAnsi="思源黑体 CN Normal" w:cs="思源黑体 CN Light"/>
-                <w:kern w:val="0"/>
-                <w:sz w:val="17"/>
-                <w:szCs w:val="17"/>
-                <w:lang w:bidi="ar"/>
-              </w:rPr>
-              <w:t>%}{</w:t>
-            </w:r>
-            <w:proofErr w:type="gramEnd"/>
-            <w:r>
-              <w:rPr>
-                <w:rFonts w:ascii="思源黑体 CN Normal" w:eastAsia="思源黑体 CN Normal" w:hAnsi="思源黑体 CN Normal" w:cs="思源黑体 CN Light"/>
-                <w:kern w:val="0"/>
-                <w:sz w:val="17"/>
-                <w:szCs w:val="17"/>
-                <w:lang w:bidi="ar"/>
-              </w:rPr>
-              <w:t>{lib_quality_control.lib_dna_qc.dna_qty|replace(“.00”,””)}}{%else%}{%endif%}</w:t>
+              <w:t xml:space="preserve"> and lib_quality_control.lib_dna_qc.dna_qty%}{{lib_quality_control.lib_dna_qc.dna_qty|replace(“.00”,””)}}{%else%}{%endif%}</w:t>
             </w:r>
           </w:p>
         </w:tc>
@@ -18497,29 +17172,7 @@
                 <w:szCs w:val="17"/>
                 <w:lang w:bidi="ar"/>
               </w:rPr>
-              <w:t xml:space="preserve"> and lib_quality_control.lib_dna_</w:t>
-            </w:r>
-            <w:proofErr w:type="gramStart"/>
-            <w:r>
-              <w:rPr>
-                <w:rFonts w:ascii="思源黑体 CN Normal" w:eastAsia="思源黑体 CN Normal" w:hAnsi="思源黑体 CN Normal" w:cs="思源黑体 CN Light"/>
-                <w:kern w:val="0"/>
-                <w:sz w:val="17"/>
-                <w:szCs w:val="17"/>
-                <w:lang w:bidi="ar"/>
-              </w:rPr>
-              <w:t>qc.library</w:t>
-            </w:r>
-            <w:proofErr w:type="gramEnd"/>
-            <w:r>
-              <w:rPr>
-                <w:rFonts w:ascii="思源黑体 CN Normal" w:eastAsia="思源黑体 CN Normal" w:hAnsi="思源黑体 CN Normal" w:cs="思源黑体 CN Light"/>
-                <w:kern w:val="0"/>
-                <w:sz w:val="17"/>
-                <w:szCs w:val="17"/>
-                <w:lang w:bidi="ar"/>
-              </w:rPr>
-              <w:t>_qty%}{{lib_quality_control.lib_dna_qc.library_qty|replace(“.00”,””)}}{%else%}{%endif%}</w:t>
+              <w:t xml:space="preserve"> and lib_quality_control.lib_dna_qc.library_qty%}{{lib_quality_control.lib_dna_qc.library_qty|replace(“.00”,””)}}{%else%}{%endif%}</w:t>
             </w:r>
           </w:p>
         </w:tc>
@@ -18678,25 +17331,7 @@
                 <w:sz w:val="17"/>
                 <w:szCs w:val="17"/>
               </w:rPr>
-              <w:t>{{qc.dna_data_</w:t>
-            </w:r>
-            <w:proofErr w:type="gramStart"/>
-            <w:r>
-              <w:rPr>
-                <w:rFonts w:ascii="思源黑体 CN Normal" w:eastAsia="思源黑体 CN Normal" w:hAnsi="思源黑体 CN Normal"/>
-                <w:sz w:val="17"/>
-                <w:szCs w:val="17"/>
-              </w:rPr>
-              <w:t>qc.cleandata</w:t>
-            </w:r>
-            <w:proofErr w:type="gramEnd"/>
-            <w:r>
-              <w:rPr>
-                <w:rFonts w:ascii="思源黑体 CN Normal" w:eastAsia="思源黑体 CN Normal" w:hAnsi="思源黑体 CN Normal"/>
-                <w:sz w:val="17"/>
-                <w:szCs w:val="17"/>
-              </w:rPr>
-              <w:t>_q30}}</w:t>
+              <w:t>{{qc.dna_data_qc.cleandata_q30}}</w:t>
             </w:r>
           </w:p>
         </w:tc>
@@ -18851,25 +17486,7 @@
                 <w:sz w:val="17"/>
                 <w:szCs w:val="17"/>
               </w:rPr>
-              <w:t>qc.dna_data_</w:t>
-            </w:r>
-            <w:proofErr w:type="gramStart"/>
-            <w:r>
-              <w:rPr>
-                <w:rFonts w:ascii="思源黑体 CN Normal" w:eastAsia="思源黑体 CN Normal" w:hAnsi="思源黑体 CN Normal"/>
-                <w:sz w:val="17"/>
-                <w:szCs w:val="17"/>
-              </w:rPr>
-              <w:t>qc.mapping</w:t>
-            </w:r>
-            <w:proofErr w:type="gramEnd"/>
-            <w:r>
-              <w:rPr>
-                <w:rFonts w:ascii="思源黑体 CN Normal" w:eastAsia="思源黑体 CN Normal" w:hAnsi="思源黑体 CN Normal"/>
-                <w:sz w:val="17"/>
-                <w:szCs w:val="17"/>
-              </w:rPr>
-              <w:t>_ratio</w:t>
+              <w:t>qc.dna_data_qc.mapping_ratio</w:t>
             </w:r>
             <w:proofErr w:type="spellEnd"/>
             <w:r>
@@ -19033,25 +17650,7 @@
                 <w:sz w:val="17"/>
                 <w:szCs w:val="17"/>
               </w:rPr>
-              <w:t>qc.dna_data_</w:t>
-            </w:r>
-            <w:proofErr w:type="gramStart"/>
-            <w:r>
-              <w:rPr>
-                <w:rFonts w:ascii="思源黑体 CN Normal" w:eastAsia="思源黑体 CN Normal" w:hAnsi="思源黑体 CN Normal"/>
-                <w:sz w:val="17"/>
-                <w:szCs w:val="17"/>
-              </w:rPr>
-              <w:t>qc.cover</w:t>
-            </w:r>
-            <w:proofErr w:type="gramEnd"/>
-            <w:r>
-              <w:rPr>
-                <w:rFonts w:ascii="思源黑体 CN Normal" w:eastAsia="思源黑体 CN Normal" w:hAnsi="思源黑体 CN Normal"/>
-                <w:sz w:val="17"/>
-                <w:szCs w:val="17"/>
-              </w:rPr>
-              <w:t>_ratio</w:t>
+              <w:t>qc.dna_data_qc.cover_ratio</w:t>
             </w:r>
             <w:proofErr w:type="spellEnd"/>
             <w:r>
@@ -19162,29 +17761,7 @@
                 <w:szCs w:val="17"/>
                 <w:lang w:bidi="ar"/>
               </w:rPr>
-              <w:t>均</w:t>
-            </w:r>
-            <w:proofErr w:type="gramStart"/>
-            <w:r>
-              <w:rPr>
-                <w:rFonts w:ascii="思源黑体 CN Normal" w:eastAsia="思源黑体 CN Normal" w:hAnsi="思源黑体 CN Normal" w:cs="思源黑体 CN Light" w:hint="eastAsia"/>
-                <w:kern w:val="0"/>
-                <w:sz w:val="17"/>
-                <w:szCs w:val="17"/>
-                <w:lang w:bidi="ar"/>
-              </w:rPr>
-              <w:t>一</w:t>
-            </w:r>
-            <w:proofErr w:type="gramEnd"/>
-            <w:r>
-              <w:rPr>
-                <w:rFonts w:ascii="思源黑体 CN Normal" w:eastAsia="思源黑体 CN Normal" w:hAnsi="思源黑体 CN Normal" w:cs="思源黑体 CN Light" w:hint="eastAsia"/>
-                <w:kern w:val="0"/>
-                <w:sz w:val="17"/>
-                <w:szCs w:val="17"/>
-                <w:lang w:bidi="ar"/>
-              </w:rPr>
-              <w:t>性</w:t>
+              <w:t>均一性</w:t>
             </w:r>
             <w:r>
               <w:rPr>
@@ -19228,25 +17805,7 @@
                 <w:sz w:val="17"/>
                 <w:szCs w:val="17"/>
               </w:rPr>
-              <w:t>{{qc.dna_data_</w:t>
-            </w:r>
-            <w:proofErr w:type="gramStart"/>
-            <w:r>
-              <w:rPr>
-                <w:rFonts w:ascii="思源黑体 CN Normal" w:eastAsia="思源黑体 CN Normal" w:hAnsi="思源黑体 CN Normal"/>
-                <w:sz w:val="17"/>
-                <w:szCs w:val="17"/>
-              </w:rPr>
-              <w:t>qc.uni</w:t>
-            </w:r>
-            <w:proofErr w:type="gramEnd"/>
-            <w:r>
-              <w:rPr>
-                <w:rFonts w:ascii="思源黑体 CN Normal" w:eastAsia="思源黑体 CN Normal" w:hAnsi="思源黑体 CN Normal"/>
-                <w:sz w:val="17"/>
-                <w:szCs w:val="17"/>
-              </w:rPr>
-              <w:t>20}}</w:t>
+              <w:t>{{qc.dna_data_qc.uni20}}</w:t>
             </w:r>
           </w:p>
         </w:tc>
@@ -19410,25 +17969,7 @@
                 <w:sz w:val="17"/>
                 <w:szCs w:val="17"/>
               </w:rPr>
-              <w:t>qc.dna_data_</w:t>
-            </w:r>
-            <w:proofErr w:type="gramStart"/>
-            <w:r>
-              <w:rPr>
-                <w:rFonts w:ascii="思源黑体 CN Normal" w:eastAsia="思源黑体 CN Normal" w:hAnsi="思源黑体 CN Normal"/>
-                <w:sz w:val="17"/>
-                <w:szCs w:val="17"/>
-              </w:rPr>
-              <w:t>qc.depth</w:t>
-            </w:r>
-            <w:proofErr w:type="gramEnd"/>
-            <w:r>
-              <w:rPr>
-                <w:rFonts w:ascii="思源黑体 CN Normal" w:eastAsia="思源黑体 CN Normal" w:hAnsi="思源黑体 CN Normal"/>
-                <w:sz w:val="17"/>
-                <w:szCs w:val="17"/>
-              </w:rPr>
-              <w:t>_</w:t>
+              <w:t>qc.dna_data_qc.depth_</w:t>
             </w:r>
             <w:r>
               <w:rPr>
@@ -19591,27 +18132,7 @@
                 <w:szCs w:val="17"/>
                 <w:highlight w:val="yellow"/>
               </w:rPr>
-              <w:t>{%p if qc.dna_data_</w:t>
-            </w:r>
-            <w:proofErr w:type="gramStart"/>
-            <w:r>
-              <w:rPr>
-                <w:rFonts w:ascii="思源黑体 CN Normal" w:eastAsia="思源黑体 CN Normal" w:hAnsi="思源黑体 CN Normal"/>
-                <w:sz w:val="17"/>
-                <w:szCs w:val="17"/>
-                <w:highlight w:val="yellow"/>
-              </w:rPr>
-              <w:t>qc.cleandata</w:t>
-            </w:r>
-            <w:proofErr w:type="gramEnd"/>
-            <w:r>
-              <w:rPr>
-                <w:rFonts w:ascii="思源黑体 CN Normal" w:eastAsia="思源黑体 CN Normal" w:hAnsi="思源黑体 CN Normal"/>
-                <w:sz w:val="17"/>
-                <w:szCs w:val="17"/>
-                <w:highlight w:val="yellow"/>
-              </w:rPr>
-              <w:t xml:space="preserve">_q30_num&gt;=0.75 and </w:t>
+              <w:t xml:space="preserve">{%p if qc.dna_data_qc.cleandata_q30_num&gt;=0.75 and </w:t>
             </w:r>
             <w:proofErr w:type="spellStart"/>
             <w:r>
@@ -19691,7 +18212,6 @@
               <w:t xml:space="preserve">{%p if </w:t>
             </w:r>
             <w:proofErr w:type="spellStart"/>
-            <w:proofErr w:type="gramStart"/>
             <w:r>
               <w:rPr>
                 <w:rFonts w:ascii="思源黑体 CN Normal" w:eastAsia="思源黑体 CN Normal" w:hAnsi="思源黑体 CN Normal"/>
@@ -19699,17 +18219,7 @@
                 <w:szCs w:val="17"/>
                 <w:highlight w:val="green"/>
               </w:rPr>
-              <w:t>sample.tumor</w:t>
-            </w:r>
-            <w:proofErr w:type="gramEnd"/>
-            <w:r>
-              <w:rPr>
-                <w:rFonts w:ascii="思源黑体 CN Normal" w:eastAsia="思源黑体 CN Normal" w:hAnsi="思源黑体 CN Normal"/>
-                <w:sz w:val="17"/>
-                <w:szCs w:val="17"/>
-                <w:highlight w:val="green"/>
-              </w:rPr>
-              <w:t>_content</w:t>
+              <w:t>sample.tumor_content</w:t>
             </w:r>
             <w:proofErr w:type="spellEnd"/>
             <w:r>
@@ -19847,27 +18357,7 @@
                 <w:szCs w:val="17"/>
                 <w:highlight w:val="magenta"/>
               </w:rPr>
-              <w:t>dna_</w:t>
-            </w:r>
-            <w:proofErr w:type="gramStart"/>
-            <w:r>
-              <w:rPr>
-                <w:rFonts w:ascii="思源黑体 CN Normal" w:eastAsia="思源黑体 CN Normal" w:hAnsi="思源黑体 CN Normal"/>
-                <w:sz w:val="17"/>
-                <w:szCs w:val="17"/>
-                <w:highlight w:val="magenta"/>
-              </w:rPr>
-              <w:t>qc.library</w:t>
-            </w:r>
-            <w:proofErr w:type="gramEnd"/>
-            <w:r>
-              <w:rPr>
-                <w:rFonts w:ascii="思源黑体 CN Normal" w:eastAsia="思源黑体 CN Normal" w:hAnsi="思源黑体 CN Normal"/>
-                <w:sz w:val="17"/>
-                <w:szCs w:val="17"/>
-                <w:highlight w:val="magenta"/>
-              </w:rPr>
-              <w:t>_qty</w:t>
+              <w:t>dna_qc.library_qty</w:t>
             </w:r>
             <w:proofErr w:type="spellEnd"/>
             <w:r>
@@ -19933,25 +18423,7 @@
                 <w:sz w:val="17"/>
                 <w:szCs w:val="17"/>
               </w:rPr>
-              <w:t>(“%”,</w:t>
-            </w:r>
-            <w:proofErr w:type="gramStart"/>
-            <w:r>
-              <w:rPr>
-                <w:rFonts w:ascii="思源黑体 CN Normal" w:eastAsia="思源黑体 CN Normal" w:hAnsi="思源黑体 CN Normal" w:hint="eastAsia"/>
-                <w:sz w:val="17"/>
-                <w:szCs w:val="17"/>
-              </w:rPr>
-              <w:t>””</w:t>
-            </w:r>
-            <w:proofErr w:type="gramEnd"/>
-            <w:r>
-              <w:rPr>
-                <w:rFonts w:ascii="思源黑体 CN Normal" w:eastAsia="思源黑体 CN Normal" w:hAnsi="思源黑体 CN Normal" w:hint="eastAsia"/>
-                <w:sz w:val="17"/>
-                <w:szCs w:val="17"/>
-              </w:rPr>
-              <w:t xml:space="preserve">)|float &gt;= 20 and </w:t>
+              <w:t xml:space="preserve">(“%”,””)|float &gt;= 20 and </w:t>
             </w:r>
             <w:proofErr w:type="spellStart"/>
             <w:r>
@@ -20094,43 +18566,7 @@
                 <w:sz w:val="17"/>
                 <w:szCs w:val="17"/>
               </w:rPr>
-              <w:t>(“%”,</w:t>
-            </w:r>
-            <w:proofErr w:type="gramStart"/>
-            <w:r>
-              <w:rPr>
-                <w:rFonts w:ascii="思源黑体 CN Normal" w:eastAsia="思源黑体 CN Normal" w:hAnsi="思源黑体 CN Normal" w:hint="eastAsia"/>
-                <w:sz w:val="17"/>
-                <w:szCs w:val="17"/>
-              </w:rPr>
-              <w:t>””</w:t>
-            </w:r>
-            <w:proofErr w:type="gramEnd"/>
-            <w:r>
-              <w:rPr>
-                <w:rFonts w:ascii="思源黑体 CN Normal" w:eastAsia="思源黑体 CN Normal" w:hAnsi="思源黑体 CN Normal" w:hint="eastAsia"/>
-                <w:sz w:val="17"/>
-                <w:szCs w:val="17"/>
-              </w:rPr>
-              <w:t>)|float &gt;= 20%}合格（</w:t>
-            </w:r>
-            <w:proofErr w:type="gramStart"/>
-            <w:r>
-              <w:rPr>
-                <w:rFonts w:ascii="思源黑体 CN Normal" w:eastAsia="思源黑体 CN Normal" w:hAnsi="思源黑体 CN Normal" w:hint="eastAsia"/>
-                <w:sz w:val="17"/>
-                <w:szCs w:val="17"/>
-              </w:rPr>
-              <w:t>质控项有</w:t>
-            </w:r>
-            <w:proofErr w:type="gramEnd"/>
-            <w:r>
-              <w:rPr>
-                <w:rFonts w:ascii="思源黑体 CN Normal" w:eastAsia="思源黑体 CN Normal" w:hAnsi="思源黑体 CN Normal" w:hint="eastAsia"/>
-                <w:sz w:val="17"/>
-                <w:szCs w:val="17"/>
-              </w:rPr>
-              <w:t>缺失，请补齐数据后自行评估）{%else%}风险{%endif%}</w:t>
+              <w:t>(“%”,””)|float &gt;= 20%}合格（质控项有缺失，请补齐数据后自行评估）{%else%}风险{%endif%}</w:t>
             </w:r>
           </w:p>
           <w:p>
@@ -20243,27 +18679,7 @@
                 <w:szCs w:val="17"/>
                 <w:highlight w:val="cyan"/>
               </w:rPr>
-              <w:t>lib_quality_control.lib_dna_</w:t>
-            </w:r>
-            <w:proofErr w:type="gramStart"/>
-            <w:r>
-              <w:rPr>
-                <w:rFonts w:ascii="思源黑体 CN Normal" w:eastAsia="思源黑体 CN Normal" w:hAnsi="思源黑体 CN Normal"/>
-                <w:sz w:val="17"/>
-                <w:szCs w:val="17"/>
-                <w:highlight w:val="cyan"/>
-              </w:rPr>
-              <w:t>qc.tumor</w:t>
-            </w:r>
-            <w:proofErr w:type="gramEnd"/>
-            <w:r>
-              <w:rPr>
-                <w:rFonts w:ascii="思源黑体 CN Normal" w:eastAsia="思源黑体 CN Normal" w:hAnsi="思源黑体 CN Normal"/>
-                <w:sz w:val="17"/>
-                <w:szCs w:val="17"/>
-                <w:highlight w:val="cyan"/>
-              </w:rPr>
-              <w:t>_content</w:t>
+              <w:t>lib_quality_control.lib_dna_qc.tumor_content</w:t>
             </w:r>
             <w:proofErr w:type="spellEnd"/>
             <w:r>
@@ -20391,27 +18807,7 @@
                 <w:szCs w:val="17"/>
                 <w:highlight w:val="magenta"/>
               </w:rPr>
-              <w:t>dna_</w:t>
-            </w:r>
-            <w:proofErr w:type="gramStart"/>
-            <w:r>
-              <w:rPr>
-                <w:rFonts w:ascii="思源黑体 CN Normal" w:eastAsia="思源黑体 CN Normal" w:hAnsi="思源黑体 CN Normal"/>
-                <w:sz w:val="17"/>
-                <w:szCs w:val="17"/>
-                <w:highlight w:val="magenta"/>
-              </w:rPr>
-              <w:t>qc.library</w:t>
-            </w:r>
-            <w:proofErr w:type="gramEnd"/>
-            <w:r>
-              <w:rPr>
-                <w:rFonts w:ascii="思源黑体 CN Normal" w:eastAsia="思源黑体 CN Normal" w:hAnsi="思源黑体 CN Normal"/>
-                <w:sz w:val="17"/>
-                <w:szCs w:val="17"/>
-                <w:highlight w:val="magenta"/>
-              </w:rPr>
-              <w:t>_qty</w:t>
+              <w:t>dna_qc.library_qty</w:t>
             </w:r>
             <w:proofErr w:type="spellEnd"/>
             <w:r>
@@ -20468,25 +18864,7 @@
                 <w:sz w:val="17"/>
                 <w:szCs w:val="17"/>
               </w:rPr>
-              <w:t>(“%”,</w:t>
-            </w:r>
-            <w:proofErr w:type="gramStart"/>
-            <w:r>
-              <w:rPr>
-                <w:rFonts w:ascii="思源黑体 CN Normal" w:eastAsia="思源黑体 CN Normal" w:hAnsi="思源黑体 CN Normal" w:hint="eastAsia"/>
-                <w:sz w:val="17"/>
-                <w:szCs w:val="17"/>
-              </w:rPr>
-              <w:t>””</w:t>
-            </w:r>
-            <w:proofErr w:type="gramEnd"/>
-            <w:r>
-              <w:rPr>
-                <w:rFonts w:ascii="思源黑体 CN Normal" w:eastAsia="思源黑体 CN Normal" w:hAnsi="思源黑体 CN Normal" w:hint="eastAsia"/>
-                <w:sz w:val="17"/>
-                <w:szCs w:val="17"/>
-              </w:rPr>
-              <w:t xml:space="preserve">)|float &gt;= 20 and </w:t>
+              <w:t xml:space="preserve">(“%”,””)|float &gt;= 20 and </w:t>
             </w:r>
             <w:proofErr w:type="spellStart"/>
             <w:r>
@@ -20629,43 +19007,7 @@
                 <w:sz w:val="17"/>
                 <w:szCs w:val="17"/>
               </w:rPr>
-              <w:t>(“%”,</w:t>
-            </w:r>
-            <w:proofErr w:type="gramStart"/>
-            <w:r>
-              <w:rPr>
-                <w:rFonts w:ascii="思源黑体 CN Normal" w:eastAsia="思源黑体 CN Normal" w:hAnsi="思源黑体 CN Normal" w:hint="eastAsia"/>
-                <w:sz w:val="17"/>
-                <w:szCs w:val="17"/>
-              </w:rPr>
-              <w:t>””</w:t>
-            </w:r>
-            <w:proofErr w:type="gramEnd"/>
-            <w:r>
-              <w:rPr>
-                <w:rFonts w:ascii="思源黑体 CN Normal" w:eastAsia="思源黑体 CN Normal" w:hAnsi="思源黑体 CN Normal" w:hint="eastAsia"/>
-                <w:sz w:val="17"/>
-                <w:szCs w:val="17"/>
-              </w:rPr>
-              <w:t>)|float &gt;= 20%}合格（</w:t>
-            </w:r>
-            <w:proofErr w:type="gramStart"/>
-            <w:r>
-              <w:rPr>
-                <w:rFonts w:ascii="思源黑体 CN Normal" w:eastAsia="思源黑体 CN Normal" w:hAnsi="思源黑体 CN Normal" w:hint="eastAsia"/>
-                <w:sz w:val="17"/>
-                <w:szCs w:val="17"/>
-              </w:rPr>
-              <w:t>质控项有</w:t>
-            </w:r>
-            <w:proofErr w:type="gramEnd"/>
-            <w:r>
-              <w:rPr>
-                <w:rFonts w:ascii="思源黑体 CN Normal" w:eastAsia="思源黑体 CN Normal" w:hAnsi="思源黑体 CN Normal" w:hint="eastAsia"/>
-                <w:sz w:val="17"/>
-                <w:szCs w:val="17"/>
-              </w:rPr>
-              <w:t>缺失，请补齐数据后自行评估）{%else%}风险{%endif%}</w:t>
+              <w:t>(“%”,””)|float &gt;= 20%}合格（质控项有缺失，请补齐数据后自行评估）{%else%}风险{%endif%}</w:t>
             </w:r>
           </w:p>
           <w:p>
@@ -20825,27 +19167,7 @@
                 <w:szCs w:val="17"/>
                 <w:highlight w:val="magenta"/>
               </w:rPr>
-              <w:t>dna_</w:t>
-            </w:r>
-            <w:proofErr w:type="gramStart"/>
-            <w:r>
-              <w:rPr>
-                <w:rFonts w:ascii="思源黑体 CN Normal" w:eastAsia="思源黑体 CN Normal" w:hAnsi="思源黑体 CN Normal"/>
-                <w:sz w:val="17"/>
-                <w:szCs w:val="17"/>
-                <w:highlight w:val="magenta"/>
-              </w:rPr>
-              <w:t>qc.library</w:t>
-            </w:r>
-            <w:proofErr w:type="gramEnd"/>
-            <w:r>
-              <w:rPr>
-                <w:rFonts w:ascii="思源黑体 CN Normal" w:eastAsia="思源黑体 CN Normal" w:hAnsi="思源黑体 CN Normal"/>
-                <w:sz w:val="17"/>
-                <w:szCs w:val="17"/>
-                <w:highlight w:val="magenta"/>
-              </w:rPr>
-              <w:t>_qty</w:t>
+              <w:t>dna_qc.library_qty</w:t>
             </w:r>
             <w:proofErr w:type="spellEnd"/>
             <w:r>
@@ -21009,25 +19331,7 @@
                 <w:sz w:val="17"/>
                 <w:szCs w:val="17"/>
               </w:rPr>
-              <w:t>合格（</w:t>
-            </w:r>
-            <w:proofErr w:type="gramStart"/>
-            <w:r>
-              <w:rPr>
-                <w:rFonts w:ascii="思源黑体 CN Normal" w:eastAsia="思源黑体 CN Normal" w:hAnsi="思源黑体 CN Normal" w:hint="eastAsia"/>
-                <w:sz w:val="17"/>
-                <w:szCs w:val="17"/>
-              </w:rPr>
-              <w:t>质控项有</w:t>
-            </w:r>
-            <w:proofErr w:type="gramEnd"/>
-            <w:r>
-              <w:rPr>
-                <w:rFonts w:ascii="思源黑体 CN Normal" w:eastAsia="思源黑体 CN Normal" w:hAnsi="思源黑体 CN Normal" w:hint="eastAsia"/>
-                <w:sz w:val="17"/>
-                <w:szCs w:val="17"/>
-              </w:rPr>
-              <w:t>缺失，请补齐数据后自行评估）</w:t>
+              <w:t>合格（质控项有缺失，请补齐数据后自行评估）</w:t>
             </w:r>
           </w:p>
           <w:p>
@@ -21229,27 +19533,7 @@
           <w:sz w:val="16"/>
           <w:szCs w:val="16"/>
         </w:rPr>
-        <w:t>仅当送检的样品中含有或可制作石蜡</w:t>
-      </w:r>
-      <w:proofErr w:type="gramStart"/>
-      <w:r>
-        <w:rPr>
-          <w:rFonts w:ascii="思源黑体 CN Normal" w:eastAsia="思源黑体 CN Normal" w:hAnsi="思源黑体 CN Normal" w:hint="eastAsia"/>
-          <w:color w:val="000000" w:themeColor="text1"/>
-          <w:sz w:val="16"/>
-          <w:szCs w:val="16"/>
-        </w:rPr>
-        <w:t>玻</w:t>
-      </w:r>
-      <w:proofErr w:type="gramEnd"/>
-      <w:r>
-        <w:rPr>
-          <w:rFonts w:ascii="思源黑体 CN Normal" w:eastAsia="思源黑体 CN Normal" w:hAnsi="思源黑体 CN Normal" w:hint="eastAsia"/>
-          <w:color w:val="000000" w:themeColor="text1"/>
-          <w:sz w:val="16"/>
-          <w:szCs w:val="16"/>
-        </w:rPr>
-        <w:t>片时才能进行病理质控，若肿瘤细胞含量低于20%，可能会影响检测结果的准确性；</w:t>
+        <w:t>仅当送检的样品中含有或可制作石蜡玻片时才能进行病理质控，若肿瘤细胞含量低于20%，可能会影响检测结果的准确性；</w:t>
       </w:r>
     </w:p>
     <w:p>
@@ -21384,27 +19668,7 @@
           <w:sz w:val="16"/>
           <w:szCs w:val="16"/>
         </w:rPr>
-        <w:t>覆盖度：检测到的区域</w:t>
-      </w:r>
-      <w:proofErr w:type="gramStart"/>
-      <w:r>
-        <w:rPr>
-          <w:rFonts w:ascii="思源黑体 CN Normal" w:eastAsia="思源黑体 CN Normal" w:hAnsi="思源黑体 CN Normal" w:hint="eastAsia"/>
-          <w:color w:val="000000" w:themeColor="text1"/>
-          <w:sz w:val="16"/>
-          <w:szCs w:val="16"/>
-        </w:rPr>
-        <w:t>占目标</w:t>
-      </w:r>
-      <w:proofErr w:type="gramEnd"/>
-      <w:r>
-        <w:rPr>
-          <w:rFonts w:ascii="思源黑体 CN Normal" w:eastAsia="思源黑体 CN Normal" w:hAnsi="思源黑体 CN Normal" w:hint="eastAsia"/>
-          <w:color w:val="000000" w:themeColor="text1"/>
-          <w:sz w:val="16"/>
-          <w:szCs w:val="16"/>
-        </w:rPr>
-        <w:t>区域的比例；</w:t>
+        <w:t>覆盖度：检测到的区域占目标区域的比例；</w:t>
       </w:r>
     </w:p>
     <w:p>
@@ -21431,27 +19695,7 @@
           <w:sz w:val="16"/>
           <w:szCs w:val="16"/>
         </w:rPr>
-        <w:t>均</w:t>
-      </w:r>
-      <w:proofErr w:type="gramStart"/>
-      <w:r>
-        <w:rPr>
-          <w:rFonts w:ascii="思源黑体 CN Normal" w:eastAsia="思源黑体 CN Normal" w:hAnsi="思源黑体 CN Normal" w:hint="eastAsia"/>
-          <w:color w:val="000000" w:themeColor="text1"/>
-          <w:sz w:val="16"/>
-          <w:szCs w:val="16"/>
-        </w:rPr>
-        <w:t>一</w:t>
-      </w:r>
-      <w:proofErr w:type="gramEnd"/>
-      <w:r>
-        <w:rPr>
-          <w:rFonts w:ascii="思源黑体 CN Normal" w:eastAsia="思源黑体 CN Normal" w:hAnsi="思源黑体 CN Normal" w:hint="eastAsia"/>
-          <w:color w:val="000000" w:themeColor="text1"/>
-          <w:sz w:val="16"/>
-          <w:szCs w:val="16"/>
-        </w:rPr>
-        <w:t>性：整体目标区域中，测序深度超过平均深度*20%的区域的占比；</w:t>
+        <w:t>均一性：整体目标区域中，测序深度超过平均深度*20%的区域的占比；</w:t>
       </w:r>
     </w:p>
     <w:p>
@@ -21501,25 +19745,7 @@
           <w:sz w:val="16"/>
           <w:szCs w:val="16"/>
         </w:rPr>
-        <w:t>总体质量评估：依据病理（如适用）、DNA质量、测序质量（Q30、平均有效深度）进行综合评估，判断质</w:t>
-      </w:r>
-      <w:proofErr w:type="gramStart"/>
-      <w:r>
-        <w:rPr>
-          <w:rFonts w:ascii="思源黑体 CN Normal" w:eastAsia="思源黑体 CN Normal" w:hAnsi="思源黑体 CN Normal" w:hint="eastAsia"/>
-          <w:sz w:val="16"/>
-          <w:szCs w:val="16"/>
-        </w:rPr>
-        <w:t>控是否</w:t>
-      </w:r>
-      <w:proofErr w:type="gramEnd"/>
-      <w:r>
-        <w:rPr>
-          <w:rFonts w:ascii="思源黑体 CN Normal" w:eastAsia="思源黑体 CN Normal" w:hAnsi="思源黑体 CN Normal" w:hint="eastAsia"/>
-          <w:sz w:val="16"/>
-          <w:szCs w:val="16"/>
-        </w:rPr>
-        <w:t>合格。</w:t>
+        <w:t>总体质量评估：依据病理（如适用）、DNA质量、测序质量（Q30、平均有效深度）进行综合评估，判断质控是否合格。</w:t>
       </w:r>
       <w:bookmarkEnd w:id="5"/>
       <w:r>
@@ -21855,25 +20081,7 @@
           <w:sz w:val="18"/>
           <w:szCs w:val="18"/>
         </w:rPr>
-        <w:t>本检测项目对送检样本进行检测，并对与肿瘤诊断、治疗和预后密切相关具有临床意义的检测结果进行详细解读（详细检测基因</w:t>
-      </w:r>
-      <w:proofErr w:type="gramStart"/>
-      <w:r>
-        <w:rPr>
-          <w:rFonts w:ascii="思源黑体 CN Normal" w:eastAsia="思源黑体 CN Normal" w:hAnsi="思源黑体 CN Normal" w:hint="eastAsia"/>
-          <w:sz w:val="18"/>
-          <w:szCs w:val="18"/>
-        </w:rPr>
-        <w:t>列表见</w:t>
-      </w:r>
-      <w:proofErr w:type="gramEnd"/>
-      <w:r>
-        <w:rPr>
-          <w:rFonts w:ascii="思源黑体 CN Normal" w:eastAsia="思源黑体 CN Normal" w:hAnsi="思源黑体 CN Normal" w:hint="eastAsia"/>
-          <w:sz w:val="18"/>
-          <w:szCs w:val="18"/>
-        </w:rPr>
-        <w:t>本报告附录），为临床实体瘤患者的临床诊断治疗提供辅助参考。</w:t>
+        <w:t>本检测项目对送检样本进行检测，并对与肿瘤诊断、治疗和预后密切相关具有临床意义的检测结果进行详细解读（详细检测基因列表见本报告附录），为临床实体瘤患者的临床诊断治疗提供辅助参考。</w:t>
       </w:r>
     </w:p>
     <w:p>
@@ -22146,25 +20354,7 @@
           <w:sz w:val="18"/>
           <w:szCs w:val="18"/>
         </w:rPr>
-        <w:t>专家</w:t>
-      </w:r>
-      <w:proofErr w:type="gramStart"/>
-      <w:r>
-        <w:rPr>
-          <w:rFonts w:ascii="思源黑体 CN Normal" w:eastAsia="思源黑体 CN Normal" w:hAnsi="思源黑体 CN Normal" w:hint="eastAsia"/>
-          <w:sz w:val="18"/>
-          <w:szCs w:val="18"/>
-        </w:rPr>
-        <w:t>组发布</w:t>
-      </w:r>
-      <w:proofErr w:type="gramEnd"/>
-      <w:r>
-        <w:rPr>
-          <w:rFonts w:ascii="思源黑体 CN Normal" w:eastAsia="思源黑体 CN Normal" w:hAnsi="思源黑体 CN Normal" w:hint="eastAsia"/>
-          <w:sz w:val="18"/>
-          <w:szCs w:val="18"/>
-        </w:rPr>
-        <w:t>的特殊基因变异解读指南，遗传变异分为5个等级：致病性、疑似致病性、意义不明确、疑似良性、良性。</w:t>
+        <w:t>专家组发布的特殊基因变异解读指南，遗传变异分为5个等级：致病性、疑似致病性、意义不明确、疑似良性、良性。</w:t>
       </w:r>
     </w:p>
     <w:p>
@@ -22346,7 +20536,41 @@
           <w:sz w:val="18"/>
           <w:szCs w:val="18"/>
         </w:rPr>
-        <w:t>}}与中国专家共识《二代测序临床报告解读指引》，根据变异在不同癌种中对应的药物敏感性、诊断及预后证据分为四个等级：A级、B级、C级、D级。在此基础上，基因变异按照其临床意义的重要性分为四个等级：I类变异（具有强临床意义，具有A或B级证据）、II类变异（具有潜在临床意义，具有C或D级证据）、III类变异（临床意义不明）和IV类变异（良性和可能良性变异，已知无临床意义）。</w:t>
+        <w:t>}}与中国专家共识</w:t>
+      </w:r>
+      <w:r>
+        <w:rPr>
+          <w:rFonts w:ascii="思源黑体 CN Normal" w:eastAsia="思源黑体 CN Normal" w:hAnsi="思源黑体 CN Normal"/>
+          <w:sz w:val="18"/>
+          <w:szCs w:val="18"/>
+        </w:rPr>
+        <w:t>{{</w:t>
+      </w:r>
+      <w:proofErr w:type="spellStart"/>
+      <w:r>
+        <w:rPr>
+          <w:rFonts w:ascii="思源黑体 CN Normal" w:eastAsia="思源黑体 CN Normal" w:hAnsi="思源黑体 CN Normal"/>
+          <w:sz w:val="18"/>
+          <w:szCs w:val="18"/>
+        </w:rPr>
+        <w:t>sample.guideline.ngs_clinic_report_inter</w:t>
+      </w:r>
+      <w:proofErr w:type="spellEnd"/>
+      <w:r>
+        <w:rPr>
+          <w:rFonts w:ascii="思源黑体 CN Normal" w:eastAsia="思源黑体 CN Normal" w:hAnsi="思源黑体 CN Normal"/>
+          <w:sz w:val="18"/>
+          <w:szCs w:val="18"/>
+        </w:rPr>
+        <w:t>}}</w:t>
+      </w:r>
+      <w:r>
+        <w:rPr>
+          <w:rFonts w:ascii="思源黑体 CN Normal" w:eastAsia="思源黑体 CN Normal" w:hAnsi="思源黑体 CN Normal" w:hint="eastAsia"/>
+          <w:sz w:val="18"/>
+          <w:szCs w:val="18"/>
+        </w:rPr>
+        <w:t>，根据变异在不同癌种中对应的药物敏感性、诊断及预后证据分为四个等级：A级、B级、C级、D级。在此基础上，基因变异按照其临床意义的重要性分为四个等级：I类变异（具有强临床意义，具有A或B级证据）、II类变异（具有潜在临床意义，具有C或D级证据）、III类变异（临床意义不明）和IV类变异（良性和可能良性变异，已知无临床意义）。</w:t>
       </w:r>
     </w:p>
     <w:tbl>
@@ -22563,29 +20787,7 @@
                 <w:sz w:val="16"/>
                 <w:szCs w:val="16"/>
               </w:rPr>
-              <w:t>FDA、NMPA获</w:t>
-            </w:r>
-            <w:proofErr w:type="gramStart"/>
-            <w:r>
-              <w:rPr>
-                <w:rFonts w:ascii="思源黑体 CN Normal" w:eastAsia="思源黑体 CN Normal" w:hAnsi="思源黑体 CN Normal" w:cs="思源黑体 CN Light" w:hint="eastAsia"/>
-                <w:color w:val="000000" w:themeColor="text1"/>
-                <w:kern w:val="0"/>
-                <w:sz w:val="16"/>
-                <w:szCs w:val="16"/>
-              </w:rPr>
-              <w:t>批用于</w:t>
-            </w:r>
-            <w:proofErr w:type="gramEnd"/>
-            <w:r>
-              <w:rPr>
-                <w:rFonts w:ascii="思源黑体 CN Normal" w:eastAsia="思源黑体 CN Normal" w:hAnsi="思源黑体 CN Normal" w:cs="思源黑体 CN Light" w:hint="eastAsia"/>
-                <w:color w:val="000000" w:themeColor="text1"/>
-                <w:kern w:val="0"/>
-                <w:sz w:val="16"/>
-                <w:szCs w:val="16"/>
-              </w:rPr>
-              <w:t>患者肿瘤治疗有响应或耐药的生物标志物</w:t>
+              <w:t>FDA、NMPA获批用于患者肿瘤治疗有响应或耐药的生物标志物</w:t>
             </w:r>
           </w:p>
         </w:tc>
@@ -23118,29 +21320,7 @@
                 <w:sz w:val="16"/>
                 <w:szCs w:val="16"/>
               </w:rPr>
-              <w:t>FDA、NMPA获</w:t>
-            </w:r>
-            <w:proofErr w:type="gramStart"/>
-            <w:r>
-              <w:rPr>
-                <w:rFonts w:ascii="思源黑体 CN Normal" w:eastAsia="思源黑体 CN Normal" w:hAnsi="思源黑体 CN Normal" w:cs="思源黑体 CN Light" w:hint="eastAsia"/>
-                <w:color w:val="000000" w:themeColor="text1"/>
-                <w:kern w:val="0"/>
-                <w:sz w:val="16"/>
-                <w:szCs w:val="16"/>
-              </w:rPr>
-              <w:t>批用于</w:t>
-            </w:r>
-            <w:proofErr w:type="gramEnd"/>
-            <w:r>
-              <w:rPr>
-                <w:rFonts w:ascii="思源黑体 CN Normal" w:eastAsia="思源黑体 CN Normal" w:hAnsi="思源黑体 CN Normal" w:cs="思源黑体 CN Light" w:hint="eastAsia"/>
-                <w:color w:val="000000" w:themeColor="text1"/>
-                <w:kern w:val="0"/>
-                <w:sz w:val="16"/>
-                <w:szCs w:val="16"/>
-              </w:rPr>
-              <w:t>其他肿瘤治疗有响应或耐药的生物标志物</w:t>
+              <w:t>FDA、NMPA获批用于其他肿瘤治疗有响应或耐药的生物标志物</w:t>
             </w:r>
           </w:p>
         </w:tc>
@@ -23525,29 +21705,7 @@
                 <w:sz w:val="16"/>
                 <w:szCs w:val="16"/>
               </w:rPr>
-              <w:t>临床前硏</w:t>
-            </w:r>
-            <w:proofErr w:type="gramStart"/>
-            <w:r>
-              <w:rPr>
-                <w:rFonts w:ascii="思源黑体 CN Normal" w:eastAsia="思源黑体 CN Normal" w:hAnsi="思源黑体 CN Normal" w:cs="思源黑体 CN Light" w:hint="eastAsia"/>
-                <w:color w:val="000000" w:themeColor="text1"/>
-                <w:kern w:val="0"/>
-                <w:sz w:val="16"/>
-                <w:szCs w:val="16"/>
-              </w:rPr>
-              <w:t>究表明</w:t>
-            </w:r>
-            <w:proofErr w:type="gramEnd"/>
-            <w:r>
-              <w:rPr>
-                <w:rFonts w:ascii="思源黑体 CN Normal" w:eastAsia="思源黑体 CN Normal" w:hAnsi="思源黑体 CN Normal" w:cs="思源黑体 CN Light" w:hint="eastAsia"/>
-                <w:color w:val="000000" w:themeColor="text1"/>
-                <w:kern w:val="0"/>
-                <w:sz w:val="16"/>
-                <w:szCs w:val="16"/>
-              </w:rPr>
-              <w:t>具有潜在治疗意义的生物标志物</w:t>
+              <w:t>临床前硏究表明具有潜在治疗意义的生物标志物</w:t>
             </w:r>
           </w:p>
         </w:tc>
@@ -24625,25 +22783,7 @@
           <w:sz w:val="16"/>
           <w:szCs w:val="16"/>
         </w:rPr>
-        <w:t xml:space="preserve">NCCN Clinical Practice Guidelines in Oncology-Uterine Neoplasms. (version </w:t>
-      </w:r>
-      <w:proofErr w:type="gramStart"/>
-      <w:r>
-        <w:rPr>
-          <w:rFonts w:ascii="思源黑体 CN Normal" w:eastAsia="思源黑体 CN Normal" w:hAnsi="思源黑体 CN Normal"/>
-          <w:sz w:val="16"/>
-          <w:szCs w:val="16"/>
-        </w:rPr>
-        <w:t>1.2022)[</w:t>
-      </w:r>
-      <w:proofErr w:type="gramEnd"/>
-      <w:r>
-        <w:rPr>
-          <w:rFonts w:ascii="思源黑体 CN Normal" w:eastAsia="思源黑体 CN Normal" w:hAnsi="思源黑体 CN Normal"/>
-          <w:sz w:val="16"/>
-          <w:szCs w:val="16"/>
-        </w:rPr>
-        <w:t>EB/OL]. http://www.nccn.org</w:t>
+        <w:t>NCCN Clinical Practice Guidelines in Oncology-Uterine Neoplasms. (version 1.2022)[EB/OL]. http://www.nccn.org</w:t>
       </w:r>
     </w:p>
     <w:p>
@@ -24666,25 +22806,7 @@
           <w:sz w:val="16"/>
           <w:szCs w:val="16"/>
         </w:rPr>
-        <w:t>中国抗癌协会妇科肿瘤专业委员会, 中华医学会病理学分会, 国家病理质控中心. 子宫内膜</w:t>
-      </w:r>
-      <w:proofErr w:type="gramStart"/>
-      <w:r>
-        <w:rPr>
-          <w:rFonts w:ascii="思源黑体 CN Normal" w:eastAsia="思源黑体 CN Normal" w:hAnsi="思源黑体 CN Normal" w:hint="eastAsia"/>
-          <w:sz w:val="16"/>
-          <w:szCs w:val="16"/>
-        </w:rPr>
-        <w:t>癌分子</w:t>
-      </w:r>
-      <w:proofErr w:type="gramEnd"/>
-      <w:r>
-        <w:rPr>
-          <w:rFonts w:ascii="思源黑体 CN Normal" w:eastAsia="思源黑体 CN Normal" w:hAnsi="思源黑体 CN Normal" w:hint="eastAsia"/>
-          <w:sz w:val="16"/>
-          <w:szCs w:val="16"/>
-        </w:rPr>
-        <w:t>检测中国专家共识（2021年版）[J]. 中国癌症杂志, 2021, 31(11): 1126-1144.</w:t>
+        <w:t>中国抗癌协会妇科肿瘤专业委员会, 中华医学会病理学分会, 国家病理质控中心. 子宫内膜癌分子检测中国专家共识（2021年版）[J]. 中国癌症杂志, 2021, 31(11): 1126-1144.</w:t>
       </w:r>
     </w:p>
     <w:p>
@@ -24774,7 +22896,6 @@
         <w:t>{%p for a in (</w:t>
       </w:r>
       <w:proofErr w:type="spellStart"/>
-      <w:proofErr w:type="gramStart"/>
       <w:r>
         <w:rPr>
           <w:rFonts w:ascii="思源黑体 CN Normal" w:eastAsia="思源黑体 CN Normal" w:hAnsi="思源黑体 CN Normal"/>
@@ -24784,7 +22905,6 @@
         <w:t>refer.fixed</w:t>
       </w:r>
       <w:proofErr w:type="spellEnd"/>
-      <w:proofErr w:type="gramEnd"/>
       <w:r>
         <w:rPr>
           <w:rFonts w:ascii="思源黑体 CN Normal" w:eastAsia="思源黑体 CN Normal" w:hAnsi="思源黑体 CN Normal"/>
@@ -25262,43 +23382,7 @@
           <w:sz w:val="18"/>
           <w:szCs w:val="18"/>
         </w:rPr>
-        <w:t>本检测范围覆盖10个基因及55个微卫星位点</w:t>
-      </w:r>
-      <w:proofErr w:type="gramStart"/>
-      <w:r>
-        <w:rPr>
-          <w:rFonts w:ascii="思源黑体 CN Normal" w:eastAsia="思源黑体 CN Normal" w:hAnsi="思源黑体 CN Normal" w:hint="eastAsia"/>
-          <w:sz w:val="18"/>
-          <w:szCs w:val="18"/>
-        </w:rPr>
-        <w:t>位点</w:t>
-      </w:r>
-      <w:proofErr w:type="gramEnd"/>
-      <w:r>
-        <w:rPr>
-          <w:rFonts w:ascii="思源黑体 CN Normal" w:eastAsia="思源黑体 CN Normal" w:hAnsi="思源黑体 CN Normal" w:hint="eastAsia"/>
-          <w:sz w:val="18"/>
-          <w:szCs w:val="18"/>
-        </w:rPr>
-        <w:t>，这些基因的变异为已获批或处于临床研究阶段的靶</w:t>
-      </w:r>
-      <w:proofErr w:type="gramStart"/>
-      <w:r>
-        <w:rPr>
-          <w:rFonts w:ascii="思源黑体 CN Normal" w:eastAsia="思源黑体 CN Normal" w:hAnsi="思源黑体 CN Normal" w:hint="eastAsia"/>
-          <w:sz w:val="18"/>
-          <w:szCs w:val="18"/>
-        </w:rPr>
-        <w:t>向药物</w:t>
-      </w:r>
-      <w:proofErr w:type="gramEnd"/>
-      <w:r>
-        <w:rPr>
-          <w:rFonts w:ascii="思源黑体 CN Normal" w:eastAsia="思源黑体 CN Normal" w:hAnsi="思源黑体 CN Normal" w:hint="eastAsia"/>
-          <w:sz w:val="18"/>
-          <w:szCs w:val="18"/>
-        </w:rPr>
-        <w:t>的相关生物标志物。可检测目标区域范围内的点突变、插入缺失。</w:t>
+        <w:t>本检测范围覆盖10个基因及55个微卫星位点位点，这些基因的变异为已获批或处于临床研究阶段的靶向药物的相关生物标志物。可检测目标区域范围内的点突变、插入缺失。</w:t>
       </w:r>
     </w:p>
     <w:p>
@@ -26489,23 +24573,13 @@
       <w:t>{{</w:t>
     </w:r>
     <w:proofErr w:type="spellStart"/>
-    <w:proofErr w:type="gramStart"/>
     <w:r>
       <w:rPr>
         <w:rFonts w:ascii="思源黑体 CN Normal" w:eastAsia="思源黑体 CN Normal" w:hAnsi="思源黑体 CN Normal"/>
         <w:sz w:val="16"/>
         <w:szCs w:val="16"/>
       </w:rPr>
-      <w:t>sample.report</w:t>
-    </w:r>
-    <w:proofErr w:type="gramEnd"/>
-    <w:r>
-      <w:rPr>
-        <w:rFonts w:ascii="思源黑体 CN Normal" w:eastAsia="思源黑体 CN Normal" w:hAnsi="思源黑体 CN Normal"/>
-        <w:sz w:val="16"/>
-        <w:szCs w:val="16"/>
-      </w:rPr>
-      <w:t>_date</w:t>
+      <w:t>sample.report_date</w:t>
     </w:r>
     <w:proofErr w:type="spellEnd"/>
     <w:r>
@@ -28980,6 +27054,10 @@
 </file>
 
 <file path=customXml/item1.xml><?xml version="1.0" encoding="utf-8"?>
+<b:Sources xmlns:b="http://schemas.openxmlformats.org/officeDocument/2006/bibliography" xmlns="http://schemas.openxmlformats.org/officeDocument/2006/bibliography" SelectedStyle="\APA.XSL" StyleName="APA"/>
+</file>
+
+<file path=customXml/item2.xml><?xml version="1.0" encoding="utf-8"?>
 <s:customData xmlns="http://www.wps.cn/officeDocument/2013/wpsCustomData" xmlns:s="http://www.wps.cn/officeDocument/2013/wpsCustomData">
   <customSectProps>
     <customSectPr/>
@@ -28990,22 +27068,18 @@
 </s:customData>
 </file>
 
-<file path=customXml/item2.xml><?xml version="1.0" encoding="utf-8"?>
-<b:Sources xmlns:b="http://schemas.openxmlformats.org/officeDocument/2006/bibliography" xmlns="http://schemas.openxmlformats.org/officeDocument/2006/bibliography" SelectedStyle="\APA.XSL" StyleName="APA"/>
+<file path=customXml/itemProps1.xml><?xml version="1.0" encoding="utf-8"?>
+<ds:datastoreItem xmlns:ds="http://schemas.openxmlformats.org/officeDocument/2006/customXml" ds:itemID="{93D63EFC-205F-49BF-A712-D76F618C8078}">
+  <ds:schemaRefs>
+    <ds:schemaRef ds:uri="http://schemas.openxmlformats.org/officeDocument/2006/bibliography"/>
+  </ds:schemaRefs>
+</ds:datastoreItem>
 </file>
 
-<file path=customXml/itemProps1.xml><?xml version="1.0" encoding="utf-8"?>
+<file path=customXml/itemProps2.xml><?xml version="1.0" encoding="utf-8"?>
 <ds:datastoreItem xmlns:ds="http://schemas.openxmlformats.org/officeDocument/2006/customXml" ds:itemID="{B1977F7D-205B-4081-913C-38D41E755F92}">
   <ds:schemaRefs>
     <ds:schemaRef ds:uri="http://www.wps.cn/officeDocument/2013/wpsCustomData"/>
   </ds:schemaRefs>
 </ds:datastoreItem>
-</file>
-
-<file path=customXml/itemProps2.xml><?xml version="1.0" encoding="utf-8"?>
-<ds:datastoreItem xmlns:ds="http://schemas.openxmlformats.org/officeDocument/2006/customXml" ds:itemID="{93D63EFC-205F-49BF-A712-D76F618C8078}">
-  <ds:schemaRefs>
-    <ds:schemaRef ds:uri="http://schemas.openxmlformats.org/officeDocument/2006/bibliography"/>
-  </ds:schemaRefs>
-</ds:datastoreItem>
 </file>